--- a/docs/documents/RegistroMedia-Documentazione-Completa.docx
+++ b/docs/documents/RegistroMedia-Documentazione-Completa.docx
@@ -7,7 +7,7 @@
         <w:pStyle w:val="Subtitle"/>
       </w:pPr>
       <w:r>
-        <w:t>REGISTROMEDIA</w:t>
+        <w:t>VOTIVA</w:t>
       </w:r>
     </w:p>
     <w:p>
@@ -28,19 +28,19 @@
     </w:p>
     <w:p>
       <w:r>
-        <w:t>Software 0.4.0 · Prerelease personale offline</w:t>
+        <w:t>Software 1.0.0 · Registro personale offline</w:t>
         <w:br/>
         <w:t>Windows · Android · Frontend web</w:t>
       </w:r>
     </w:p>
     <w:p>
       <w:r>
-        <w:t>Documento 1.0 — 30 ottobre 2026</w:t>
+        <w:t>Documento 2.0 — 30 ottobre 2026</w:t>
       </w:r>
     </w:p>
     <w:p>
       <w:r>
-        <w:t>Base: codice f17d702. Stati realizzati, verifiche e attività future esplicitamente distinti.</w:t>
+        <w:t>Perimetro: Votiva 1.0.0. Stati realizzati, verifiche e attività future esplicitamente distinti.</w:t>
       </w:r>
     </w:p>
     <w:p>
@@ -58,7 +58,13 @@
         <w:pStyle w:val="Heading1"/>
       </w:pPr>
       <w:r>
-        <w:t>RegistroMedia</w:t>
+        <w:t>Votiva — Documentazione del progetto</w:t>
+      </w:r>
+    </w:p>
+    <w:p>
+      <w:pPr/>
+      <w:r>
+        <w:t>Documento 2.0 · 30 ottobre 2026 · software 1.0.0. Sostituisce la relazione della versione 0.4.0. Il documento descrive lo stato implementato e distingue i controlli automatici dalle verifiche ancora necessarie.</w:t>
       </w:r>
     </w:p>
     <w:p>
@@ -66,19 +72,19 @@
         <w:pStyle w:val="Heading2"/>
       </w:pPr>
       <w:r>
-        <w:t>Documentazione completa del progetto</w:t>
+        <w:t>1. Obiettivo e confini</w:t>
       </w:r>
     </w:p>
     <w:p>
       <w:pPr/>
       <w:r>
-        <w:t>Versione di riferimento: 0.4.0. Documento 1.0, 30 ottobre 2026. Lingua: italiano. Stato del prodotto: prerelease personale offline. La WBS in appendice e il CSV associato completano questa relazione.</w:t>
+        <w:t>Votiva è un registro personale di voti e medie, utilizzabile offline su Windows, Android e browser moderni. Su iPhone e iPad il sito HTTPS può essere aggiunto alla schermata Home da Safari. Non è pubblicato su App Store. Il cambio nome sostituisce l’identità visibile RegistroMedia; identificatori tecnici e formato dei backup restano stabili.</w:t>
       </w:r>
     </w:p>
     <w:p>
       <w:pPr/>
       <w:r>
-        <w:t>Questo documento descrive il comportamento del codice della versione indicata. Le funzioni implementate, le verifiche automatiche e le attività future sono distinte: una build riuscita non equivale a un collaudo su tutti i dispositivi o a una certificazione di sicurezza. Non sono attribuiti costi, scadenze o risultati di prove non eseguite.</w:t>
+        <w:t>Argo e ogni collegamento al registro scolastico, screenshot/OCR, agenda e simulatore sono rimossi dall’interfaccia, dalle allowlist native, dai file distribuiti e dalle dipendenze. Non esistono API scolastiche, server per gli account, sincronizzazione automatica o recupero password. Non vengono promessi assenza totale di bug, compatibilità con tutti i dispositivi o valutazioni scolastiche ufficiali.</w:t>
       </w:r>
     </w:p>
     <w:p>
@@ -86,61 +92,7 @@
         <w:pStyle w:val="Heading2"/>
       </w:pPr>
       <w:r>
-        <w:t>Indice</w:t>
-      </w:r>
-    </w:p>
-    <w:p>
-      <w:pPr/>
-      <w:r>
-        <w:t>1. Scopo e contesto 2. Ambito e requisiti 3. Esperienza utente 4. Regole scolastiche e formule 5. Importazione da screenshot 6. Architettura e componenti 7. Modello dei dati 8. Sicurezza, privacy e sessione 9. Backup, migrazione e continuità 10. Installazione e sviluppo 11. Build e distribuzione 12. Verifica e criteri di accettazione 13. Rischi, limiti e sviluppi futuri 14. Organizzazione del progetto 15. Glossario e fonti interne Appendice: Work Breakdown Structure.</w:t>
-      </w:r>
-    </w:p>
-    <w:p>
-      <w:pPr>
-        <w:pStyle w:val="Heading2"/>
-      </w:pPr>
-      <w:r>
-        <w:t>1. Scopo e contesto</w:t>
-      </w:r>
-    </w:p>
-    <w:p>
-      <w:pPr/>
-      <w:r>
-        <w:t>RegistroMedia è un registro personale per uno studente che vuole conoscere le proprie medie senza calcolarle a mano. Permette di aggiungere materie e voti, controllare i risultati nei due periodi scolastici e recuperare valutazioni precedenti da screenshot o testo.</w:t>
-      </w:r>
-    </w:p>
-    <w:p>
-      <w:pPr/>
-      <w:r>
-        <w:t>La scelta principale è il funzionamento offline: Windows e Android includono i file necessari e non richiedono un hosting, un dominio o un server che conservi i voti. L'utente mantiene i dati sul proprio dispositivo. Per portarli altrove usa un backup cifrato, non una sincronizzazione automatica.</w:t>
-      </w:r>
-    </w:p>
-    <w:p>
-      <w:pPr/>
-      <w:r>
-        <w:t>Il progetto è indipendente da Argo e dalla scuola. Nell'interfaccia è presente un collegamento al login ufficiale didUP Famiglia, con riferimento all'IIS Cesaris e al codice SG18208 forniti dall'utente. Il collegamento non concede accesso alle API e non importa automaticamente i dati del registro scolastico.</w:t>
-      </w:r>
-    </w:p>
-    <w:p>
-      <w:pPr/>
-      <w:r>
-        <w:t>Il risultato consegnato è una prerelease: sorgenti su GitHub, installer e archivio portabile Windows, APK Android di sviluppo. Esiste un frontend web responsive; non è stato pubblicato un sito per iPhone e non è stata realizzata un'app iOS nativa.</w:t>
-      </w:r>
-    </w:p>
-    <w:p>
-      <w:pPr>
-        <w:pStyle w:val="Heading2"/>
-      </w:pPr>
-      <w:r>
-        <w:t>2. Ambito e requisiti</w:t>
-      </w:r>
-    </w:p>
-    <w:p>
-      <w:pPr>
-        <w:pStyle w:val="Heading3"/>
-      </w:pPr>
-      <w:r>
-        <w:t>2.1 Funzioni comprese</w:t>
+        <w:t>2. Funzionalità e percorsi principali</w:t>
       </w:r>
     </w:p>
     <w:tbl>
@@ -163,7 +115,7 @@
         <w:tc>
           <w:tcPr>
             <w:tcW w:type="dxa" w:w="2243"/>
-            <w:shd w:fill="24304A"/>
+            <w:shd w:fill="193B31"/>
           </w:tcPr>
           <w:p>
             <w:pPr>
@@ -175,14 +127,14 @@
                 <w:color w:val="FFFFFF"/>
                 <w:sz w:val="18"/>
               </w:rPr>
-              <w:t>ID</w:t>
+              <w:t>Funzione</w:t>
             </w:r>
           </w:p>
         </w:tc>
         <w:tc>
           <w:tcPr>
             <w:tcW w:type="dxa" w:w="3120"/>
-            <w:shd w:fill="24304A"/>
+            <w:shd w:fill="193B31"/>
           </w:tcPr>
           <w:p>
             <w:pPr>
@@ -194,14 +146,14 @@
                 <w:color w:val="FFFFFF"/>
                 <w:sz w:val="18"/>
               </w:rPr>
-              <w:t>Requisito</w:t>
+              <w:t>Comportamento</w:t>
             </w:r>
           </w:p>
         </w:tc>
         <w:tc>
           <w:tcPr>
             <w:tcW w:type="dxa" w:w="4388"/>
-            <w:shd w:fill="24304A"/>
+            <w:shd w:fill="193B31"/>
           </w:tcPr>
           <w:p>
             <w:pPr>
@@ -213,7 +165,7 @@
                 <w:color w:val="FFFFFF"/>
                 <w:sz w:val="18"/>
               </w:rPr>
-              <w:t>Realizzazione</w:t>
+              <w:t>Percorso</w:t>
             </w:r>
           </w:p>
         </w:tc>
@@ -234,7 +186,7 @@
               <w:rPr>
                 <w:sz w:val="18"/>
               </w:rPr>
-              <w:t>RF-01</w:t>
+              <w:t>Account</w:t>
             </w:r>
           </w:p>
         </w:tc>
@@ -250,7 +202,7 @@
               <w:rPr>
                 <w:sz w:val="18"/>
               </w:rPr>
-              <w:t>Creare e riaprire un account personale</w:t>
+              <w:t>Registrazione locale con username, nome facoltativo e password da 12 a 128 caratteri</w:t>
             </w:r>
           </w:p>
         </w:tc>
@@ -266,7 +218,7 @@
               <w:rPr>
                 <w:sz w:val="18"/>
               </w:rPr>
-              <w:t>Profilo locale protetto da password, archivio IndexedDB</w:t>
+              <w:t>Accedi / Crea account</w:t>
             </w:r>
           </w:p>
         </w:tc>
@@ -287,7 +239,7 @@
               <w:rPr>
                 <w:sz w:val="18"/>
               </w:rPr>
-              <w:t>RF-02</w:t>
+              <w:t>Materie iniziali</w:t>
             </w:r>
           </w:p>
         </w:tc>
@@ -303,7 +255,7 @@
               <w:rPr>
                 <w:sz w:val="18"/>
               </w:rPr>
-              <w:t>Restare collegati fino a Esci</w:t>
+              <w:t>Italiano, Storia, Informatica, Sistemi e reti, Inglese, Motoria, Educazione civica, Telecomunicazioni, TPSIT, Matematica</w:t>
             </w:r>
           </w:p>
         </w:tc>
@@ -319,7 +271,7 @@
               <w:rPr>
                 <w:sz w:val="18"/>
               </w:rPr>
-              <w:t>Chiave locale non esportabile per riaprire il profilo</w:t>
+              <w:t>Nuovo account</w:t>
             </w:r>
           </w:p>
         </w:tc>
@@ -340,7 +292,7 @@
               <w:rPr>
                 <w:sz w:val="18"/>
               </w:rPr>
-              <w:t>RF-03</w:t>
+              <w:t>Gestione materie</w:t>
             </w:r>
           </w:p>
         </w:tc>
@@ -356,7 +308,7 @@
               <w:rPr>
                 <w:sz w:val="18"/>
               </w:rPr>
-              <w:t>Gestire materie</w:t>
+              <w:t>Aggiunta, rinomina ed eliminazione con conferma; eliminare una materia elimina anche i relativi voti</w:t>
             </w:r>
           </w:p>
         </w:tc>
@@ -372,7 +324,7 @@
               <w:rPr>
                 <w:sz w:val="18"/>
               </w:rPr>
-              <w:t>Creazione, modifica, obiettivo ed eliminazione</w:t>
+              <w:t>Scheda Materie</w:t>
             </w:r>
           </w:p>
         </w:tc>
@@ -393,7 +345,7 @@
               <w:rPr>
                 <w:sz w:val="18"/>
               </w:rPr>
-              <w:t>RF-04</w:t>
+              <w:t>Voti</w:t>
             </w:r>
           </w:p>
         </w:tc>
@@ -409,7 +361,7 @@
               <w:rPr>
                 <w:sz w:val="18"/>
               </w:rPr>
-              <w:t>Gestire voti</w:t>
+              <w:t>Selettore 0,25–10 ogni 0,25, tipo Orale/Scritto/Pratico, data, peso e nota</w:t>
             </w:r>
           </w:p>
         </w:tc>
@@ -425,7 +377,7 @@
               <w:rPr>
                 <w:sz w:val="18"/>
               </w:rPr>
-              <w:t>Inserimento, modifica, eliminazione, tipo, peso e nota</w:t>
+              <w:t>Aggiungi voto</w:t>
             </w:r>
           </w:p>
         </w:tc>
@@ -446,7 +398,7 @@
               <w:rPr>
                 <w:sz w:val="18"/>
               </w:rPr>
-              <w:t>RF-05</w:t>
+              <w:t>Dettaglio materia</w:t>
             </w:r>
           </w:p>
         </w:tc>
@@ -462,7 +414,7 @@
               <w:rPr>
                 <w:sz w:val="18"/>
               </w:rPr>
-              <w:t>Assegnare data e periodo</w:t>
+              <w:t>Voti del periodo selezionato, modifica ed eliminazione</w:t>
             </w:r>
           </w:p>
         </w:tc>
@@ -478,7 +430,7 @@
               <w:rPr>
                 <w:sz w:val="18"/>
               </w:rPr>
-              <w:t>Oggi in Europe/Rome per i nuovi voti; periodo derivato dalla data</w:t>
+              <w:t>Tocca il nome della materia</w:t>
             </w:r>
           </w:p>
         </w:tc>
@@ -499,7 +451,7 @@
               <w:rPr>
                 <w:sz w:val="18"/>
               </w:rPr>
-              <w:t>RF-06</w:t>
+              <w:t>Periodi</w:t>
             </w:r>
           </w:p>
         </w:tc>
@@ -515,7 +467,7 @@
               <w:rPr>
                 <w:sz w:val="18"/>
               </w:rPr>
-              <w:t>Calcolare le medie</w:t>
+              <w:t>Trimestre, pentamestre e anno; anno scolastico selezionabile</w:t>
             </w:r>
           </w:p>
         </w:tc>
@@ -531,7 +483,7 @@
               <w:rPr>
                 <w:sz w:val="18"/>
               </w:rPr>
-              <w:t>Media ponderata per materia; media generale delle materie</w:t>
+              <w:t>Barra sopra la media</w:t>
             </w:r>
           </w:p>
         </w:tc>
@@ -552,7 +504,7 @@
               <w:rPr>
                 <w:sz w:val="18"/>
               </w:rPr>
-              <w:t>RF-07</w:t>
+              <w:t>Date personalizzate</w:t>
             </w:r>
           </w:p>
         </w:tc>
@@ -568,7 +520,7 @@
               <w:rPr>
                 <w:sz w:val="18"/>
               </w:rPr>
-              <w:t>Importare dati precedenti</w:t>
+              <w:t>Inizio trimestre, fine trimestre e fine pentamestre; date ricorrenti ogni anno</w:t>
             </w:r>
           </w:p>
         </w:tc>
@@ -584,7 +536,7 @@
               <w:rPr>
                 <w:sz w:val="18"/>
               </w:rPr>
-              <w:t>OCR locale e testo incollato, con revisione obbligatoria</w:t>
+              <w:t>Account → Date dei periodi</w:t>
             </w:r>
           </w:p>
         </w:tc>
@@ -605,7 +557,7 @@
               <w:rPr>
                 <w:sz w:val="18"/>
               </w:rPr>
-              <w:t>RF-08</w:t>
+              <w:t>Statistiche</w:t>
             </w:r>
           </w:p>
         </w:tc>
@@ -621,7 +573,7 @@
               <w:rPr>
                 <w:sz w:val="18"/>
               </w:rPr>
-              <w:t>Rendere chiari i risultati</w:t>
+              <w:t>Media generale, materie sotto il 6, grafico delle medie, percentuale di voti sufficienti</w:t>
             </w:r>
           </w:p>
         </w:tc>
@@ -637,7 +589,7 @@
               <w:rPr>
                 <w:sz w:val="18"/>
               </w:rPr>
-              <w:t>Rosso sotto 6, verde da 6; testo sufficiente/insufficiente</w:t>
+              <w:t>Schermata principale</w:t>
             </w:r>
           </w:p>
         </w:tc>
@@ -658,7 +610,7 @@
               <w:rPr>
                 <w:sz w:val="18"/>
               </w:rPr>
-              <w:t>RF-09</w:t>
+              <w:t>Password</w:t>
             </w:r>
           </w:p>
         </w:tc>
@@ -674,7 +626,7 @@
               <w:rPr>
                 <w:sz w:val="18"/>
               </w:rPr>
-              <w:t>Cambiare tema</w:t>
+              <w:t>Mostra ciò che viene digitato; cambia la password verificando quella attuale</w:t>
             </w:r>
           </w:p>
         </w:tc>
@@ -690,7 +642,7 @@
               <w:rPr>
                 <w:sz w:val="18"/>
               </w:rPr>
-              <w:t>Chiaro, scuro o automatico, con preferenza salvata</w:t>
+              <w:t>Accesso / Account → Password</w:t>
             </w:r>
           </w:p>
         </w:tc>
@@ -711,7 +663,7 @@
               <w:rPr>
                 <w:sz w:val="18"/>
               </w:rPr>
-              <w:t>RF-10</w:t>
+              <w:t>Backup</w:t>
             </w:r>
           </w:p>
         </w:tc>
@@ -727,7 +679,7 @@
               <w:rPr>
                 <w:sz w:val="18"/>
               </w:rPr>
-              <w:t>Conservare e trasferire i dati</w:t>
+              <w:t>Esportazione cifrata e ripristino verificato dalla password del backup</w:t>
             </w:r>
           </w:p>
         </w:tc>
@@ -743,7 +695,7 @@
               <w:rPr>
                 <w:sz w:val="18"/>
               </w:rPr>
-              <w:t>Backup cifrato, ripristino e controllo dei conflitti</w:t>
+              <w:t>Account o schermata di accesso</w:t>
             </w:r>
           </w:p>
         </w:tc>
@@ -764,7 +716,7 @@
               <w:rPr>
                 <w:sz w:val="18"/>
               </w:rPr>
-              <w:t>RF-11</w:t>
+              <w:t>Aspetto</w:t>
             </w:r>
           </w:p>
         </w:tc>
@@ -780,7 +732,7 @@
               <w:rPr>
                 <w:sz w:val="18"/>
               </w:rPr>
-              <w:t>Offrire strumenti secondari</w:t>
+              <w:t>Chiaro, scuro o tema del sistema</w:t>
             </w:r>
           </w:p>
         </w:tc>
@@ -796,60 +748,7 @@
               <w:rPr>
                 <w:sz w:val="18"/>
               </w:rPr>
-              <w:t>Agenda, obiettivi, simulatore e confronto dei periodi</w:t>
-            </w:r>
-          </w:p>
-        </w:tc>
-      </w:tr>
-      <w:tr>
-        <w:trPr>
-          <w:cantSplit/>
-        </w:trPr>
-        <w:tc>
-          <w:tcPr>
-            <w:tcW w:type="dxa" w:w="2243"/>
-          </w:tcPr>
-          <w:p>
-            <w:pPr>
-              <w:spacing w:after="80"/>
-            </w:pPr>
-            <w:r>
-              <w:rPr>
-                <w:sz w:val="18"/>
-              </w:rPr>
-              <w:t>RF-12</w:t>
-            </w:r>
-          </w:p>
-        </w:tc>
-        <w:tc>
-          <w:tcPr>
-            <w:tcW w:type="dxa" w:w="3120"/>
-          </w:tcPr>
-          <w:p>
-            <w:pPr>
-              <w:spacing w:after="80"/>
-            </w:pPr>
-            <w:r>
-              <w:rPr>
-                <w:sz w:val="18"/>
-              </w:rPr>
-              <w:t>Usare più piattaforme</w:t>
-            </w:r>
-          </w:p>
-        </w:tc>
-        <w:tc>
-          <w:tcPr>
-            <w:tcW w:type="dxa" w:w="4388"/>
-          </w:tcPr>
-          <w:p>
-            <w:pPr>
-              <w:spacing w:after="80"/>
-            </w:pPr>
-            <w:r>
-              <w:rPr>
-                <w:sz w:val="18"/>
-              </w:rPr>
-              <w:t>Applicazioni Windows/Android e frontend web condiviso</w:t>
+              <w:t>Selettore in alto</w:t>
             </w:r>
           </w:p>
         </w:tc>
@@ -857,37 +756,9 @@
     </w:tbl>
     <w:p/>
     <w:p>
-      <w:pPr>
-        <w:pStyle w:val="Heading3"/>
-      </w:pPr>
-      <w:r>
-        <w:t>2.2 Requisiti non funzionali</w:t>
-      </w:r>
-    </w:p>
-    <w:p>
       <w:pPr/>
       <w:r>
-        <w:t>L'interfaccia principale deve restare ridotta a media generale, materie e voti. Le opzioni meno frequenti sono in dettagli espandibili o nel menu Account. L'OCR viene caricato quando serve; il lavoro di riconoscimento è eseguito in un worker per non svolgere tutto nel thread dell'interfaccia.</w:t>
-      </w:r>
-    </w:p>
-    <w:p>
-      <w:pPr/>
-      <w:r>
-        <w:t>I dati personali non devono essere inviati a un backend. I voti devono essere validati prima del salvataggio; un'importazione non deve scrivere righe parziali o assegnare arbitrariamente la data di oggi a valutazioni vecchie. Le dipendenze e i modelli di riconoscimento devono essere riproducibili dal lockfile e inclusi nelle app distribuite.</w:t>
-      </w:r>
-    </w:p>
-    <w:p>
-      <w:pPr>
-        <w:pStyle w:val="Heading3"/>
-      </w:pPr>
-      <w:r>
-        <w:t>2.3 Esclusioni esplicite</w:t>
-      </w:r>
-    </w:p>
-    <w:p>
-      <w:pPr/>
-      <w:r>
-        <w:t>Non sono presenti sincronizzazione cloud, condivisione tra studenti, recupero password via email, accesso alle API Argo, modifica dei voti ufficiali, notifiche push, gestione di classi o segreterie, scansione PDF, riconoscimento garantito di tutti i layout o distribuzione sugli store. Le medie sono indicative e non sostituiscono lo scrutinio dei docenti.</w:t>
+        <w:t>L’accesso resta attivo dopo la chiusura dell’app fino a Esci. I dati di account differenti sono isolati. Le materie predefinite inizializzano solo i nuovi account: i profili esistenti e i backup conservano il proprio elenco.</w:t>
       </w:r>
     </w:p>
     <w:p>
@@ -895,87 +766,43 @@
         <w:pStyle w:val="Heading2"/>
       </w:pPr>
       <w:r>
-        <w:t>3. Esperienza utente</w:t>
-      </w:r>
-    </w:p>
-    <w:p>
-      <w:pPr>
-        <w:pStyle w:val="Heading3"/>
-      </w:pPr>
-      <w:r>
-        <w:t>3.1 Primo accesso</w:t>
+        <w:t>3. Calcoli, soglie e date</w:t>
       </w:r>
     </w:p>
     <w:p>
       <w:pPr/>
       <w:r>
-        <w:t>L'utente sceglie Crea account e inserisce nome utente, password e conferma. Il nome visualizzato è facoltativo; in sua assenza viene usato il nome utente. Il nome utente ammette lettere latine, numeri, punti, trattini e underscore, da 3 a 40 caratteri. La password deve contenere da 12 a 128 caratteri.</w:t>
+        <w:t>La media della materia è Σ(voto × peso) / Σ(pesi). Per esempio, 6 con peso 1 e 9 con peso 2 danno 8. Il peso è maggiore di zero e al massimo 10; il valore predefinito è 1.</w:t>
       </w:r>
     </w:p>
     <w:p>
       <w:pPr/>
       <w:r>
-        <w:t>Il profilo appena creato non contiene voti dimostrativi. La schermata invita ad aggiungere una materia o importare i dati. L'accesso viene mantenuto sul dispositivo fino a Esci; non è più previsto il blocco automatico dopo 15 minuti.</w:t>
-      </w:r>
-    </w:p>
-    <w:p>
-      <w:pPr>
-        <w:pStyle w:val="Heading3"/>
-      </w:pPr>
-      <w:r>
-        <w:t>3.2 Schermata principale</w:t>
+        <w:t>La media generale è la media aritmetica delle medie delle materie che hanno almeno un voto nel filtro corrente. Una materia senza voti non vale zero. Per esempio, Matematica con due 6 e Italiano con un 9 danno media generale 7,5, mentre la media di tutti i singoli voti sarebbe 7. L’anno intero usa tutti i voti dell’anno per ogni materia e non la media semplice delle due medie di periodo.</w:t>
       </w:r>
     </w:p>
     <w:p>
       <w:pPr/>
       <w:r>
-        <w:t>La barra superiore contiene nome dell'app, selettore del tema e accesso all'account. Le azioni principali sono Importa voti e materie e Aggiungi voto. Il filtro del periodo e l'anno scolastico precedono la media generale.</w:t>
+        <w:t>La percentuale è numero di voti ≥ 6 / numero totale di voti × 100, arrotondata all’intero. Non è la percentuale di materie sufficienti né la media convertita in percentuale. Senza voti compare un trattino. Il grafico usa una scala fissa 0–10 e riporta anche il valore numerico per l’accessibilità.</w:t>
       </w:r>
     </w:p>
     <w:p>
       <w:pPr/>
       <w:r>
-        <w:t>Le due schede Materie e Voti evitano di mostrare contemporaneamente tutti i dettagli. In Materie sono visibili nome, numero dei voti, media e azione Modifica. In Voti sono mostrati valutazione, materia, data, periodo e azione di modifica, con filtro per materia. Il testo accompagna il colore: la distinzione non dipende soltanto da rosso e verde.</w:t>
-      </w:r>
-    </w:p>
-    <w:p>
-      <w:pPr>
-        <w:pStyle w:val="Heading3"/>
-      </w:pPr>
-      <w:r>
-        <w:t>3.3 Inserimento quotidiano</w:t>
+        <w:t>Rosso significa valore effettivo inferiore a 6; verde significa almeno 6. Le medie sono mostrate con una o due cifre decimali, ma i calcoli usano i valori completi. L’arrotondamento visivo può differire dalla soglia effettiva per vecchi voti o pesi non standard.</w:t>
       </w:r>
     </w:p>
     <w:p>
       <w:pPr/>
       <w:r>
-        <w:t>Dopo aver aggiunto la materia, l'utente inserisce il voto. La data è già compilata e il tipo ha un valore predefinito; peso e nota sono nelle opzioni aggiuntive. L'utente può correggere la data per una valutazione precedente. I valori vengono validati e salvati nell'archivio cifrato, quindi le medie sono ricalcolate.</w:t>
+        <w:t>Le date sono ISO YYYY-MM-DD; la data di oggi è determinata nel fuso Europe/Rome. L’anno scolastico inizia a settembre. Per impostazione iniziale il trimestre va dal 1° settembre al 31 dicembre, il pentamestre dal 1° gennaio al 30 giugno. I confini sono inclusivi; il pentamestre inizia il giorno dopo la fine del trimestre. È possibile terminare il trimestre a gennaio. Le date devono seguire l’ordine scolastico e terminare entro giugno; il 29 febbraio non è ammesso come confine ricorrente. Luglio e agosto non accettano nuovi voti.</w:t>
       </w:r>
     </w:p>
     <w:p>
       <w:pPr/>
       <w:r>
-        <w:t>Eliminare una materia richiede conferma e rimuove anche i voti e gli impegni associati. Eliminare un voto ricalcola la media ma non cancella la materia. Il controllo di conferma aiuta a distinguere un cambiamento reversibile di un campo dalla rimozione dei dati.</w:t>
-      </w:r>
-    </w:p>
-    <w:p>
-      <w:pPr>
-        <w:pStyle w:val="Heading3"/>
-      </w:pPr>
-      <w:r>
-        <w:t>3.4 Strumenti secondari e temi</w:t>
-      </w:r>
-    </w:p>
-    <w:p>
-      <w:pPr/>
-      <w:r>
-        <w:t>Account → Agenda e simulatore contiene compiti e verifiche, stato completato, scadenze passate, obiettivi per materia e simulatore del prossimo voto. Il confronto tra i periodi è secondario. Spostare questi elementi non elimina i dati precedenti dell'agenda.</w:t>
-      </w:r>
-    </w:p>
-    <w:p>
-      <w:pPr/>
-      <w:r>
-        <w:t>Il tema può essere chiaro, scuro o automatico secondo la preferenza comunicata dal sistema/browser. La scelta è salvata localmente e applicata prima del disegno principale della pagina. Il wrapper Android include anche l'adeguamento dei colori delle barre di sistema sui WebView compatibili.</w:t>
+        <w:t>Cambiare i confini non elimina voti. I voti precedenti esclusi dai nuovi periodi restano in Anno intero. Le impostazioni dei confini valgono per tutti gli anni del profilo; non esiste un calendario diverso per ciascun anno.</w:t>
       </w:r>
     </w:p>
     <w:p>
@@ -983,21 +810,27 @@
         <w:pStyle w:val="Heading2"/>
       </w:pPr>
       <w:r>
-        <w:t>4. Regole scolastiche e formule</w:t>
-      </w:r>
-    </w:p>
-    <w:p>
-      <w:pPr>
-        <w:pStyle w:val="Heading3"/>
-      </w:pPr>
-      <w:r>
-        <w:t>4.1 Date, periodi e anni</w:t>
+        <w:t>4. Interfaccia e adattamento</w:t>
       </w:r>
     </w:p>
     <w:p>
       <w:pPr/>
       <w:r>
-        <w:t>Le date sono archiviate come YYYY-MM-DD. La data proposta per un nuovo voto è calcolata nel fuso Europe/Rome. Il periodo dipende dal giorno del voto, non da quando viene inserito nell'app.</w:t>
+        <w:t>L’interfaccia usa caratteri di sistema, colori verde bosco e avorio, logo vettoriale V e temi coordinati. Il registro precede il grafico nel flusso mobile; su desktop ampio i due pannelli sono affiancati. Le finestre modali hanno altezza massima e scorrimento interno. Le etichette, lo stato delle schede e i grafici hanno nomi accessibili; i colori hanno anche indicazioni testuali.</w:t>
+      </w:r>
+    </w:p>
+    <w:p>
+      <w:pPr/>
+      <w:r>
+        <w:t>Le larghezze controllate automaticamente sono 320, 375, 390, 430, 768, 1024, 1440 e 1920 pixel, con controllo dell’overflow e dei dialoghi. Questi controlli non sostituiscono un audit completo con VoiceOver/TalkBack, zoom, orientamento e dispositivi reali.</w:t>
+      </w:r>
+    </w:p>
+    <w:p>
+      <w:pPr>
+        <w:pStyle w:val="Heading2"/>
+      </w:pPr>
+      <w:r>
+        <w:t>5. Architettura e componenti</w:t>
       </w:r>
     </w:p>
     <w:tbl>
@@ -1020,7 +853,7 @@
         <w:tc>
           <w:tcPr>
             <w:tcW w:type="dxa" w:w="2243"/>
-            <w:shd w:fill="24304A"/>
+            <w:shd w:fill="193B31"/>
           </w:tcPr>
           <w:p>
             <w:pPr>
@@ -1032,14 +865,14 @@
                 <w:color w:val="FFFFFF"/>
                 <w:sz w:val="18"/>
               </w:rPr>
-              <w:t>Intervallo</w:t>
+              <w:t>Componente</w:t>
             </w:r>
           </w:p>
         </w:tc>
         <w:tc>
           <w:tcPr>
             <w:tcW w:type="dxa" w:w="3120"/>
-            <w:shd w:fill="24304A"/>
+            <w:shd w:fill="193B31"/>
           </w:tcPr>
           <w:p>
             <w:pPr>
@@ -1051,14 +884,14 @@
                 <w:color w:val="FFFFFF"/>
                 <w:sz w:val="18"/>
               </w:rPr>
-              <w:t>Periodo</w:t>
+              <w:t>Responsabilità</w:t>
             </w:r>
           </w:p>
         </w:tc>
         <w:tc>
           <w:tcPr>
             <w:tcW w:type="dxa" w:w="4388"/>
-            <w:shd w:fill="24304A"/>
+            <w:shd w:fill="193B31"/>
           </w:tcPr>
           <w:p>
             <w:pPr>
@@ -1070,7 +903,7 @@
                 <w:color w:val="FFFFFF"/>
                 <w:sz w:val="18"/>
               </w:rPr>
-              <w:t>Anno scolastico di esempio</w:t>
+              <w:t>Tecnologie</w:t>
             </w:r>
           </w:p>
         </w:tc>
@@ -1091,7 +924,7 @@
               <w:rPr>
                 <w:sz w:val="18"/>
               </w:rPr>
-              <w:t>1 settembre–31 dicembre 2025</w:t>
+              <w:t>index.html / style.css</w:t>
             </w:r>
           </w:p>
         </w:tc>
@@ -1107,7 +940,7 @@
               <w:rPr>
                 <w:sz w:val="18"/>
               </w:rPr>
-              <w:t>Primo</w:t>
+              <w:t>Struttura, dialoghi e layout responsive</w:t>
             </w:r>
           </w:p>
         </w:tc>
@@ -1123,7 +956,7 @@
               <w:rPr>
                 <w:sz w:val="18"/>
               </w:rPr>
-              <w:t>2025/26</w:t>
+              <w:t>HTML e CSS, senza framework UI</w:t>
             </w:r>
           </w:p>
         </w:tc>
@@ -1144,7 +977,7 @@
               <w:rPr>
                 <w:sz w:val="18"/>
               </w:rPr>
-              <w:t>1 gennaio–30 giugno 2026</w:t>
+              <w:t>app.mjs</w:t>
             </w:r>
           </w:p>
         </w:tc>
@@ -1160,7 +993,7 @@
               <w:rPr>
                 <w:sz w:val="18"/>
               </w:rPr>
-              <w:t>Secondo</w:t>
+              <w:t>Eventi, filtri, rendering sicuro e salvataggi</w:t>
             </w:r>
           </w:p>
         </w:tc>
@@ -1176,7 +1009,7 @@
               <w:rPr>
                 <w:sz w:val="18"/>
               </w:rPr>
-              <w:t>2025/26</w:t>
+              <w:t>JavaScript ES modules</w:t>
             </w:r>
           </w:p>
         </w:tc>
@@ -1197,7 +1030,7 @@
               <w:rPr>
                 <w:sz w:val="18"/>
               </w:rPr>
-              <w:t>1 luglio–31 agosto 2026</w:t>
+              <w:t>model.mjs</w:t>
             </w:r>
           </w:p>
         </w:tc>
@@ -1213,7 +1046,7 @@
               <w:rPr>
                 <w:sz w:val="18"/>
               </w:rPr>
-              <w:t>Fuori dai periodi supportati</w:t>
+              <w:t>Validazione, periodi, medie e materie iniziali</w:t>
             </w:r>
           </w:p>
         </w:tc>
@@ -1229,7 +1062,7 @@
               <w:rPr>
                 <w:sz w:val="18"/>
               </w:rPr>
-              <w:t>Nessun voto importabile in questo intervallo</w:t>
+              <w:t>Funzioni pure condivise</w:t>
             </w:r>
           </w:p>
         </w:tc>
@@ -1250,7 +1083,7 @@
               <w:rPr>
                 <w:sz w:val="18"/>
               </w:rPr>
-              <w:t>1 settembre 2026</w:t>
+              <w:t>vault.mjs</w:t>
             </w:r>
           </w:p>
         </w:tc>
@@ -1266,7 +1099,7 @@
               <w:rPr>
                 <w:sz w:val="18"/>
               </w:rPr>
-              <w:t>Nuovo primo periodo</w:t>
+              <w:t>Account cifrati, sessioni, backup e cambio password</w:t>
             </w:r>
           </w:p>
         </w:tc>
@@ -1282,190 +1115,7 @@
               <w:rPr>
                 <w:sz w:val="18"/>
               </w:rPr>
-              <w:t>2026/27</w:t>
-            </w:r>
-          </w:p>
-        </w:tc>
-      </w:tr>
-    </w:tbl>
-    <w:p/>
-    <w:p>
-      <w:pPr/>
-      <w:r>
-        <w:t>Il codice rappresenta luglio/agosto come periodo summer e rifiuta tali date per i voti. Questa è una limitazione del modello attuale, non una dichiarazione sul calendario di ogni scuola.</w:t>
-      </w:r>
-    </w:p>
-    <w:p>
-      <w:pPr>
-        <w:pStyle w:val="Heading3"/>
-      </w:pPr>
-      <w:r>
-        <w:t>4.2 Media per materia</w:t>
-      </w:r>
-    </w:p>
-    <w:p>
-      <w:pPr/>
-      <w:r>
-        <w:t>Per una materia, con voti v_i e pesi p_i, la media è:</w:t>
-      </w:r>
-    </w:p>
-    <w:p>
-      <w:pPr/>
-      <w:r>
-        <w:t>M = somma(v_i × p_i) / somma(p_i).</w:t>
-      </w:r>
-    </w:p>
-    <w:p>
-      <w:pPr/>
-      <w:r>
-        <w:t>Esempio: un 6 di peso 1 e un 9 di peso 2 producono (6 + 18) / 3 = 8. Una materia senza voti non ha media numerica: viene mostrato un trattino, non uno zero.</w:t>
-      </w:r>
-    </w:p>
-    <w:p>
-      <w:pPr>
-        <w:pStyle w:val="Heading3"/>
-      </w:pPr>
-      <w:r>
-        <w:t>4.3 Media generale</w:t>
-      </w:r>
-    </w:p>
-    <w:p>
-      <w:pPr/>
-      <w:r>
-        <w:t>La media generale è la media aritmetica delle medie delle materie che hanno voti nel filtro selezionato. Ogni materia pesa allo stesso modo, anche se il numero dei voti è diverso.</w:t>
-      </w:r>
-    </w:p>
-    <w:p>
-      <w:pPr/>
-      <w:r>
-        <w:t>Esempio: Matematica ha due 6, Italiano un 9. Le medie per materia sono 6 e 9; la media generale è 7,5. La media di tutti i voti insieme sarebbe invece 7: sono due indicatori diversi. L'app usa il primo per Media generale.</w:t>
-      </w:r>
-    </w:p>
-    <w:p>
-      <w:pPr/>
-      <w:r>
-        <w:t>Nel filtro Anno intero tutti i voti delle due parti dell'anno contribuiscono alla media della propria materia con il loro peso. Non viene calcolata prima la media dei due periodi per poi attribuire loro automaticamente lo stesso peso.</w:t>
-      </w:r>
-    </w:p>
-    <w:p>
-      <w:pPr>
-        <w:pStyle w:val="Heading3"/>
-      </w:pPr>
-      <w:r>
-        <w:t>4.4 Simulazione e soglie</w:t>
-      </w:r>
-    </w:p>
-    <w:p>
-      <w:pPr/>
-      <w:r>
-        <w:t>Dato un obiettivo T e il peso p del prossimo voto, il valore necessario x è:</w:t>
-      </w:r>
-    </w:p>
-    <w:p>
-      <w:pPr/>
-      <w:r>
-        <w:t>x = [T × (somma dei pesi attuali + p) − somma(voto × peso)] / p.</w:t>
-      </w:r>
-    </w:p>
-    <w:p>
-      <w:pPr/>
-      <w:r>
-        <w:t>Con un 6 di peso 1, per arrivare a 7 con un altro voto di peso 1 serve 8. Se il risultato supera 10, l'obiettivo non è raggiungibile con quella sola valutazione. La simulazione non modifica i voti reali e non garantisce il voto dello scrutinio.</w:t>
-      </w:r>
-    </w:p>
-    <w:p>
-      <w:pPr/>
-      <w:r>
-        <w:t>La soglia di sufficienza è 6, applicata al valore calcolato prima dell'arrotondamento di presentazione. L'interfaccia usa la formattazione italiana con una o due cifre decimali; visualizzazione e valore interno non sono la stessa cosa. I voti validi vanno da 1 a 10, i pesi devono essere maggiori di zero e non superiori a 10.</w:t>
-      </w:r>
-    </w:p>
-    <w:p>
-      <w:pPr>
-        <w:pStyle w:val="Heading2"/>
-      </w:pPr>
-      <w:r>
-        <w:t>5. Importazione da screenshot</w:t>
-      </w:r>
-    </w:p>
-    <w:p>
-      <w:pPr>
-        <w:pStyle w:val="Heading3"/>
-      </w:pPr>
-      <w:r>
-        <w:t>5.1 Percorso del dato</w:t>
-      </w:r>
-    </w:p>
-    <w:p>
-      <w:pPr/>
-      <w:r>
-        <w:t>Scelta immagine o testo → lettura locale → estrazione delle righe → anteprima → correzione e selezione → verifica → salvataggio cifrato → ricalcolo delle medie.</w:t>
-      </w:r>
-    </w:p>
-    <w:p>
-      <w:pPr/>
-      <w:r>
-        <w:t>Tesseract.js usa il motore WebAssembly e il modello italiano inclusi nel pacchetto. Non viene chiamato un servizio AI remoto. Il riconoscimento OCR produce testo; il parser del progetto trasforma soltanto le righe compatibili in candidati materia/voto/data. Non è una comprensione universale del documento.</w:t>
-      </w:r>
-    </w:p>
-    <w:p>
-      <w:pPr>
-        <w:pStyle w:val="Heading3"/>
-      </w:pPr>
-      <w:r>
-        <w:t>5.2 Formati e limiti</w:t>
-      </w:r>
-    </w:p>
-    <w:tbl>
-      <w:tblPr>
-        <w:tblStyle w:val="TableGrid"/>
-        <w:tblW w:type="auto" w:w="0"/>
-        <w:tblLayout w:type="fixed"/>
-        <w:tblLook w:firstColumn="1" w:firstRow="1" w:lastColumn="0" w:lastRow="0" w:noHBand="0" w:noVBand="1" w:val="04A0"/>
-      </w:tblPr>
-      <w:tblGrid>
-        <w:gridCol w:w="2828"/>
-        <w:gridCol w:w="6923"/>
-      </w:tblGrid>
-      <w:tr>
-        <w:trPr>
-          <w:tblHeader/>
-          <w:cantSplit/>
-        </w:trPr>
-        <w:tc>
-          <w:tcPr>
-            <w:tcW w:type="dxa" w:w="2828"/>
-            <w:shd w:fill="24304A"/>
-          </w:tcPr>
-          <w:p>
-            <w:pPr>
-              <w:spacing w:after="80"/>
-            </w:pPr>
-            <w:r>
-              <w:rPr>
-                <w:b/>
-                <w:color w:val="FFFFFF"/>
-                <w:sz w:val="18"/>
-              </w:rPr>
-              <w:t>Vincolo</w:t>
-            </w:r>
-          </w:p>
-        </w:tc>
-        <w:tc>
-          <w:tcPr>
-            <w:tcW w:type="dxa" w:w="6923"/>
-            <w:shd w:fill="24304A"/>
-          </w:tcPr>
-          <w:p>
-            <w:pPr>
-              <w:spacing w:after="80"/>
-            </w:pPr>
-            <w:r>
-              <w:rPr>
-                <w:b/>
-                <w:color w:val="FFFFFF"/>
-                <w:sz w:val="18"/>
-              </w:rPr>
-              <w:t>Valore attuale</w:t>
+              <w:t>Web Crypto e IndexedDB</w:t>
             </w:r>
           </w:p>
         </w:tc>
@@ -1476,7 +1126,7 @@
         </w:trPr>
         <w:tc>
           <w:tcPr>
-            <w:tcW w:type="dxa" w:w="2828"/>
+            <w:tcW w:type="dxa" w:w="2243"/>
           </w:tcPr>
           <w:p>
             <w:pPr>
@@ -1486,13 +1136,13 @@
               <w:rPr>
                 <w:sz w:val="18"/>
               </w:rPr>
-              <w:t>Immagini per operazione</w:t>
+              <w:t>sw.js / manifest.json</w:t>
             </w:r>
           </w:p>
         </w:tc>
         <w:tc>
           <w:tcPr>
-            <w:tcW w:type="dxa" w:w="6923"/>
+            <w:tcW w:type="dxa" w:w="3120"/>
           </w:tcPr>
           <w:p>
             <w:pPr>
@@ -1502,7 +1152,23 @@
               <w:rPr>
                 <w:sz w:val="18"/>
               </w:rPr>
-              <w:t>Da 1 a 5</w:t>
+              <w:t>Cache offline e installazione web</w:t>
+            </w:r>
+          </w:p>
+        </w:tc>
+        <w:tc>
+          <w:tcPr>
+            <w:tcW w:type="dxa" w:w="4388"/>
+          </w:tcPr>
+          <w:p>
+            <w:pPr>
+              <w:spacing w:after="80"/>
+            </w:pPr>
+            <w:r>
+              <w:rPr>
+                <w:sz w:val="18"/>
+              </w:rPr>
+              <w:t>Service Worker e PWA</w:t>
             </w:r>
           </w:p>
         </w:tc>
@@ -1513,7 +1179,7 @@
         </w:trPr>
         <w:tc>
           <w:tcPr>
-            <w:tcW w:type="dxa" w:w="2828"/>
+            <w:tcW w:type="dxa" w:w="2243"/>
           </w:tcPr>
           <w:p>
             <w:pPr>
@@ -1523,13 +1189,13 @@
               <w:rPr>
                 <w:sz w:val="18"/>
               </w:rPr>
-              <w:t>Formati</w:t>
+              <w:t>desktop/main.cjs</w:t>
             </w:r>
           </w:p>
         </w:tc>
         <w:tc>
           <w:tcPr>
-            <w:tcW w:type="dxa" w:w="6923"/>
+            <w:tcW w:type="dxa" w:w="3120"/>
           </w:tcPr>
           <w:p>
             <w:pPr>
@@ -1539,7 +1205,23 @@
               <w:rPr>
                 <w:sz w:val="18"/>
               </w:rPr>
-              <w:t>PNG, JPEG, WebP</w:t>
+              <w:t>Finestra Windows isolata e protocollo locale</w:t>
+            </w:r>
+          </w:p>
+        </w:tc>
+        <w:tc>
+          <w:tcPr>
+            <w:tcW w:type="dxa" w:w="4388"/>
+          </w:tcPr>
+          <w:p>
+            <w:pPr>
+              <w:spacing w:after="80"/>
+            </w:pPr>
+            <w:r>
+              <w:rPr>
+                <w:sz w:val="18"/>
+              </w:rPr>
+              <w:t>Electron</w:t>
             </w:r>
           </w:p>
         </w:tc>
@@ -1550,7 +1232,7 @@
         </w:trPr>
         <w:tc>
           <w:tcPr>
-            <w:tcW w:type="dxa" w:w="2828"/>
+            <w:tcW w:type="dxa" w:w="2243"/>
           </w:tcPr>
           <w:p>
             <w:pPr>
@@ -1560,13 +1242,13 @@
               <w:rPr>
                 <w:sz w:val="18"/>
               </w:rPr>
-              <w:t>Dimensione massima del singolo file</w:t>
+              <w:t>MainActivity.java</w:t>
             </w:r>
           </w:p>
         </w:tc>
         <w:tc>
           <w:tcPr>
-            <w:tcW w:type="dxa" w:w="6923"/>
+            <w:tcW w:type="dxa" w:w="3120"/>
           </w:tcPr>
           <w:p>
             <w:pPr>
@@ -1576,7 +1258,23 @@
               <w:rPr>
                 <w:sz w:val="18"/>
               </w:rPr>
-              <w:t>10.000.000 byte</w:t>
+              <w:t>WebView locale, selezione e salvataggio backup</w:t>
+            </w:r>
+          </w:p>
+        </w:tc>
+        <w:tc>
+          <w:tcPr>
+            <w:tcW w:type="dxa" w:w="4388"/>
+          </w:tcPr>
+          <w:p>
+            <w:pPr>
+              <w:spacing w:after="80"/>
+            </w:pPr>
+            <w:r>
+              <w:rPr>
+                <w:sz w:val="18"/>
+              </w:rPr>
+              <w:t>AndroidX WebKit</w:t>
             </w:r>
           </w:p>
         </w:tc>
@@ -1587,7 +1285,7 @@
         </w:trPr>
         <w:tc>
           <w:tcPr>
-            <w:tcW w:type="dxa" w:w="2828"/>
+            <w:tcW w:type="dxa" w:w="2243"/>
           </w:tcPr>
           <w:p>
             <w:pPr>
@@ -1597,13 +1295,13 @@
               <w:rPr>
                 <w:sz w:val="18"/>
               </w:rPr>
-              <w:t>Dimensione immagine originale</w:t>
+              <w:t>server.cjs</w:t>
             </w:r>
           </w:p>
         </w:tc>
         <w:tc>
           <w:tcPr>
-            <w:tcW w:type="dxa" w:w="6923"/>
+            <w:tcW w:type="dxa" w:w="3120"/>
           </w:tcPr>
           <w:p>
             <w:pPr>
@@ -1613,7 +1311,23 @@
               <w:rPr>
                 <w:sz w:val="18"/>
               </w:rPr>
-              <w:t>Rifiutata oltre 20.000.000 pixel dopo apertura</w:t>
+              <w:t>Server statico locale per sviluppo</w:t>
+            </w:r>
+          </w:p>
+        </w:tc>
+        <w:tc>
+          <w:tcPr>
+            <w:tcW w:type="dxa" w:w="4388"/>
+          </w:tcPr>
+          <w:p>
+            <w:pPr>
+              <w:spacing w:after="80"/>
+            </w:pPr>
+            <w:r>
+              <w:rPr>
+                <w:sz w:val="18"/>
+              </w:rPr>
+              <w:t>Node.js, nessun endpoint account</w:t>
             </w:r>
           </w:p>
         </w:tc>
@@ -1624,7 +1338,7 @@
         </w:trPr>
         <w:tc>
           <w:tcPr>
-            <w:tcW w:type="dxa" w:w="2828"/>
+            <w:tcW w:type="dxa" w:w="2243"/>
           </w:tcPr>
           <w:p>
             <w:pPr>
@@ -1634,13 +1348,13 @@
               <w:rPr>
                 <w:sz w:val="18"/>
               </w:rPr>
-              <w:t>Preparazione della lettura</w:t>
+              <w:t>Workflow GitHub</w:t>
             </w:r>
           </w:p>
         </w:tc>
         <w:tc>
           <w:tcPr>
-            <w:tcW w:type="dxa" w:w="6923"/>
+            <w:tcW w:type="dxa" w:w="3120"/>
           </w:tcPr>
           <w:p>
             <w:pPr>
@@ -1650,18 +1364,13 @@
               <w:rPr>
                 <w:sz w:val="18"/>
               </w:rPr>
-              <w:t>Ridimensionamento entro 2.800 pixel sul lato maggiore e 4.000.000 pixel complessivi</w:t>
+              <w:t>Verifica, build, checksum, release e Pages</w:t>
             </w:r>
           </w:p>
         </w:tc>
-      </w:tr>
-      <w:tr>
-        <w:trPr>
-          <w:cantSplit/>
-        </w:trPr>
         <w:tc>
           <w:tcPr>
-            <w:tcW w:type="dxa" w:w="2828"/>
+            <w:tcW w:type="dxa" w:w="4388"/>
           </w:tcPr>
           <w:p>
             <w:pPr>
@@ -1671,60 +1380,7 @@
               <w:rPr>
                 <w:sz w:val="18"/>
               </w:rPr>
-              <w:t>Testo da analizzare</w:t>
-            </w:r>
-          </w:p>
-        </w:tc>
-        <w:tc>
-          <w:tcPr>
-            <w:tcW w:type="dxa" w:w="6923"/>
-          </w:tcPr>
-          <w:p>
-            <w:pPr>
-              <w:spacing w:after="80"/>
-            </w:pPr>
-            <w:r>
-              <w:rPr>
-                <w:sz w:val="18"/>
-              </w:rPr>
-              <w:t>Massimo 50.000 caratteri</w:t>
-            </w:r>
-          </w:p>
-        </w:tc>
-      </w:tr>
-      <w:tr>
-        <w:trPr>
-          <w:cantSplit/>
-        </w:trPr>
-        <w:tc>
-          <w:tcPr>
-            <w:tcW w:type="dxa" w:w="2828"/>
-          </w:tcPr>
-          <w:p>
-            <w:pPr>
-              <w:spacing w:after="80"/>
-            </w:pPr>
-            <w:r>
-              <w:rPr>
-                <w:sz w:val="18"/>
-              </w:rPr>
-              <w:t>Righe riconosciute per operazione</w:t>
-            </w:r>
-          </w:p>
-        </w:tc>
-        <w:tc>
-          <w:tcPr>
-            <w:tcW w:type="dxa" w:w="6923"/>
-          </w:tcPr>
-          <w:p>
-            <w:pPr>
-              <w:spacing w:after="80"/>
-            </w:pPr>
-            <w:r>
-              <w:rPr>
-                <w:sz w:val="18"/>
-              </w:rPr>
-              <w:t>Massimo 300; oltre il limite l'operazione viene rifiutata</w:t>
+              <w:t>GitHub Actions</w:t>
             </w:r>
           </w:p>
         </w:tc>
@@ -1734,53 +1390,7 @@
     <w:p>
       <w:pPr/>
       <w:r>
-        <w:t>La preparazione usa sfondo bianco, scala di grigi e inversione quando l'immagine risulta prevalentemente scura. Le dimensioni sono limiti implementativi; non costituiscono un benchmark di velocità o di precisione.</w:t>
-      </w:r>
-    </w:p>
-    <w:p>
-      <w:pPr>
-        <w:pStyle w:val="Heading3"/>
-      </w:pPr>
-      <w:r>
-        <w:t>5.3 Date e ambiguità</w:t>
-      </w:r>
-    </w:p>
-    <w:p>
-      <w:pPr/>
-      <w:r>
-        <w:t>Sono riconosciute date complete ISO o nel formato giorno/mese/anno e varianti con punti. Per date senza anno, il periodo settembre–dicembre usa l'anno iniziale scelto, gennaio–giugno quello successivo. Un anno a due cifre viene interpretato nel secolo 2000: non è adatto a documenti storici del Novecento.</w:t>
-      </w:r>
-    </w:p>
-    <w:p>
-      <w:pPr/>
-      <w:r>
-        <w:t>Se non è leggibile una data valida, il campo resta da completare: non viene sostituito con oggi. Una valutazione come 6+ o 6− non viene trasformata arbitrariamente in 6,25 o 5,75: richiede una correzione numerica. Le righe che sembrano medie o intestazioni comuni vengono escluse dal parser. Sono supportate anche alcune disposizioni con materia, data e voto su righe successive.</w:t>
-      </w:r>
-    </w:p>
-    <w:p>
-      <w:pPr>
-        <w:pStyle w:val="Heading3"/>
-      </w:pPr>
-      <w:r>
-        <w:t>5.4 Conferma, duplicati e conservazione</w:t>
-      </w:r>
-    </w:p>
-    <w:p>
-      <w:pPr/>
-      <w:r>
-        <w:t>L'utente può cambiare i campi, vedere la riga letta, escludere righe o aggiungerne una a mano. Se non è riconosciuto nulla, l'app propone una riga vuota e invita a correggere la fonte. Le righe selezionate devono essere valide prima della conferma.</w:t>
-      </w:r>
-    </w:p>
-    <w:p>
-      <w:pPr/>
-      <w:r>
-        <w:t>Il confronto dei duplicati usa materia normalizzata, data, voto, peso e tipo. Le note non fanno parte della chiave. Una valutazione legittimamente identica a un'altra nello stesso giorno può quindi essere saltata: deve essere aggiunta a mano. Non viene cancellato il voto già presente.</w:t>
-      </w:r>
-    </w:p>
-    <w:p>
-      <w:pPr/>
-      <w:r>
-        <w:t>La fusione avviene su una copia dei dati e poi passa alla validazione e al salvataggio revisionato. Se il salvataggio fallisce, non viene applicata un'importazione parziale. Le immagini originali e il testo OCR non vengono conservati nell'account; soltanto i dati confermati diventano voti e materie. I dati temporanei della lettura sono rimossi dall'interfaccia quando si chiude l'importazione.</w:t>
+        <w:t>Non servono dipendenze JavaScript a runtime nel frontend. Le dipendenze di sviluppo includono Electron, Electron Builder, Playwright e fake-indexeddb. Le dipendenze e i modelli Tesseract sono eliminati. Windows include ancora il runtime Electron, che resta la parte principale delle dimensioni dell’app.</w:t>
       </w:r>
     </w:p>
     <w:p>
@@ -1788,13 +1398,141 @@
         <w:pStyle w:val="Heading2"/>
       </w:pPr>
       <w:r>
-        <w:t>6. Architettura e componenti</w:t>
+        <w:t>6. Archivio e compatibilità</w:t>
       </w:r>
     </w:p>
     <w:p>
       <w:pPr/>
       <w:r>
-        <w:t>Il prodotto condivide un frontend HTML/CSS/JavaScript tra le piattaforme. Il calcolo è separato dalla vista, la cifratura dalla gestione dei moduli e il parser dal motore OCR.</w:t>
+        <w:t>Le materie hanno id, nome e il campo legacy target. I voti hanno id, subjectId, value, weight, date, type, note. Le impostazioni hanno start, split, end in formato MM-DD. Gli id sono limitati a 64 caratteri alfanumerici/trattini; i nomi materia a 80 caratteri e sono unici ignorando maiuscole e spazi esterni. Le note sono limitate a 160 caratteri. Limiti: 100 materie e 10.000 voti.</w:t>
+      </w:r>
+    </w:p>
+    <w:p>
+      <w:pPr/>
+      <w:r>
+        <w:t>Per compatibilità i dati tasks e target dei vecchi backup vengono ancora validati e conservati cifrati, senza alcuna funzione agenda o simulatore. Questa parte del validatore è intenzionale, non un collegamento a codice OCR rimosso. La compatibilità conserva i vecchi voti decimali non multipli di 0,25; il selettore consente di modificarli senza arrotondarli automaticamente.</w:t>
+      </w:r>
+    </w:p>
+    <w:p>
+      <w:pPr/>
+      <w:r>
+        <w:t>IndexedDB usa il nome registromedia-private-v3, schema 2, store accounts e deviceSession. Il formato cifrato e dei backup resta versione 3: il numero di schema del database è distinto dalla versione del prodotto. I backup 0.3/0.4 restano leggibili. I dati 0.1/0.2 non cifrati non sono importati automaticamente.</w:t>
+      </w:r>
+    </w:p>
+    <w:p>
+      <w:pPr/>
+      <w:r>
+        <w:t>L’applicationId Android, l’appId e protocollo desktop e il percorso dati Windows RegistroMedia sono conservati. Il nome visibile e gli asset diventano Votiva. Gli aggiornamenti Android richiedono comunque una firma compatibile; non disinstallare la vecchia app senza backup.</w:t>
+      </w:r>
+    </w:p>
+    <w:p>
+      <w:pPr>
+        <w:pStyle w:val="Heading2"/>
+      </w:pPr>
+      <w:r>
+        <w:t>7. Sicurezza e password</w:t>
+      </w:r>
+    </w:p>
+    <w:p>
+      <w:pPr/>
+      <w:r>
+        <w:t>Nome, voti, materie e impostazioni sono cifrati con AES-256-GCM, IV casuale di 96 bit e chiave derivata da password tramite PBKDF2-HMAC-SHA256, 600.000 iterazioni, salt di 128 bit. Versione, username e revisione sono associati all’autenticazione del ciphertext. La chiave è non esportabile. Username e metadati tecnici restano visibili.</w:t>
+      </w:r>
+    </w:p>
+    <w:p>
+      <w:pPr/>
+      <w:r>
+        <w:t>La password originale non viene conservata. Mostra rende leggibile solo il campo che l’utente sta digitando; non recupera un segreto precedente. Il cambio password verifica la password attuale, genera salt e chiave nuovi, ricifra l’account e aggiorna la revisione. I vecchi backup restano cifrati con la password precedente. Le altre finestre ricevono l’uscita dalla sessione tramite BroadcastChannel quando disponibile.</w:t>
+      </w:r>
+    </w:p>
+    <w:p>
+      <w:pPr/>
+      <w:r>
+        <w:t>La sessione persistente conserva sul dispositivo una CryptoKey non esportabile. Chi accede al profilo del dispositivo può aprire l’app fino a Esci. Il blocco del sistema operativo è necessario su dispositivi condivisi. La cifratura non protegge un dispositivo compromesso e non permette il recupero di password dimenticate.</w:t>
+      </w:r>
+    </w:p>
+    <w:p>
+      <w:pPr/>
+      <w:r>
+        <w:t>I salvataggi usano revisioni e transazioni IndexedDB: una finestra rimasta indietro non sovrascrive silenziosamente la revisione più recente. Il ripristino di un backup non unisce i dati e richiede conferma prima della sostituzione di un account omonimo.</w:t>
+      </w:r>
+    </w:p>
+    <w:p>
+      <w:pPr/>
+      <w:r>
+        <w:t>Electron usa sandbox, contextIsolation e nessun nodeIntegration nel renderer; blocca richieste HTTP/HTTPS, finestre esterne, navigazioni e permessi. Android usa un’origine locale HTTPS con allowlist di file, blocca risorse esterne e non richiede il permesso INTERNET. Le interfacce NativeBackup e NativeAppearance controllano origine e frame principale. Non esistono collegamenti esterni al registro scolastico.</w:t>
+      </w:r>
+    </w:p>
+    <w:p>
+      <w:pPr/>
+      <w:r>
+        <w:t>La CSP non consente script inline o eval; non serve più l’eccezione WebAssembly dell’OCR. Il codice inserisce nomi e note come textContent, non HTML interpretato. Non ci sono tracker, pubblicità o invio remoto dei dati dell’account.</w:t>
+      </w:r>
+    </w:p>
+    <w:p>
+      <w:pPr>
+        <w:pStyle w:val="Heading2"/>
+      </w:pPr>
+      <w:r>
+        <w:t>8. Backup, trasferimento e iPhone</w:t>
+      </w:r>
+    </w:p>
+    <w:p>
+      <w:pPr/>
+      <w:r>
+        <w:t>Esporta backup crea JSON cifrato con formato registromedia-encrypted e versione 3. Il file non contiene la password e richiede quella usata alla creazione. La selezione di un file è esplicita; dimensione massima 5 MB. Su Android il salvataggio usa la finestra documenti di sistema e scrive solo il contenuto cifrato.</w:t>
+      </w:r>
+    </w:p>
+    <w:p>
+      <w:pPr/>
+      <w:r>
+        <w:t>Per trasferire i dati: esporta, trasferisci il file, scegli Ripristina sul secondo dispositivo, digita la password corretta e conferma l’eventuale sostituzione. I dispositivi non si sincronizzano. Mantieni più backup e non affidarti alla sola memoria del browser: Safari e il sistema operativo possono rimuovere dati locali.</w:t>
+      </w:r>
+    </w:p>
+    <w:p>
+      <w:pPr/>
+      <w:r>
+        <w:t>Su iPhone apri il sito in Safari e scegli Condividi → Aggiungi alla schermata Home. Il primo caricamento richiede rete; dopo la cache delle risorse il sito funziona offline. Non si possono installare APK o EXE su iPhone. Non aprire direttamente un file HTML da File perché non offre lo stesso contesto sicuro per cifratura e Service Worker.</w:t>
+      </w:r>
+    </w:p>
+    <w:p>
+      <w:pPr/>
+      <w:r>
+        <w:t>Il repository contiene il workflow Publish iPhone and web app. Il proprietario abilita Settings → Pages → Source GitHub Actions, poi avvia il workflow su main. L’URL è quello del deployment riuscito. Non considerare il sito pubblicato solo perché i sorgenti sono presenti nel repository.</w:t>
+      </w:r>
+    </w:p>
+    <w:p>
+      <w:pPr>
+        <w:pStyle w:val="Heading2"/>
+      </w:pPr>
+      <w:r>
+        <w:t>9. Avvio, build e distribuzione</w:t>
+      </w:r>
+    </w:p>
+    <w:p>
+      <w:pPr/>
+      <w:r>
+        <w:t>Node.js 24+: npm ci, npm test, npm start; aprire localhost:3000. npm run dist:web copia solo gli asset pubblici in dist/web, senza account o configurazioni segrete. Per test browser installare Chromium Playwright oppure usare CHROMIUM_PATH. npm run desktop avvia Electron; npm run test:desktop verifica inizializzazione, Web Crypto e IndexedDB.</w:t>
+      </w:r>
+    </w:p>
+    <w:p>
+      <w:pPr/>
+      <w:r>
+        <w:t>Windows: Electron Builder genera installer NSIS e archivio ZIP. Android: JDK 21, Gradle 8.11.1, SDK 35, build tools 35.0.0; npm run android:assets ricrea le risorse da zero per non trascinare file OCR vecchi; assembleDebug e lintDebug verificano il progetto.</w:t>
+      </w:r>
+    </w:p>
+    <w:p>
+      <w:pPr/>
+      <w:r>
+        <w:t>Il workflow release parte da un tag v che coincide con package.json. Esegue test unitari e browser, poi costruisce Windows e Android. Pubblica release con checksum solo dopo entrambe le build riuscite. Le versioni pubblicate non vengono sovrascritte. Le build restano senza firma Windows commerciale e con firma Android di sviluppo; la gestione di chiavi di produzione stabili è un’attività futura.</w:t>
+      </w:r>
+    </w:p>
+    <w:p>
+      <w:pPr>
+        <w:pStyle w:val="Heading2"/>
+      </w:pPr>
+      <w:r>
+        <w:t>10. Verifiche e criteri di accettazione</w:t>
       </w:r>
     </w:p>
     <w:tbl>
@@ -1817,7 +1555,7 @@
         <w:tc>
           <w:tcPr>
             <w:tcW w:type="dxa" w:w="2243"/>
-            <w:shd w:fill="24304A"/>
+            <w:shd w:fill="193B31"/>
           </w:tcPr>
           <w:p>
             <w:pPr>
@@ -1829,14 +1567,14 @@
                 <w:color w:val="FFFFFF"/>
                 <w:sz w:val="18"/>
               </w:rPr>
-              <w:t>Livello</w:t>
+              <w:t>Ambito</w:t>
             </w:r>
           </w:p>
         </w:tc>
         <w:tc>
           <w:tcPr>
             <w:tcW w:type="dxa" w:w="3120"/>
-            <w:shd w:fill="24304A"/>
+            <w:shd w:fill="193B31"/>
           </w:tcPr>
           <w:p>
             <w:pPr>
@@ -1848,14 +1586,14 @@
                 <w:color w:val="FFFFFF"/>
                 <w:sz w:val="18"/>
               </w:rPr>
-              <w:t>Componenti principali</w:t>
+              <w:t>Evidenza automatica</w:t>
             </w:r>
           </w:p>
         </w:tc>
         <w:tc>
           <w:tcPr>
             <w:tcW w:type="dxa" w:w="4388"/>
-            <w:shd w:fill="24304A"/>
+            <w:shd w:fill="193B31"/>
           </w:tcPr>
           <w:p>
             <w:pPr>
@@ -1867,7 +1605,7 @@
                 <w:color w:val="FFFFFF"/>
                 <w:sz w:val="18"/>
               </w:rPr>
-              <w:t>Responsabilità</w:t>
+              <w:t>Limite</w:t>
             </w:r>
           </w:p>
         </w:tc>
@@ -1888,7 +1626,7 @@
               <w:rPr>
                 <w:sz w:val="18"/>
               </w:rPr>
-              <w:t>Presentazione</w:t>
+              <w:t>Medie e periodi</w:t>
             </w:r>
           </w:p>
         </w:tc>
@@ -1904,7 +1642,7 @@
               <w:rPr>
                 <w:sz w:val="18"/>
               </w:rPr>
-              <w:t>index.html, style.css, theme.js</w:t>
+              <w:t>Test soglie, pesi, date impossibili, confini personalizzati anche a gennaio</w:t>
             </w:r>
           </w:p>
         </w:tc>
@@ -1920,1387 +1658,7 @@
               <w:rPr>
                 <w:sz w:val="18"/>
               </w:rPr>
-              <w:t>Schermate, moduli, temi e leggibilità</w:t>
-            </w:r>
-          </w:p>
-        </w:tc>
-      </w:tr>
-      <w:tr>
-        <w:trPr>
-          <w:cantSplit/>
-        </w:trPr>
-        <w:tc>
-          <w:tcPr>
-            <w:tcW w:type="dxa" w:w="2243"/>
-          </w:tcPr>
-          <w:p>
-            <w:pPr>
-              <w:spacing w:after="80"/>
-            </w:pPr>
-            <w:r>
-              <w:rPr>
-                <w:sz w:val="18"/>
-              </w:rPr>
-              <w:t>Coordinamento</w:t>
-            </w:r>
-          </w:p>
-        </w:tc>
-        <w:tc>
-          <w:tcPr>
-            <w:tcW w:type="dxa" w:w="3120"/>
-          </w:tcPr>
-          <w:p>
-            <w:pPr>
-              <w:spacing w:after="80"/>
-            </w:pPr>
-            <w:r>
-              <w:rPr>
-                <w:sz w:val="18"/>
-              </w:rPr>
-              <w:t>app.mjs</w:t>
-            </w:r>
-          </w:p>
-        </w:tc>
-        <w:tc>
-          <w:tcPr>
-            <w:tcW w:type="dxa" w:w="4388"/>
-          </w:tcPr>
-          <w:p>
-            <w:pPr>
-              <w:spacing w:after="80"/>
-            </w:pPr>
-            <w:r>
-              <w:rPr>
-                <w:sz w:val="18"/>
-              </w:rPr>
-              <w:t>Navigazione, eventi, filtri, salvataggio e sessione</w:t>
-            </w:r>
-          </w:p>
-        </w:tc>
-      </w:tr>
-      <w:tr>
-        <w:trPr>
-          <w:cantSplit/>
-        </w:trPr>
-        <w:tc>
-          <w:tcPr>
-            <w:tcW w:type="dxa" w:w="2243"/>
-          </w:tcPr>
-          <w:p>
-            <w:pPr>
-              <w:spacing w:after="80"/>
-            </w:pPr>
-            <w:r>
-              <w:rPr>
-                <w:sz w:val="18"/>
-              </w:rPr>
-              <w:t>Dominio</w:t>
-            </w:r>
-          </w:p>
-        </w:tc>
-        <w:tc>
-          <w:tcPr>
-            <w:tcW w:type="dxa" w:w="3120"/>
-          </w:tcPr>
-          <w:p>
-            <w:pPr>
-              <w:spacing w:after="80"/>
-            </w:pPr>
-            <w:r>
-              <w:rPr>
-                <w:sz w:val="18"/>
-              </w:rPr>
-              <w:t>model.mjs</w:t>
-            </w:r>
-          </w:p>
-        </w:tc>
-        <w:tc>
-          <w:tcPr>
-            <w:tcW w:type="dxa" w:w="4388"/>
-          </w:tcPr>
-          <w:p>
-            <w:pPr>
-              <w:spacing w:after="80"/>
-            </w:pPr>
-            <w:r>
-              <w:rPr>
-                <w:sz w:val="18"/>
-              </w:rPr>
-              <w:t>Date, medie, simulazione e validazione dell'archivio</w:t>
-            </w:r>
-          </w:p>
-        </w:tc>
-      </w:tr>
-      <w:tr>
-        <w:trPr>
-          <w:cantSplit/>
-        </w:trPr>
-        <w:tc>
-          <w:tcPr>
-            <w:tcW w:type="dxa" w:w="2243"/>
-          </w:tcPr>
-          <w:p>
-            <w:pPr>
-              <w:spacing w:after="80"/>
-            </w:pPr>
-            <w:r>
-              <w:rPr>
-                <w:sz w:val="18"/>
-              </w:rPr>
-              <w:t>Importazione</w:t>
-            </w:r>
-          </w:p>
-        </w:tc>
-        <w:tc>
-          <w:tcPr>
-            <w:tcW w:type="dxa" w:w="3120"/>
-          </w:tcPr>
-          <w:p>
-            <w:pPr>
-              <w:spacing w:after="80"/>
-            </w:pPr>
-            <w:r>
-              <w:rPr>
-                <w:sz w:val="18"/>
-              </w:rPr>
-              <w:t>import-ui.mjs, import-model.mjs, ocr.mjs</w:t>
-            </w:r>
-          </w:p>
-        </w:tc>
-        <w:tc>
-          <w:tcPr>
-            <w:tcW w:type="dxa" w:w="4388"/>
-          </w:tcPr>
-          <w:p>
-            <w:pPr>
-              <w:spacing w:after="80"/>
-            </w:pPr>
-            <w:r>
-              <w:rPr>
-                <w:sz w:val="18"/>
-              </w:rPr>
-              <w:t>Anteprima, parser e lettura locale</w:t>
-            </w:r>
-          </w:p>
-        </w:tc>
-      </w:tr>
-      <w:tr>
-        <w:trPr>
-          <w:cantSplit/>
-        </w:trPr>
-        <w:tc>
-          <w:tcPr>
-            <w:tcW w:type="dxa" w:w="2243"/>
-          </w:tcPr>
-          <w:p>
-            <w:pPr>
-              <w:spacing w:after="80"/>
-            </w:pPr>
-            <w:r>
-              <w:rPr>
-                <w:sz w:val="18"/>
-              </w:rPr>
-              <w:t>Persistenza</w:t>
-            </w:r>
-          </w:p>
-        </w:tc>
-        <w:tc>
-          <w:tcPr>
-            <w:tcW w:type="dxa" w:w="3120"/>
-          </w:tcPr>
-          <w:p>
-            <w:pPr>
-              <w:spacing w:after="80"/>
-            </w:pPr>
-            <w:r>
-              <w:rPr>
-                <w:sz w:val="18"/>
-              </w:rPr>
-              <w:t>vault.mjs</w:t>
-            </w:r>
-          </w:p>
-        </w:tc>
-        <w:tc>
-          <w:tcPr>
-            <w:tcW w:type="dxa" w:w="4388"/>
-          </w:tcPr>
-          <w:p>
-            <w:pPr>
-              <w:spacing w:after="80"/>
-            </w:pPr>
-            <w:r>
-              <w:rPr>
-                <w:sz w:val="18"/>
-              </w:rPr>
-              <w:t>Cifratura, account, sessione, revisioni e backup</w:t>
-            </w:r>
-          </w:p>
-        </w:tc>
-      </w:tr>
-      <w:tr>
-        <w:trPr>
-          <w:cantSplit/>
-        </w:trPr>
-        <w:tc>
-          <w:tcPr>
-            <w:tcW w:type="dxa" w:w="2243"/>
-          </w:tcPr>
-          <w:p>
-            <w:pPr>
-              <w:spacing w:after="80"/>
-            </w:pPr>
-            <w:r>
-              <w:rPr>
-                <w:sz w:val="18"/>
-              </w:rPr>
-              <w:t>Desktop</w:t>
-            </w:r>
-          </w:p>
-        </w:tc>
-        <w:tc>
-          <w:tcPr>
-            <w:tcW w:type="dxa" w:w="3120"/>
-          </w:tcPr>
-          <w:p>
-            <w:pPr>
-              <w:spacing w:after="80"/>
-            </w:pPr>
-            <w:r>
-              <w:rPr>
-                <w:sz w:val="18"/>
-              </w:rPr>
-              <w:t>desktop/main.cjs</w:t>
-            </w:r>
-          </w:p>
-        </w:tc>
-        <w:tc>
-          <w:tcPr>
-            <w:tcW w:type="dxa" w:w="4388"/>
-          </w:tcPr>
-          <w:p>
-            <w:pPr>
-              <w:spacing w:after="80"/>
-            </w:pPr>
-            <w:r>
-              <w:rPr>
-                <w:sz w:val="18"/>
-              </w:rPr>
-              <w:t>Finestra Electron, file locali e browser esterno</w:t>
-            </w:r>
-          </w:p>
-        </w:tc>
-      </w:tr>
-      <w:tr>
-        <w:trPr>
-          <w:cantSplit/>
-        </w:trPr>
-        <w:tc>
-          <w:tcPr>
-            <w:tcW w:type="dxa" w:w="2243"/>
-          </w:tcPr>
-          <w:p>
-            <w:pPr>
-              <w:spacing w:after="80"/>
-            </w:pPr>
-            <w:r>
-              <w:rPr>
-                <w:sz w:val="18"/>
-              </w:rPr>
-              <w:t>Android</w:t>
-            </w:r>
-          </w:p>
-        </w:tc>
-        <w:tc>
-          <w:tcPr>
-            <w:tcW w:type="dxa" w:w="3120"/>
-          </w:tcPr>
-          <w:p>
-            <w:pPr>
-              <w:spacing w:after="80"/>
-            </w:pPr>
-            <w:r>
-              <w:rPr>
-                <w:sz w:val="18"/>
-              </w:rPr>
-              <w:t>MainActivity.java e risorse</w:t>
-            </w:r>
-          </w:p>
-        </w:tc>
-        <w:tc>
-          <w:tcPr>
-            <w:tcW w:type="dxa" w:w="4388"/>
-          </w:tcPr>
-          <w:p>
-            <w:pPr>
-              <w:spacing w:after="80"/>
-            </w:pPr>
-            <w:r>
-              <w:rPr>
-                <w:sz w:val="18"/>
-              </w:rPr>
-              <w:t>WebView locale, selettore file, backup e tema</w:t>
-            </w:r>
-          </w:p>
-        </w:tc>
-      </w:tr>
-      <w:tr>
-        <w:trPr>
-          <w:cantSplit/>
-        </w:trPr>
-        <w:tc>
-          <w:tcPr>
-            <w:tcW w:type="dxa" w:w="2243"/>
-          </w:tcPr>
-          <w:p>
-            <w:pPr>
-              <w:spacing w:after="80"/>
-            </w:pPr>
-            <w:r>
-              <w:rPr>
-                <w:sz w:val="18"/>
-              </w:rPr>
-              <w:t>Web</w:t>
-            </w:r>
-          </w:p>
-        </w:tc>
-        <w:tc>
-          <w:tcPr>
-            <w:tcW w:type="dxa" w:w="3120"/>
-          </w:tcPr>
-          <w:p>
-            <w:pPr>
-              <w:spacing w:after="80"/>
-            </w:pPr>
-            <w:r>
-              <w:rPr>
-                <w:sz w:val="18"/>
-              </w:rPr>
-              <w:t>server.cjs, sw.js, manifest.json</w:t>
-            </w:r>
-          </w:p>
-        </w:tc>
-        <w:tc>
-          <w:tcPr>
-            <w:tcW w:type="dxa" w:w="4388"/>
-          </w:tcPr>
-          <w:p>
-            <w:pPr>
-              <w:spacing w:after="80"/>
-            </w:pPr>
-            <w:r>
-              <w:rPr>
-                <w:sz w:val="18"/>
-              </w:rPr>
-              <w:t>Server statico di sviluppo e risorse offline</w:t>
-            </w:r>
-          </w:p>
-        </w:tc>
-      </w:tr>
-      <w:tr>
-        <w:trPr>
-          <w:cantSplit/>
-        </w:trPr>
-        <w:tc>
-          <w:tcPr>
-            <w:tcW w:type="dxa" w:w="2243"/>
-          </w:tcPr>
-          <w:p>
-            <w:pPr>
-              <w:spacing w:after="80"/>
-            </w:pPr>
-            <w:r>
-              <w:rPr>
-                <w:sz w:val="18"/>
-              </w:rPr>
-              <w:t>Preparazione</w:t>
-            </w:r>
-          </w:p>
-        </w:tc>
-        <w:tc>
-          <w:tcPr>
-            <w:tcW w:type="dxa" w:w="3120"/>
-          </w:tcPr>
-          <w:p>
-            <w:pPr>
-              <w:spacing w:after="80"/>
-            </w:pPr>
-            <w:r>
-              <w:rPr>
-                <w:sz w:val="18"/>
-              </w:rPr>
-              <w:t>scripts/ocr-assets.cjs, scripts/android-assets.cjs</w:t>
-            </w:r>
-          </w:p>
-        </w:tc>
-        <w:tc>
-          <w:tcPr>
-            <w:tcW w:type="dxa" w:w="4388"/>
-          </w:tcPr>
-          <w:p>
-            <w:pPr>
-              <w:spacing w:after="80"/>
-            </w:pPr>
-            <w:r>
-              <w:rPr>
-                <w:sz w:val="18"/>
-              </w:rPr>
-              <w:t>Copia riproducibile delle risorse nei pacchetti</w:t>
-            </w:r>
-          </w:p>
-        </w:tc>
-      </w:tr>
-    </w:tbl>
-    <w:p/>
-    <w:p>
-      <w:pPr/>
-      <w:r>
-        <w:t>Il server Node distribuisce soltanto file ammessi; non è un backend di autenticazione. Non esistono endpoint per caricare credenziali, immagini o voti. L'applicazione web richiede HTTPS o un contesto locale sicuro, Web Crypto e IndexedDB.</w:t>
-      </w:r>
-    </w:p>
-    <w:p>
-      <w:pPr/>
-      <w:r>
-        <w:t>Windows usa un'origine locale dedicata con protocollo registromedia. Android usa WebViewAssetLoader con origine appassets.androidplatform.net: gli indirizzi sono risolti verso gli asset inclusi nell'app, non verso un server che riceve i dati. I wrapper bloccano le richieste remote interne non previste e aprono il solo collegamento Argo ammesso nel browser esterno.</w:t>
-      </w:r>
-    </w:p>
-    <w:p>
-      <w:pPr/>
-      <w:r>
-        <w:t>Sul web il service worker conserva i file principali per il funzionamento offline e memorizza i componenti OCR dopo il primo utilizzo dal medesimo sito. Nelle app installate motore e modello sono già nel pacchetto. Browser o sistema possono eliminare cache e storage in determinate condizioni: l'uso offline non equivale a un backup.</w:t>
-      </w:r>
-    </w:p>
-    <w:p>
-      <w:pPr>
-        <w:pStyle w:val="Heading2"/>
-      </w:pPr>
-      <w:r>
-        <w:t>7. Modello dei dati</w:t>
-      </w:r>
-    </w:p>
-    <w:p>
-      <w:pPr>
-        <w:pStyle w:val="Heading3"/>
-      </w:pPr>
-      <w:r>
-        <w:t>7.1 Archivio logico</w:t>
-      </w:r>
-    </w:p>
-    <w:tbl>
-      <w:tblPr>
-        <w:tblStyle w:val="TableGrid"/>
-        <w:tblW w:type="auto" w:w="0"/>
-        <w:tblLayout w:type="fixed"/>
-        <w:tblLook w:firstColumn="1" w:firstRow="1" w:lastColumn="0" w:lastRow="0" w:noHBand="0" w:noVBand="1" w:val="04A0"/>
-      </w:tblPr>
-      <w:tblGrid>
-        <w:gridCol w:w="2243"/>
-        <w:gridCol w:w="3120"/>
-        <w:gridCol w:w="4388"/>
-      </w:tblGrid>
-      <w:tr>
-        <w:trPr>
-          <w:tblHeader/>
-          <w:cantSplit/>
-        </w:trPr>
-        <w:tc>
-          <w:tcPr>
-            <w:tcW w:type="dxa" w:w="2243"/>
-            <w:shd w:fill="24304A"/>
-          </w:tcPr>
-          <w:p>
-            <w:pPr>
-              <w:spacing w:after="80"/>
-            </w:pPr>
-            <w:r>
-              <w:rPr>
-                <w:b/>
-                <w:color w:val="FFFFFF"/>
-                <w:sz w:val="18"/>
-              </w:rPr>
-              <w:t>Entità</w:t>
-            </w:r>
-          </w:p>
-        </w:tc>
-        <w:tc>
-          <w:tcPr>
-            <w:tcW w:type="dxa" w:w="3120"/>
-            <w:shd w:fill="24304A"/>
-          </w:tcPr>
-          <w:p>
-            <w:pPr>
-              <w:spacing w:after="80"/>
-            </w:pPr>
-            <w:r>
-              <w:rPr>
-                <w:b/>
-                <w:color w:val="FFFFFF"/>
-                <w:sz w:val="18"/>
-              </w:rPr>
-              <w:t>Campi</w:t>
-            </w:r>
-          </w:p>
-        </w:tc>
-        <w:tc>
-          <w:tcPr>
-            <w:tcW w:type="dxa" w:w="4388"/>
-            <w:shd w:fill="24304A"/>
-          </w:tcPr>
-          <w:p>
-            <w:pPr>
-              <w:spacing w:after="80"/>
-            </w:pPr>
-            <w:r>
-              <w:rPr>
-                <w:b/>
-                <w:color w:val="FFFFFF"/>
-                <w:sz w:val="18"/>
-              </w:rPr>
-              <w:t>Regole essenziali</w:t>
-            </w:r>
-          </w:p>
-        </w:tc>
-      </w:tr>
-      <w:tr>
-        <w:trPr>
-          <w:cantSplit/>
-        </w:trPr>
-        <w:tc>
-          <w:tcPr>
-            <w:tcW w:type="dxa" w:w="2243"/>
-          </w:tcPr>
-          <w:p>
-            <w:pPr>
-              <w:spacing w:after="80"/>
-            </w:pPr>
-            <w:r>
-              <w:rPr>
-                <w:sz w:val="18"/>
-              </w:rPr>
-              <w:t>Materia</w:t>
-            </w:r>
-          </w:p>
-        </w:tc>
-        <w:tc>
-          <w:tcPr>
-            <w:tcW w:type="dxa" w:w="3120"/>
-          </w:tcPr>
-          <w:p>
-            <w:pPr>
-              <w:spacing w:after="80"/>
-            </w:pPr>
-            <w:r>
-              <w:rPr>
-                <w:sz w:val="18"/>
-              </w:rPr>
-              <w:t>id, name, target</w:t>
-            </w:r>
-          </w:p>
-        </w:tc>
-        <w:tc>
-          <w:tcPr>
-            <w:tcW w:type="dxa" w:w="4388"/>
-          </w:tcPr>
-          <w:p>
-            <w:pPr>
-              <w:spacing w:after="80"/>
-            </w:pPr>
-            <w:r>
-              <w:rPr>
-                <w:sz w:val="18"/>
-              </w:rPr>
-              <w:t>Nome non vuoto, massimo 80 caratteri; obiettivo da 1 a 10; nomi duplicati rifiutati</w:t>
-            </w:r>
-          </w:p>
-        </w:tc>
-      </w:tr>
-      <w:tr>
-        <w:trPr>
-          <w:cantSplit/>
-        </w:trPr>
-        <w:tc>
-          <w:tcPr>
-            <w:tcW w:type="dxa" w:w="2243"/>
-          </w:tcPr>
-          <w:p>
-            <w:pPr>
-              <w:spacing w:after="80"/>
-            </w:pPr>
-            <w:r>
-              <w:rPr>
-                <w:sz w:val="18"/>
-              </w:rPr>
-              <w:t>Voto</w:t>
-            </w:r>
-          </w:p>
-        </w:tc>
-        <w:tc>
-          <w:tcPr>
-            <w:tcW w:type="dxa" w:w="3120"/>
-          </w:tcPr>
-          <w:p>
-            <w:pPr>
-              <w:spacing w:after="80"/>
-            </w:pPr>
-            <w:r>
-              <w:rPr>
-                <w:sz w:val="18"/>
-              </w:rPr>
-              <w:t>id, subjectId, value, weight, date, type, note</w:t>
-            </w:r>
-          </w:p>
-        </w:tc>
-        <w:tc>
-          <w:tcPr>
-            <w:tcW w:type="dxa" w:w="4388"/>
-          </w:tcPr>
-          <w:p>
-            <w:pPr>
-              <w:spacing w:after="80"/>
-            </w:pPr>
-            <w:r>
-              <w:rPr>
-                <w:sz w:val="18"/>
-              </w:rPr>
-              <w:t>Materia esistente; voto 1–10; peso &gt;0 e &lt;=10; data valida; nota fino a 160 caratteri</w:t>
-            </w:r>
-          </w:p>
-        </w:tc>
-      </w:tr>
-      <w:tr>
-        <w:trPr>
-          <w:cantSplit/>
-        </w:trPr>
-        <w:tc>
-          <w:tcPr>
-            <w:tcW w:type="dxa" w:w="2243"/>
-          </w:tcPr>
-          <w:p>
-            <w:pPr>
-              <w:spacing w:after="80"/>
-            </w:pPr>
-            <w:r>
-              <w:rPr>
-                <w:sz w:val="18"/>
-              </w:rPr>
-              <w:t>Impegno</w:t>
-            </w:r>
-          </w:p>
-        </w:tc>
-        <w:tc>
-          <w:tcPr>
-            <w:tcW w:type="dxa" w:w="3120"/>
-          </w:tcPr>
-          <w:p>
-            <w:pPr>
-              <w:spacing w:after="80"/>
-            </w:pPr>
-            <w:r>
-              <w:rPr>
-                <w:sz w:val="18"/>
-              </w:rPr>
-              <w:t>id, title, date, done, subjectId</w:t>
-            </w:r>
-          </w:p>
-        </w:tc>
-        <w:tc>
-          <w:tcPr>
-            <w:tcW w:type="dxa" w:w="4388"/>
-          </w:tcPr>
-          <w:p>
-            <w:pPr>
-              <w:spacing w:after="80"/>
-            </w:pPr>
-            <w:r>
-              <w:rPr>
-                <w:sz w:val="18"/>
-              </w:rPr>
-              <w:t>Titolo fino a 200 caratteri; data valida; materia esistente o riferimento vuoto per Generale</w:t>
-            </w:r>
-          </w:p>
-        </w:tc>
-      </w:tr>
-    </w:tbl>
-    <w:p/>
-    <w:p>
-      <w:pPr/>
-      <w:r>
-        <w:t>Gli ID sono stringhe alfanumeriche con trattini, non vuote e lunghe fino a 64 caratteri. I tipi di voto ammessi sono Orale, Scritto e Pratico. L'archivio ammette al massimo 100 materie, 10.000 voti e 2.000 impegni. Questi limiti non dimostrano prestazioni equivalenti su tutti i telefoni.</w:t>
-      </w:r>
-    </w:p>
-    <w:p>
-      <w:pPr>
-        <w:pStyle w:val="Heading3"/>
-      </w:pPr>
-      <w:r>
-        <w:t>7.2 Archivio fisico e versioni</w:t>
-      </w:r>
-    </w:p>
-    <w:p>
-      <w:pPr/>
-      <w:r>
-        <w:t>Il database IndexedDB si chiama registromedia-private-v3. La versione dello schema IndexedDB è 2: l'aggiornamento aggiunge lo store deviceSession e conserva lo store accounts. Il formato del record cifrato e del backup rimane invece 3. Questi numeri sono diversi dalla versione applicativa 0.4.0 e hanno scopi distinti.</w:t>
-      </w:r>
-    </w:p>
-    <w:p>
-      <w:pPr/>
-      <w:r>
-        <w:t>Ogni record account contiene username, versione, iterazioni, revisione, salt, IV e ciphertext. Nome visualizzato e archivio logico sono nel contenuto cifrato. La sessione persistente è separata e contiene il riferimento all'account e una CryptoKey; non è inclusa nel backup esportato. La preferenza del tema è in localStorage e non è un dato scolastico cifrato.</w:t>
-      </w:r>
-    </w:p>
-    <w:p>
-      <w:pPr>
-        <w:pStyle w:val="Heading3"/>
-      </w:pPr>
-      <w:r>
-        <w:t>7.3 Concorrenza</w:t>
-      </w:r>
-    </w:p>
-    <w:p>
-      <w:pPr/>
-      <w:r>
-        <w:t>Un salvataggio usa la revisione attesa. La scrittura transazionale verifica che il record non sia stato modificato da un'altra finestra. Se la revisione è obsoleta, il salvataggio è rifiutato e l'utente deve uscire e riaprire il profilo prima di ripetere la modifica. Questo controllo evita sovrascritture silenziose; non è un sistema di fusione collaborativa tra dispositivi.</w:t>
-      </w:r>
-    </w:p>
-    <w:p>
-      <w:pPr>
-        <w:pStyle w:val="Heading2"/>
-      </w:pPr>
-      <w:r>
-        <w:t>8. Sicurezza, privacy e sessione</w:t>
-      </w:r>
-    </w:p>
-    <w:p>
-      <w:pPr/>
-      <w:r>
-        <w:t>La password viene usata da PBKDF2-HMAC-SHA-256 con 600.000 iterazioni e salt casuale da 128 bit per derivare una chiave AES-256-GCM non esportabile. Ogni salvataggio usa un IV casuale da 96 bit. Il contenuto autenticato include nome utente, versione e revisione: manomissioni rilevabili fanno fallire lo sblocco. La password non è conservata in chiaro né inviata a server.</w:t>
-      </w:r>
-    </w:p>
-    <w:p>
-      <w:pPr/>
-      <w:r>
-        <w:t>Per soddisfare il requisito di non rifare il login, la CryptoKey viene conservata in IndexedDB finché l'utente non sceglie Esci. Non esportabile significa che l'API non ne consente l'esportazione in chiaro; non significa che un profilo del dispositivo aperto sia protetto da chi lo sta già usando. L'accesso persistente è una scelta di comodità con una conseguenza precisa: usare un dispositivo personale e uscire prima di condividerlo.</w:t>
-      </w:r>
-    </w:p>
-    <w:p>
-      <w:pPr/>
-      <w:r>
-        <w:t>Esci elimina la chiave persistente, svuota la sessione dell'interfaccia e comunica l'uscita alle altre finestre compatibili tramite BroadcastChannel. L'eliminazione del profilo richiede la password e rimuove account e relativa sessione locale. Non elimina backup già esportati, copie su altri dispositivi o dati del sito Argo.</w:t>
-      </w:r>
-    </w:p>
-    <w:p>
-      <w:pPr/>
-      <w:r>
-        <w:t>Le interfacce mostrano testo importato usando nodi testuali e valori di input, non HTML fornito dall'utente. La Content Security Policy limita script e connessioni all'origine locale, permette worker locali e compilazione WASM, e blocca invii di form non gestiti. La concessione wasm-unsafe-eval non è un'abilitazione generale di unsafe-eval JavaScript.</w:t>
-      </w:r>
-    </w:p>
-    <w:p>
-      <w:pPr/>
-      <w:r>
-        <w:t>Electron mantiene sandbox e isolamento del contesto, senza Node.js nel renderer. Android non concede accesso generale a contatti, posizione, fotocamera o archivio: usa il selettore per i file scelti dall'utente. I canali nativi sono limitati all'origine locale e al frame principale, per esportare backup già cifrati e applicare un tema ammesso. I backup di sistema Android sono disabilitati nelle regole dichiarate.</w:t>
-      </w:r>
-    </w:p>
-    <w:p>
-      <w:pPr/>
-      <w:r>
-        <w:t>Non sono presenti tracker o pubblicità. Non è stata eseguita una revisione di sicurezza indipendente e non si può garantire rischio zero. Malware, controllo del dispositivo, password deboli o una sessione già aperta sono limiti del modello di protezione. Il progetto non costituisce una certificazione di conformità legale o privacy. Il package dichiara UNLICENSED: la pubblicità del repository non equivale a una concessione di licenza open source per l’app. Le licenze delle dipendenze e le relative attribuzioni rimangono separate.</w:t>
-      </w:r>
-    </w:p>
-    <w:p>
-      <w:pPr>
-        <w:pStyle w:val="Heading2"/>
-      </w:pPr>
-      <w:r>
-        <w:t>9. Backup, migrazione e continuità</w:t>
-      </w:r>
-    </w:p>
-    <w:p>
-      <w:pPr/>
-      <w:r>
-        <w:t>Un backup è un file JSON cifrato identificato dal formato registromedia-encrypted, versione 3, con il record dell'account. La password originale è necessaria per aprirlo anche se l'app sul dispositivo di partenza mantiene l'accesso. I backup delle release 0.3 con questo formato sono compatibili.</w:t>
-      </w:r>
-    </w:p>
-    <w:p>
-      <w:pPr/>
-      <w:r>
-        <w:t>Procedura consigliata: esportare il backup, conservarlo in un luogo affidabile, trasferirlo sul dispositivo di destinazione, scegliere Ripristina un backup, inserire la password e confermare l'eventuale sostituzione. Il ripristino sostituisce il profilo omonimo, non combina due storie di modifiche. Prima di sostituire un archivio più recente va esportata una copia dello stato corrente.</w:t>
-      </w:r>
-    </w:p>
-    <w:p>
-      <w:pPr/>
-      <w:r>
-        <w:t>Non esistono recupero password via email o copia cloud gestita dal progetto. La perdita della password può rendere inutilizzabile il backup; la cancellazione dello storage o la disinstallazione può eliminare i dati locali. La sessione persistente non è una strategia di recupero password.</w:t>
-      </w:r>
-    </w:p>
-    <w:p>
-      <w:pPr/>
-      <w:r>
-        <w:t>Il formato locale non cifrato delle prime versioni 0.1/0.2 è lasciato intatto ma non è automaticamente importato nel nuovo archivio. L'aggiornamento dello schema IndexedDB dalla versione 1 alla 2 è invece coperto da una prova che verifica la conservazione di account e voti.</w:t>
-      </w:r>
-    </w:p>
-    <w:p>
-      <w:pPr/>
-      <w:r>
-        <w:t>Gli APK di sviluppo creati dal runner possono avere firme diverse tra build. Android può quindi richiedere una disinstallazione invece di un aggiornamento diretto. Prima di cambiare APK occorre esportare il backup e ricordare la password. Non è stata configurata una firma release privata stabile.</w:t>
-      </w:r>
-    </w:p>
-    <w:p>
-      <w:pPr>
-        <w:pStyle w:val="Heading2"/>
-      </w:pPr>
-      <w:r>
-        <w:t>10. Installazione e sviluppo</w:t>
-      </w:r>
-    </w:p>
-    <w:p>
-      <w:pPr>
-        <w:pStyle w:val="Heading3"/>
-      </w:pPr>
-      <w:r>
-        <w:t>10.1 Utente finale</w:t>
-      </w:r>
-    </w:p>
-    <w:p>
-      <w:pPr/>
-      <w:r>
-        <w:t>Per Windows, l'installer Setup.exe esegue l'installazione; in alternativa la ZIP Portable va estratta completamente e si apre RegistroMedia.exe. Spostare il solo eseguibile fuori dalla cartella portabile non basta: servono anche le risorse. Node.js non è richiesto per usare il programma distribuito.</w:t>
-      </w:r>
-    </w:p>
-    <w:p>
-      <w:pPr/>
-      <w:r>
-        <w:t>Android richiede Android 9 o successivo e WebView aggiornato. L'APK è una build di sviluppo, non una pubblicazione Play Store. La scelta di installare un pacchetto esterno rimane dell'utente e del sistema operativo; il progetto non deve chiedere di disabilitare protezioni generali del dispositivo.</w:t>
-      </w:r>
-    </w:p>
-    <w:p>
-      <w:pPr/>
-      <w:r>
-        <w:t>Per iPhone esiste soltanto la base web responsive. Per visitarla e installarla dalla schermata Home tramite Safari serve un indirizzo HTTPS raggiungibile. Non è disponibile un link a un sito già distribuito.</w:t>
-      </w:r>
-    </w:p>
-    <w:p>
-      <w:pPr>
-        <w:pStyle w:val="Heading3"/>
-      </w:pPr>
-      <w:r>
-        <w:t>10.2 Sviluppatore</w:t>
-      </w:r>
-    </w:p>
-    <w:p>
-      <w:pPr/>
-      <w:r>
-        <w:t>Il riferimento è Node.js 24. npm ci installa le dipendenze del lockfile ed esegue postinstall, che prepara le risorse OCR. npm start avvia il server statico locale. npm test esegue i test Node; npm run test:ui esegue Playwright dopo l'installazione di Chromium. Un browser già presente può essere selezionato con CHROMIUM_PATH.</w:t>
-      </w:r>
-    </w:p>
-    <w:p>
-      <w:pPr/>
-      <w:r>
-        <w:t>npm run ocr:assets rigenera vendor/ocr. npm run android:assets prepara anche gli asset Android. Le risorse generate, le cartelle di build, i dati personali, gli archivi locali e le chiavi private non devono essere aggiunti al repository. I percorsi e i comandi completi sono nel README.</w:t>
-      </w:r>
-    </w:p>
-    <w:p>
-      <w:pPr>
-        <w:pStyle w:val="Heading2"/>
-      </w:pPr>
-      <w:r>
-        <w:t>11. Build e distribuzione</w:t>
-      </w:r>
-    </w:p>
-    <w:p>
-      <w:pPr/>
-      <w:r>
-        <w:t>Il repository principale è https://github.com/Samir-cpp/registromedia. La prerelease di riferimento è https://github.com/Samir-cpp/registromedia/releases/tag/v0.4.0. Il codice verificato per questa documentazione è il commit f17d702, salvo le successive aggiunte documentali.</w:t>
-      </w:r>
-    </w:p>
-    <w:p>
-      <w:pPr/>
-      <w:r>
-        <w:t>Windows usa Electron ed electron-builder per NSIS e ZIP portabile. La build NSIS su Linux richiede Wine; il workflow di rilascio usa un runner Windows. Android usa JDK completo 17/21, Gradle 8.11.1, Android SDK 35 e Build Tools 35.0.0, con assemblaggio APK e lint.</w:t>
-      </w:r>
-    </w:p>
-    <w:tbl>
-      <w:tblPr>
-        <w:tblStyle w:val="TableGrid"/>
-        <w:tblW w:type="auto" w:w="0"/>
-        <w:tblLayout w:type="fixed"/>
-        <w:tblLook w:firstColumn="1" w:firstRow="1" w:lastColumn="0" w:lastRow="0" w:noHBand="0" w:noVBand="1" w:val="04A0"/>
-      </w:tblPr>
-      <w:tblGrid>
-        <w:gridCol w:w="2828"/>
-        <w:gridCol w:w="6923"/>
-      </w:tblGrid>
-      <w:tr>
-        <w:trPr>
-          <w:tblHeader/>
-          <w:cantSplit/>
-        </w:trPr>
-        <w:tc>
-          <w:tcPr>
-            <w:tcW w:type="dxa" w:w="2828"/>
-            <w:shd w:fill="24304A"/>
-          </w:tcPr>
-          <w:p>
-            <w:pPr>
-              <w:spacing w:after="80"/>
-            </w:pPr>
-            <w:r>
-              <w:rPr>
-                <w:b/>
-                <w:color w:val="FFFFFF"/>
-                <w:sz w:val="18"/>
-              </w:rPr>
-              <w:t>Passaggio del workflow</w:t>
-            </w:r>
-          </w:p>
-        </w:tc>
-        <w:tc>
-          <w:tcPr>
-            <w:tcW w:type="dxa" w:w="6923"/>
-            <w:shd w:fill="24304A"/>
-          </w:tcPr>
-          <w:p>
-            <w:pPr>
-              <w:spacing w:after="80"/>
-            </w:pPr>
-            <w:r>
-              <w:rPr>
-                <w:b/>
-                <w:color w:val="FFFFFF"/>
-                <w:sz w:val="18"/>
-              </w:rPr>
-              <w:t>Risultato richiesto</w:t>
-            </w:r>
-          </w:p>
-        </w:tc>
-      </w:tr>
-      <w:tr>
-        <w:trPr>
-          <w:cantSplit/>
-        </w:trPr>
-        <w:tc>
-          <w:tcPr>
-            <w:tcW w:type="dxa" w:w="2828"/>
-          </w:tcPr>
-          <w:p>
-            <w:pPr>
-              <w:spacing w:after="80"/>
-            </w:pPr>
-            <w:r>
-              <w:rPr>
-                <w:sz w:val="18"/>
-              </w:rPr>
-              <w:t>Tag v*</w:t>
-            </w:r>
-          </w:p>
-        </w:tc>
-        <w:tc>
-          <w:tcPr>
-            <w:tcW w:type="dxa" w:w="6923"/>
-          </w:tcPr>
-          <w:p>
-            <w:pPr>
-              <w:spacing w:after="80"/>
-            </w:pPr>
-            <w:r>
-              <w:rPr>
-                <w:sz w:val="18"/>
-              </w:rPr>
-              <w:t>Versione del tag uguale a package.json</w:t>
-            </w:r>
-          </w:p>
-        </w:tc>
-      </w:tr>
-      <w:tr>
-        <w:trPr>
-          <w:cantSplit/>
-        </w:trPr>
-        <w:tc>
-          <w:tcPr>
-            <w:tcW w:type="dxa" w:w="2828"/>
-          </w:tcPr>
-          <w:p>
-            <w:pPr>
-              <w:spacing w:after="80"/>
-            </w:pPr>
-            <w:r>
-              <w:rPr>
-                <w:sz w:val="18"/>
-              </w:rPr>
-              <w:t>Verifica</w:t>
-            </w:r>
-          </w:p>
-        </w:tc>
-        <w:tc>
-          <w:tcPr>
-            <w:tcW w:type="dxa" w:w="6923"/>
-          </w:tcPr>
-          <w:p>
-            <w:pPr>
-              <w:spacing w:after="80"/>
-            </w:pPr>
-            <w:r>
-              <w:rPr>
-                <w:sz w:val="18"/>
-              </w:rPr>
-              <w:t>Installazione bloccata dal lockfile, test Node e UI con OCR reale sintetico</w:t>
-            </w:r>
-          </w:p>
-        </w:tc>
-      </w:tr>
-      <w:tr>
-        <w:trPr>
-          <w:cantSplit/>
-        </w:trPr>
-        <w:tc>
-          <w:tcPr>
-            <w:tcW w:type="dxa" w:w="2828"/>
-          </w:tcPr>
-          <w:p>
-            <w:pPr>
-              <w:spacing w:after="80"/>
-            </w:pPr>
-            <w:r>
-              <w:rPr>
-                <w:sz w:val="18"/>
-              </w:rPr>
-              <w:t>Windows</w:t>
-            </w:r>
-          </w:p>
-        </w:tc>
-        <w:tc>
-          <w:tcPr>
-            <w:tcW w:type="dxa" w:w="6923"/>
-          </w:tcPr>
-          <w:p>
-            <w:pPr>
-              <w:spacing w:after="80"/>
-            </w:pPr>
-            <w:r>
-              <w:rPr>
-                <w:sz w:val="18"/>
-              </w:rPr>
-              <w:t>Avvio e OCR in Electron, installer e ZIP</w:t>
-            </w:r>
-          </w:p>
-        </w:tc>
-      </w:tr>
-      <w:tr>
-        <w:trPr>
-          <w:cantSplit/>
-        </w:trPr>
-        <w:tc>
-          <w:tcPr>
-            <w:tcW w:type="dxa" w:w="2828"/>
-          </w:tcPr>
-          <w:p>
-            <w:pPr>
-              <w:spacing w:after="80"/>
-            </w:pPr>
-            <w:r>
-              <w:rPr>
-                <w:sz w:val="18"/>
-              </w:rPr>
-              <w:t>Android</w:t>
-            </w:r>
-          </w:p>
-        </w:tc>
-        <w:tc>
-          <w:tcPr>
-            <w:tcW w:type="dxa" w:w="6923"/>
-          </w:tcPr>
-          <w:p>
-            <w:pPr>
-              <w:spacing w:after="80"/>
-            </w:pPr>
-            <w:r>
-              <w:rPr>
-                <w:sz w:val="18"/>
-              </w:rPr>
-              <w:t>Preparazione degli asset, assembleDebug e lintDebug, APK</w:t>
-            </w:r>
-          </w:p>
-        </w:tc>
-      </w:tr>
-      <w:tr>
-        <w:trPr>
-          <w:cantSplit/>
-        </w:trPr>
-        <w:tc>
-          <w:tcPr>
-            <w:tcW w:type="dxa" w:w="2828"/>
-          </w:tcPr>
-          <w:p>
-            <w:pPr>
-              <w:spacing w:after="80"/>
-            </w:pPr>
-            <w:r>
-              <w:rPr>
-                <w:sz w:val="18"/>
-              </w:rPr>
-              <w:t>Pubblicazione</w:t>
-            </w:r>
-          </w:p>
-        </w:tc>
-        <w:tc>
-          <w:tcPr>
-            <w:tcW w:type="dxa" w:w="6923"/>
-          </w:tcPr>
-          <w:p>
-            <w:pPr>
-              <w:spacing w:after="80"/>
-            </w:pPr>
-            <w:r>
-              <w:rPr>
-                <w:sz w:val="18"/>
-              </w:rPr>
-              <w:t>Entrambe le build riuscite, raccolta dei file e SHA256SUMS.txt</w:t>
-            </w:r>
-          </w:p>
-        </w:tc>
-      </w:tr>
-      <w:tr>
-        <w:trPr>
-          <w:cantSplit/>
-        </w:trPr>
-        <w:tc>
-          <w:tcPr>
-            <w:tcW w:type="dxa" w:w="2828"/>
-          </w:tcPr>
-          <w:p>
-            <w:pPr>
-              <w:spacing w:after="80"/>
-            </w:pPr>
-            <w:r>
-              <w:rPr>
-                <w:sz w:val="18"/>
-              </w:rPr>
-              <w:t>Release</w:t>
-            </w:r>
-          </w:p>
-        </w:tc>
-        <w:tc>
-          <w:tcPr>
-            <w:tcW w:type="dxa" w:w="6923"/>
-          </w:tcPr>
-          <w:p>
-            <w:pPr>
-              <w:spacing w:after="80"/>
-            </w:pPr>
-            <w:r>
-              <w:rPr>
-                <w:sz w:val="18"/>
-              </w:rPr>
-              <w:t>Bozza creata e resa pubblica come prerelease dopo il caricamento</w:t>
-            </w:r>
-          </w:p>
-        </w:tc>
-      </w:tr>
-    </w:tbl>
-    <w:p/>
-    <w:p>
-      <w:pPr/>
-      <w:r>
-        <w:t>I workflow hanno permessi di lettura per i job di verifica e build; la scrittura dei contenuti è concessa al job di pubblicazione. Le chiavi di firma non sono nel repository. Le dipendenze sono risolte dal lockfile; i tool Android del setup CI hanno un controllo di checksum. Le risorse OCR sono ricavate dai pacchetti, con le licenze incluse nei file distribuiti.</w:t>
-      </w:r>
-    </w:p>
-    <w:p>
-      <w:pPr/>
-      <w:r>
-        <w:t>La versione 0.4.0 è stata pubblicata con installer Windows, ZIP portabile, APK Android e checksum. Windows non ha firma digitale di distribuzione; Android usa una firma di sviluppo. Non vengono promessi aggiornamenti automatici o una distribuzione sugli store.</w:t>
-      </w:r>
-    </w:p>
-    <w:p>
-      <w:pPr>
-        <w:pStyle w:val="Heading2"/>
-      </w:pPr>
-      <w:r>
-        <w:t>12. Verifica e criteri di accettazione</w:t>
-      </w:r>
-    </w:p>
-    <w:p>
-      <w:pPr>
-        <w:pStyle w:val="Heading3"/>
-      </w:pPr>
-      <w:r>
-        <w:t>12.1 Evidenze disponibili</w:t>
-      </w:r>
-    </w:p>
-    <w:tbl>
-      <w:tblPr>
-        <w:tblStyle w:val="TableGrid"/>
-        <w:tblW w:type="auto" w:w="0"/>
-        <w:tblLayout w:type="fixed"/>
-        <w:tblLook w:firstColumn="1" w:firstRow="1" w:lastColumn="0" w:lastRow="0" w:noHBand="0" w:noVBand="1" w:val="04A0"/>
-      </w:tblPr>
-      <w:tblGrid>
-        <w:gridCol w:w="2243"/>
-        <w:gridCol w:w="3120"/>
-        <w:gridCol w:w="4388"/>
-      </w:tblGrid>
-      <w:tr>
-        <w:trPr>
-          <w:tblHeader/>
-          <w:cantSplit/>
-        </w:trPr>
-        <w:tc>
-          <w:tcPr>
-            <w:tcW w:type="dxa" w:w="2243"/>
-            <w:shd w:fill="24304A"/>
-          </w:tcPr>
-          <w:p>
-            <w:pPr>
-              <w:spacing w:after="80"/>
-            </w:pPr>
-            <w:r>
-              <w:rPr>
-                <w:b/>
-                <w:color w:val="FFFFFF"/>
-                <w:sz w:val="18"/>
-              </w:rPr>
-              <w:t>Area</w:t>
-            </w:r>
-          </w:p>
-        </w:tc>
-        <w:tc>
-          <w:tcPr>
-            <w:tcW w:type="dxa" w:w="3120"/>
-            <w:shd w:fill="24304A"/>
-          </w:tcPr>
-          <w:p>
-            <w:pPr>
-              <w:spacing w:after="80"/>
-            </w:pPr>
-            <w:r>
-              <w:rPr>
-                <w:b/>
-                <w:color w:val="FFFFFF"/>
-                <w:sz w:val="18"/>
-              </w:rPr>
-              <w:t>Evidenza</w:t>
-            </w:r>
-          </w:p>
-        </w:tc>
-        <w:tc>
-          <w:tcPr>
-            <w:tcW w:type="dxa" w:w="4388"/>
-            <w:shd w:fill="24304A"/>
-          </w:tcPr>
-          <w:p>
-            <w:pPr>
-              <w:spacing w:after="80"/>
-            </w:pPr>
-            <w:r>
-              <w:rPr>
-                <w:b/>
-                <w:color w:val="FFFFFF"/>
-                <w:sz w:val="18"/>
-              </w:rPr>
-              <w:t>Cosa dimostra e cosa non dimostra</w:t>
-            </w:r>
-          </w:p>
-        </w:tc>
-      </w:tr>
-      <w:tr>
-        <w:trPr>
-          <w:cantSplit/>
-        </w:trPr>
-        <w:tc>
-          <w:tcPr>
-            <w:tcW w:type="dxa" w:w="2243"/>
-          </w:tcPr>
-          <w:p>
-            <w:pPr>
-              <w:spacing w:after="80"/>
-            </w:pPr>
-            <w:r>
-              <w:rPr>
-                <w:sz w:val="18"/>
-              </w:rPr>
-              <w:t>Dominio</w:t>
-            </w:r>
-          </w:p>
-        </w:tc>
-        <w:tc>
-          <w:tcPr>
-            <w:tcW w:type="dxa" w:w="3120"/>
-          </w:tcPr>
-          <w:p>
-            <w:pPr>
-              <w:spacing w:after="80"/>
-            </w:pPr>
-            <w:r>
-              <w:rPr>
-                <w:sz w:val="18"/>
-              </w:rPr>
-              <w:t>tests/model.test.mjs</w:t>
-            </w:r>
-          </w:p>
-        </w:tc>
-        <w:tc>
-          <w:tcPr>
-            <w:tcW w:type="dxa" w:w="4388"/>
-          </w:tcPr>
-          <w:p>
-            <w:pPr>
-              <w:spacing w:after="80"/>
-            </w:pPr>
-            <w:r>
-              <w:rPr>
-                <w:sz w:val="18"/>
-              </w:rPr>
-              <w:t>Formule, separazione dei periodi e validazione dei dati</w:t>
-            </w:r>
-          </w:p>
-        </w:tc>
-      </w:tr>
-      <w:tr>
-        <w:trPr>
-          <w:cantSplit/>
-        </w:trPr>
-        <w:tc>
-          <w:tcPr>
-            <w:tcW w:type="dxa" w:w="2243"/>
-          </w:tcPr>
-          <w:p>
-            <w:pPr>
-              <w:spacing w:after="80"/>
-            </w:pPr>
-            <w:r>
-              <w:rPr>
-                <w:sz w:val="18"/>
-              </w:rPr>
-              <w:t>Parser</w:t>
-            </w:r>
-          </w:p>
-        </w:tc>
-        <w:tc>
-          <w:tcPr>
-            <w:tcW w:type="dxa" w:w="3120"/>
-          </w:tcPr>
-          <w:p>
-            <w:pPr>
-              <w:spacing w:after="80"/>
-            </w:pPr>
-            <w:r>
-              <w:rPr>
-                <w:sz w:val="18"/>
-              </w:rPr>
-              <w:t>tests/import.test.mjs</w:t>
-            </w:r>
-          </w:p>
-        </w:tc>
-        <w:tc>
-          <w:tcPr>
-            <w:tcW w:type="dxa" w:w="4388"/>
-          </w:tcPr>
-          <w:p>
-            <w:pPr>
-              <w:spacing w:after="80"/>
-            </w:pPr>
-            <w:r>
-              <w:rPr>
-                <w:sz w:val="18"/>
-              </w:rPr>
-              <w:t>Estrazione di righe controllate, date mancanti, ambiguità e duplicati</w:t>
+              <w:t>Non equivalgono alle valutazioni ufficiali della scuola</w:t>
             </w:r>
           </w:p>
         </w:tc>
@@ -3337,7 +1695,7 @@
               <w:rPr>
                 <w:sz w:val="18"/>
               </w:rPr>
-              <w:t>tests/vault.test.mjs</w:t>
+              <w:t>Cifratura, password errata, manomissione, isolamento, conflitti, migrazione e cambio password</w:t>
             </w:r>
           </w:p>
         </w:tc>
@@ -3353,7 +1711,7 @@
               <w:rPr>
                 <w:sz w:val="18"/>
               </w:rPr>
-              <w:t>Password errata, cifratura, ripristino, conflitti e sessione persistente</w:t>
+              <w:t>Nessun audit indipendente eseguito</w:t>
             </w:r>
           </w:p>
         </w:tc>
@@ -3374,7 +1732,7 @@
               <w:rPr>
                 <w:sz w:val="18"/>
               </w:rPr>
-              <w:t>Migrazione</w:t>
+              <w:t>Interfaccia</w:t>
             </w:r>
           </w:p>
         </w:tc>
@@ -3390,7 +1748,7 @@
               <w:rPr>
                 <w:sz w:val="18"/>
               </w:rPr>
-              <w:t>tests/vault-migration.test.mjs</w:t>
+              <w:t>Creazione account, voti, filtri, percentuali, temi, sessioni, backup, offline</w:t>
             </w:r>
           </w:p>
         </w:tc>
@@ -3406,7 +1764,7 @@
               <w:rPr>
                 <w:sz w:val="18"/>
               </w:rPr>
-              <w:t>Conservazione di un account e dei voti durante l'aggiornamento dello schema</w:t>
+              <w:t>Chromium automatizzato; iPhone reale da verificare</w:t>
             </w:r>
           </w:p>
         </w:tc>
@@ -3427,7 +1785,7 @@
               <w:rPr>
                 <w:sz w:val="18"/>
               </w:rPr>
-              <w:t>Collegamento esterno</w:t>
+              <w:t>Layout</w:t>
             </w:r>
           </w:p>
         </w:tc>
@@ -3443,7 +1801,7 @@
               <w:rPr>
                 <w:sz w:val="18"/>
               </w:rPr>
-              <w:t>tests/argo.test.mjs</w:t>
+              <w:t>Otto larghezze, nessun overflow orizzontale, dialoghi nei limiti</w:t>
             </w:r>
           </w:p>
         </w:tc>
@@ -3459,7 +1817,7 @@
               <w:rPr>
                 <w:sz w:val="18"/>
               </w:rPr>
-              <w:t>Destinazione ammessa e attributi protettivi del link; non accesso alle API</w:t>
+              <w:t>Zoom e screen reader manuali da verificare</w:t>
             </w:r>
           </w:p>
         </w:tc>
@@ -3480,7 +1838,7 @@
               <w:rPr>
                 <w:sz w:val="18"/>
               </w:rPr>
-              <w:t>UI e OCR</w:t>
+              <w:t>Native</w:t>
             </w:r>
           </w:p>
         </w:tc>
@@ -3496,7 +1854,7 @@
               <w:rPr>
                 <w:sz w:val="18"/>
               </w:rPr>
-              <w:t>scripts/ui-smoke.cjs</w:t>
+              <w:t>Workflow desktop startup, build Windows e Android con lint</w:t>
             </w:r>
           </w:p>
         </w:tc>
@@ -3512,7 +1870,7 @@
               <w:rPr>
                 <w:sz w:val="18"/>
               </w:rPr>
-              <w:t>Screenshot sintetico letto realmente, anteprima, date, riavvio, temi, uscita e offline</w:t>
+              <w:t>Installazione su dispositivi fisici da verificare</w:t>
             </w:r>
           </w:p>
         </w:tc>
@@ -3533,7 +1891,7 @@
               <w:rPr>
                 <w:sz w:val="18"/>
               </w:rPr>
-              <w:t>Desktop</w:t>
+              <w:t>Sito</w:t>
             </w:r>
           </w:p>
         </w:tc>
@@ -3549,7 +1907,7 @@
               <w:rPr>
                 <w:sz w:val="18"/>
               </w:rPr>
-              <w:t>desktop/main.cjs con smoke-test</w:t>
+              <w:t>Bundle statico pronto, workflow Pages presente</w:t>
             </w:r>
           </w:p>
         </w:tc>
@@ -3565,60 +1923,7 @@
               <w:rPr>
                 <w:sz w:val="18"/>
               </w:rPr>
-              <w:t>Avvio e lettura sintetica dentro Electron su runner Windows</w:t>
-            </w:r>
-          </w:p>
-        </w:tc>
-      </w:tr>
-      <w:tr>
-        <w:trPr>
-          <w:cantSplit/>
-        </w:trPr>
-        <w:tc>
-          <w:tcPr>
-            <w:tcW w:type="dxa" w:w="2243"/>
-          </w:tcPr>
-          <w:p>
-            <w:pPr>
-              <w:spacing w:after="80"/>
-            </w:pPr>
-            <w:r>
-              <w:rPr>
-                <w:sz w:val="18"/>
-              </w:rPr>
-              <w:t>Android</w:t>
-            </w:r>
-          </w:p>
-        </w:tc>
-        <w:tc>
-          <w:tcPr>
-            <w:tcW w:type="dxa" w:w="3120"/>
-          </w:tcPr>
-          <w:p>
-            <w:pPr>
-              <w:spacing w:after="80"/>
-            </w:pPr>
-            <w:r>
-              <w:rPr>
-                <w:sz w:val="18"/>
-              </w:rPr>
-              <w:t>assembleDebug e lintDebug</w:t>
-            </w:r>
-          </w:p>
-        </w:tc>
-        <w:tc>
-          <w:tcPr>
-            <w:tcW w:type="dxa" w:w="4388"/>
-          </w:tcPr>
-          <w:p>
-            <w:pPr>
-              <w:spacing w:after="80"/>
-            </w:pPr>
-            <w:r>
-              <w:rPr>
-                <w:sz w:val="18"/>
-              </w:rPr>
-              <w:t>Compilazione e controlli statici; non uso su ogni telefono fisico</w:t>
+              <w:t>Serve Pages abilitato e deployment riuscito</w:t>
             </w:r>
           </w:p>
         </w:tc>
@@ -3628,93 +1933,7 @@
     <w:p>
       <w:pPr/>
       <w:r>
-        <w:t>Nel lavoro sulla 0.4.0 sono passati 13 test Node e lo smoke test Chromium desktop/mobile; i job di build Windows e Android e la pubblicazione sono terminati con successo. Il workflow è disponibile alla pagina Actions del repository. I dati usati erano artificiali, non voti reali dello studente.</w:t>
-      </w:r>
-    </w:p>
-    <w:p>
-      <w:pPr>
-        <w:pStyle w:val="Heading3"/>
-      </w:pPr>
-      <w:r>
-        <w:t>12.2 Criteri per accettare la prerelease</w:t>
-      </w:r>
-    </w:p>
-    <w:p>
-      <w:pPr>
-        <w:pStyle w:val="ListBullet"/>
-      </w:pPr>
-      <w:r>
-        <w:t>Un account nuovo è vuoto; dopo un riavvio il profilo ricordato riapre il registro.</w:t>
-      </w:r>
-    </w:p>
-    <w:p>
-      <w:pPr>
-        <w:pStyle w:val="ListBullet"/>
-      </w:pPr>
-      <w:r>
-        <w:t>Esci impedisce la riapertura automatica e richiede nuovamente le credenziali.</w:t>
-      </w:r>
-    </w:p>
-    <w:p>
-      <w:pPr>
-        <w:pStyle w:val="ListBullet"/>
-      </w:pPr>
-      <w:r>
-        <w:t>Un 5,5 risulta insufficiente e rosso, un 6 sufficiente e verde.</w:t>
-      </w:r>
-    </w:p>
-    <w:p>
-      <w:pPr>
-        <w:pStyle w:val="ListBullet"/>
-      </w:pPr>
-      <w:r>
-        <w:t>I voti del 31 dicembre e del 1 gennaio appartengono ai periodi corretti dello stesso anno scolastico.</w:t>
-      </w:r>
-    </w:p>
-    <w:p>
-      <w:pPr>
-        <w:pStyle w:val="ListBullet"/>
-      </w:pPr>
-      <w:r>
-        <w:t>Uno screenshot non aggiunge dati prima della conferma; una data assente blocca la riga selezionata.</w:t>
-      </w:r>
-    </w:p>
-    <w:p>
-      <w:pPr>
-        <w:pStyle w:val="ListBullet"/>
-      </w:pPr>
-      <w:r>
-        <w:t>Riconfermare lo stesso voto importato non crea un doppione secondo la chiave documentata.</w:t>
-      </w:r>
-    </w:p>
-    <w:p>
-      <w:pPr>
-        <w:pStyle w:val="ListBullet"/>
-      </w:pPr>
-      <w:r>
-        <w:t>Un backup non contiene nomi delle materie o voti in chiaro e si ripristina con la password corretta.</w:t>
-      </w:r>
-    </w:p>
-    <w:p>
-      <w:pPr>
-        <w:pStyle w:val="ListBullet"/>
-      </w:pPr>
-      <w:r>
-        <w:t>I file di installazione corrispondono al tag rilasciato e hanno checksum pubblicati.</w:t>
-      </w:r>
-    </w:p>
-    <w:p>
-      <w:pPr>
-        <w:pStyle w:val="Heading3"/>
-      </w:pPr>
-      <w:r>
-        <w:t>12.3 Verifiche ancora necessarie</w:t>
-      </w:r>
-    </w:p>
-    <w:p>
-      <w:pPr/>
-      <w:r>
-        <w:t>Il collaudo su una matrice di telefoni Android e PC fisici, la prova specifica su Safari/iPhone, l'accessibilità con tecnologie assistive e la revisione indipendente di sicurezza sono attività distinte e non risultano completate. La precisione OCR su screenshot reali eterogenei del registro non è stata misurata con un campione rappresentativo: non viene attribuita una percentuale di accuratezza.</w:t>
+        <w:t>Una build pronta per il download richiede tutti i job release verdi. La presenza di una configurazione di build non equivale al suo completamento: verificare la pagina Actions per la versione specifica.</w:t>
       </w:r>
     </w:p>
     <w:p>
@@ -3722,7 +1941,7 @@
         <w:pStyle w:val="Heading2"/>
       </w:pPr>
       <w:r>
-        <w:t>13. Rischi, limiti e sviluppi futuri</w:t>
+        <w:t>11. Rischi e manutenzione</w:t>
       </w:r>
     </w:p>
     <w:tbl>
@@ -3745,7 +1964,7 @@
         <w:tc>
           <w:tcPr>
             <w:tcW w:type="dxa" w:w="2243"/>
-            <w:shd w:fill="24304A"/>
+            <w:shd w:fill="193B31"/>
           </w:tcPr>
           <w:p>
             <w:pPr>
@@ -3764,7 +1983,7 @@
         <w:tc>
           <w:tcPr>
             <w:tcW w:type="dxa" w:w="3120"/>
-            <w:shd w:fill="24304A"/>
+            <w:shd w:fill="193B31"/>
           </w:tcPr>
           <w:p>
             <w:pPr>
@@ -3776,14 +1995,14 @@
                 <w:color w:val="FFFFFF"/>
                 <w:sz w:val="18"/>
               </w:rPr>
-              <w:t>Impatto</w:t>
+              <w:t>Gestione prevista</w:t>
             </w:r>
           </w:p>
         </w:tc>
         <w:tc>
           <w:tcPr>
             <w:tcW w:type="dxa" w:w="4388"/>
-            <w:shd w:fill="24304A"/>
+            <w:shd w:fill="193B31"/>
           </w:tcPr>
           <w:p>
             <w:pPr>
@@ -3795,7 +2014,60 @@
                 <w:color w:val="FFFFFF"/>
                 <w:sz w:val="18"/>
               </w:rPr>
-              <w:t>Contromisura attuale / passo successivo</w:t>
+              <w:t>Residuo</w:t>
+            </w:r>
+          </w:p>
+        </w:tc>
+      </w:tr>
+      <w:tr>
+        <w:trPr>
+          <w:cantSplit/>
+        </w:trPr>
+        <w:tc>
+          <w:tcPr>
+            <w:tcW w:type="dxa" w:w="2243"/>
+          </w:tcPr>
+          <w:p>
+            <w:pPr>
+              <w:spacing w:after="80"/>
+            </w:pPr>
+            <w:r>
+              <w:rPr>
+                <w:sz w:val="18"/>
+              </w:rPr>
+              <w:t>Perdita archivio locale</w:t>
+            </w:r>
+          </w:p>
+        </w:tc>
+        <w:tc>
+          <w:tcPr>
+            <w:tcW w:type="dxa" w:w="3120"/>
+          </w:tcPr>
+          <w:p>
+            <w:pPr>
+              <w:spacing w:after="80"/>
+            </w:pPr>
+            <w:r>
+              <w:rPr>
+                <w:sz w:val="18"/>
+              </w:rPr>
+              <w:t>Backup cifrati periodici e avviso prima della disinstallazione</w:t>
+            </w:r>
+          </w:p>
+        </w:tc>
+        <w:tc>
+          <w:tcPr>
+            <w:tcW w:type="dxa" w:w="4388"/>
+          </w:tcPr>
+          <w:p>
+            <w:pPr>
+              <w:spacing w:after="80"/>
+            </w:pPr>
+            <w:r>
+              <w:rPr>
+                <w:sz w:val="18"/>
+              </w:rPr>
+              <w:t>Nessun recupero remoto</w:t>
             </w:r>
           </w:p>
         </w:tc>
@@ -3832,7 +2104,7 @@
               <w:rPr>
                 <w:sz w:val="18"/>
               </w:rPr>
-              <w:t>Backup non apribile</w:t>
+              <w:t>Conservazione sicura personale</w:t>
             </w:r>
           </w:p>
         </w:tc>
@@ -3848,7 +2120,7 @@
               <w:rPr>
                 <w:sz w:val="18"/>
               </w:rPr>
-              <w:t>Indicazione esplicita; conservare password e backup; nessun falso recupero</w:t>
+              <w:t>Nessun reset automatico</w:t>
             </w:r>
           </w:p>
         </w:tc>
@@ -3869,7 +2141,7 @@
               <w:rPr>
                 <w:sz w:val="18"/>
               </w:rPr>
-              <w:t>Disinstallazione o storage eliminato</w:t>
+              <w:t>Sessione aperta sul dispositivo</w:t>
             </w:r>
           </w:p>
         </w:tc>
@@ -3885,7 +2157,7 @@
               <w:rPr>
                 <w:sz w:val="18"/>
               </w:rPr>
-              <w:t>Perdita dei dati locali</w:t>
+              <w:t>Esci e blocco del sistema</w:t>
             </w:r>
           </w:p>
         </w:tc>
@@ -3901,7 +2173,7 @@
               <w:rPr>
                 <w:sz w:val="18"/>
               </w:rPr>
-              <w:t>Esportazione periodica; prova di ripristino</w:t>
+              <w:t>Accesso possibile finché la sessione resta attiva</w:t>
             </w:r>
           </w:p>
         </w:tc>
@@ -3922,7 +2194,7 @@
               <w:rPr>
                 <w:sz w:val="18"/>
               </w:rPr>
-              <w:t>Dispositivo condiviso con accesso attivo</w:t>
+              <w:t>Firma APK diversa</w:t>
             </w:r>
           </w:p>
         </w:tc>
@@ -3938,7 +2210,7 @@
               <w:rPr>
                 <w:sz w:val="18"/>
               </w:rPr>
-              <w:t>Lettura dei dati da parte di altri</w:t>
+              <w:t>Backup prima di reinstallare</w:t>
             </w:r>
           </w:p>
         </w:tc>
@@ -3954,7 +2226,7 @@
               <w:rPr>
                 <w:sz w:val="18"/>
               </w:rPr>
-              <w:t>Esci prima della condivisione; dispositivo personale</w:t>
+              <w:t>Aggiornamento diretto non sempre possibile</w:t>
             </w:r>
           </w:p>
         </w:tc>
@@ -3975,7 +2247,7 @@
               <w:rPr>
                 <w:sz w:val="18"/>
               </w:rPr>
-              <w:t>OCR errato o data inferita dall'anno sbagliato</w:t>
+              <w:t>Incompatibilità iOS</w:t>
             </w:r>
           </w:p>
         </w:tc>
@@ -3991,7 +2263,7 @@
               <w:rPr>
                 <w:sz w:val="18"/>
               </w:rPr>
-              <w:t>Medie inesatte</w:t>
+              <w:t>PWA con asset locali e guida Safari</w:t>
             </w:r>
           </w:p>
         </w:tc>
@@ -4007,7 +2279,7 @@
               <w:rPr>
                 <w:sz w:val="18"/>
               </w:rPr>
-              <w:t>Anteprima, correzione obbligatoria dei campi invalidi e anno selezionabile</w:t>
+              <w:t>Test fisico ancora necessario</w:t>
             </w:r>
           </w:p>
         </w:tc>
@@ -4028,7 +2300,7 @@
               <w:rPr>
                 <w:sz w:val="18"/>
               </w:rPr>
-              <w:t>Duplicati legittimi</w:t>
+              <w:t>Regressioni future</w:t>
             </w:r>
           </w:p>
         </w:tc>
@@ -4044,7 +2316,7 @@
               <w:rPr>
                 <w:sz w:val="18"/>
               </w:rPr>
-              <w:t>Un voto identico viene saltato</w:t>
+              <w:t>Test e release nuova senza sovrascrivere asset</w:t>
             </w:r>
           </w:p>
         </w:tc>
@@ -4060,7 +2332,7 @@
               <w:rPr>
                 <w:sz w:val="18"/>
               </w:rPr>
-              <w:t>Inserimento manuale del caso eccezionale</w:t>
+              <w:t>Zero bug non dimostrabile</w:t>
             </w:r>
           </w:p>
         </w:tc>
@@ -4081,7 +2353,7 @@
               <w:rPr>
                 <w:sz w:val="18"/>
               </w:rPr>
-              <w:t>Firma APK differente</w:t>
+              <w:t>Licenza</w:t>
             </w:r>
           </w:p>
         </w:tc>
@@ -4097,7 +2369,7 @@
               <w:rPr>
                 <w:sz w:val="18"/>
               </w:rPr>
-              <w:t>Aggiornamento diretto impossibile</w:t>
+              <w:t>package.json rimane UNLICENSED</w:t>
             </w:r>
           </w:p>
         </w:tc>
@@ -4113,166 +2385,7 @@
               <w:rPr>
                 <w:sz w:val="18"/>
               </w:rPr>
-              <w:t>Backup prima di cambiare build; predisporre firma release stabile</w:t>
-            </w:r>
-          </w:p>
-        </w:tc>
-      </w:tr>
-      <w:tr>
-        <w:trPr>
-          <w:cantSplit/>
-        </w:trPr>
-        <w:tc>
-          <w:tcPr>
-            <w:tcW w:type="dxa" w:w="2243"/>
-          </w:tcPr>
-          <w:p>
-            <w:pPr>
-              <w:spacing w:after="80"/>
-            </w:pPr>
-            <w:r>
-              <w:rPr>
-                <w:sz w:val="18"/>
-              </w:rPr>
-              <w:t>Screenshot grandi o telefono lento</w:t>
-            </w:r>
-          </w:p>
-        </w:tc>
-        <w:tc>
-          <w:tcPr>
-            <w:tcW w:type="dxa" w:w="3120"/>
-          </w:tcPr>
-          <w:p>
-            <w:pPr>
-              <w:spacing w:after="80"/>
-            </w:pPr>
-            <w:r>
-              <w:rPr>
-                <w:sz w:val="18"/>
-              </w:rPr>
-              <w:t>Lentezza o memoria insufficiente</w:t>
-            </w:r>
-          </w:p>
-        </w:tc>
-        <w:tc>
-          <w:tcPr>
-            <w:tcW w:type="dxa" w:w="4388"/>
-          </w:tcPr>
-          <w:p>
-            <w:pPr>
-              <w:spacing w:after="80"/>
-            </w:pPr>
-            <w:r>
-              <w:rPr>
-                <w:sz w:val="18"/>
-              </w:rPr>
-              <w:t>Limiti di file/pixel e lettura in worker; misurare su dispositivi reali</w:t>
-            </w:r>
-          </w:p>
-        </w:tc>
-      </w:tr>
-      <w:tr>
-        <w:trPr>
-          <w:cantSplit/>
-        </w:trPr>
-        <w:tc>
-          <w:tcPr>
-            <w:tcW w:type="dxa" w:w="2243"/>
-          </w:tcPr>
-          <w:p>
-            <w:pPr>
-              <w:spacing w:after="80"/>
-            </w:pPr>
-            <w:r>
-              <w:rPr>
-                <w:sz w:val="18"/>
-              </w:rPr>
-              <w:t>Dipendenze o tool modificati</w:t>
-            </w:r>
-          </w:p>
-        </w:tc>
-        <w:tc>
-          <w:tcPr>
-            <w:tcW w:type="dxa" w:w="3120"/>
-          </w:tcPr>
-          <w:p>
-            <w:pPr>
-              <w:spacing w:after="80"/>
-            </w:pPr>
-            <w:r>
-              <w:rPr>
-                <w:sz w:val="18"/>
-              </w:rPr>
-              <w:t>Build non riproducibile o vulnerabile</w:t>
-            </w:r>
-          </w:p>
-        </w:tc>
-        <w:tc>
-          <w:tcPr>
-            <w:tcW w:type="dxa" w:w="4388"/>
-          </w:tcPr>
-          <w:p>
-            <w:pPr>
-              <w:spacing w:after="80"/>
-            </w:pPr>
-            <w:r>
-              <w:rPr>
-                <w:sz w:val="18"/>
-              </w:rPr>
-              <w:t>Lockfile, checksum dei tool, review degli aggiornamenti</w:t>
-            </w:r>
-          </w:p>
-        </w:tc>
-      </w:tr>
-      <w:tr>
-        <w:trPr>
-          <w:cantSplit/>
-        </w:trPr>
-        <w:tc>
-          <w:tcPr>
-            <w:tcW w:type="dxa" w:w="2243"/>
-          </w:tcPr>
-          <w:p>
-            <w:pPr>
-              <w:spacing w:after="80"/>
-            </w:pPr>
-            <w:r>
-              <w:rPr>
-                <w:sz w:val="18"/>
-              </w:rPr>
-              <w:t>Aspettativa di sincronizzazione o API Argo</w:t>
-            </w:r>
-          </w:p>
-        </w:tc>
-        <w:tc>
-          <w:tcPr>
-            <w:tcW w:type="dxa" w:w="3120"/>
-          </w:tcPr>
-          <w:p>
-            <w:pPr>
-              <w:spacing w:after="80"/>
-            </w:pPr>
-            <w:r>
-              <w:rPr>
-                <w:sz w:val="18"/>
-              </w:rPr>
-              <w:t>Uso errato del prodotto</w:t>
-            </w:r>
-          </w:p>
-        </w:tc>
-        <w:tc>
-          <w:tcPr>
-            <w:tcW w:type="dxa" w:w="4388"/>
-          </w:tcPr>
-          <w:p>
-            <w:pPr>
-              <w:spacing w:after="80"/>
-            </w:pPr>
-            <w:r>
-              <w:rPr>
-                <w:sz w:val="18"/>
-              </w:rPr>
-              <w:t>Ambito offline esplicito e collegamento separato al sito ufficiale</w:t>
+              <w:t>Repository pubblico non significa licenza open source</w:t>
             </w:r>
           </w:p>
         </w:tc>
@@ -4282,486 +2395,7 @@
     <w:p>
       <w:pPr/>
       <w:r>
-        <w:t>Priorità consigliate, non impegni di consegna: prima collaudo e affidabilità dei backup; poi firma stabile, più campioni OCR e accessibilità; successivamente eventuale hosting statico per iPhone. Un futuro servizio di sincronizzazione o una vera API Argo richiederebbe un nuovo progetto di autenticazione, autorizzazione, conservazione dei dati e termini d'uso: non è una funzione da attivare con il solo codice scuola.</w:t>
-      </w:r>
-    </w:p>
-    <w:p>
-      <w:pPr>
-        <w:pStyle w:val="Heading2"/>
-      </w:pPr>
-      <w:r>
-        <w:t>14. Organizzazione del progetto</w:t>
-      </w:r>
-    </w:p>
-    <w:p>
-      <w:pPr/>
-      <w:r>
-        <w:t>La WBS in appendice scompone i risultati in pacchetti verificabili. È una struttura del lavoro, non una previsione di durata o un calendario. Le dipendenze indicano l'ordine logico; non sono state inventate ore, costi o date di completamento per le attività future.</w:t>
-      </w:r>
-    </w:p>
-    <w:p>
-      <w:pPr/>
-      <w:r>
-        <w:t>Per un passaggio di consegne sono proposti quattro ruoli, anche ricopribili dalla stessa persona: referente utente per requisiti e accettazione; sviluppatore per implementazione e manutenzione; collaudatore per prove indipendenti; responsabile del rilascio per toolchain, firme e pubblicazione. Non è dichiarato che esista già un team con questi incarichi.</w:t>
-      </w:r>
-    </w:p>
-    <w:p>
-      <w:pPr/>
-      <w:r>
-        <w:t>Un cambiamento va descritto, collegato ai requisiti e alla WBS, implementato conservando i dati esistenti e verificato con i test pertinenti. Un rilascio richiede versione coerente, note aggiornate, build riuscite e file verificati. La documentazione deve essere aggiornata quando cambiano formule, periodi, formato dei backup, sessione o strumenti di importazione.</w:t>
-      </w:r>
-    </w:p>
-    <w:p>
-      <w:pPr/>
-      <w:r>
-        <w:t>Per proporre un difetto è utile indicare piattaforma, versione dell'app, passaggi per riprodurlo e risultato atteso. Screenshot reali e backup possono contenere dati personali: vanno anonimizzati o evitati nelle segnalazioni pubbliche. Non inviare password, chiavi o cookie del registro scolastico.</w:t>
-      </w:r>
-    </w:p>
-    <w:p>
-      <w:pPr>
-        <w:pStyle w:val="Heading2"/>
-      </w:pPr>
-      <w:r>
-        <w:t>15. Glossario e fonti interne</w:t>
-      </w:r>
-    </w:p>
-    <w:tbl>
-      <w:tblPr>
-        <w:tblStyle w:val="TableGrid"/>
-        <w:tblW w:type="auto" w:w="0"/>
-        <w:tblLayout w:type="fixed"/>
-        <w:tblLook w:firstColumn="1" w:firstRow="1" w:lastColumn="0" w:lastRow="0" w:noHBand="0" w:noVBand="1" w:val="04A0"/>
-      </w:tblPr>
-      <w:tblGrid>
-        <w:gridCol w:w="2828"/>
-        <w:gridCol w:w="6923"/>
-      </w:tblGrid>
-      <w:tr>
-        <w:trPr>
-          <w:tblHeader/>
-          <w:cantSplit/>
-        </w:trPr>
-        <w:tc>
-          <w:tcPr>
-            <w:tcW w:type="dxa" w:w="2828"/>
-            <w:shd w:fill="24304A"/>
-          </w:tcPr>
-          <w:p>
-            <w:pPr>
-              <w:spacing w:after="80"/>
-            </w:pPr>
-            <w:r>
-              <w:rPr>
-                <w:b/>
-                <w:color w:val="FFFFFF"/>
-                <w:sz w:val="18"/>
-              </w:rPr>
-              <w:t>Termine</w:t>
-            </w:r>
-          </w:p>
-        </w:tc>
-        <w:tc>
-          <w:tcPr>
-            <w:tcW w:type="dxa" w:w="6923"/>
-            <w:shd w:fill="24304A"/>
-          </w:tcPr>
-          <w:p>
-            <w:pPr>
-              <w:spacing w:after="80"/>
-            </w:pPr>
-            <w:r>
-              <w:rPr>
-                <w:b/>
-                <w:color w:val="FFFFFF"/>
-                <w:sz w:val="18"/>
-              </w:rPr>
-              <w:t>Significato nel progetto</w:t>
-            </w:r>
-          </w:p>
-        </w:tc>
-      </w:tr>
-      <w:tr>
-        <w:trPr>
-          <w:cantSplit/>
-        </w:trPr>
-        <w:tc>
-          <w:tcPr>
-            <w:tcW w:type="dxa" w:w="2828"/>
-          </w:tcPr>
-          <w:p>
-            <w:pPr>
-              <w:spacing w:after="80"/>
-            </w:pPr>
-            <w:r>
-              <w:rPr>
-                <w:sz w:val="18"/>
-              </w:rPr>
-              <w:t>WBS</w:t>
-            </w:r>
-          </w:p>
-        </w:tc>
-        <w:tc>
-          <w:tcPr>
-            <w:tcW w:type="dxa" w:w="6923"/>
-          </w:tcPr>
-          <w:p>
-            <w:pPr>
-              <w:spacing w:after="80"/>
-            </w:pPr>
-            <w:r>
-              <w:rPr>
-                <w:sz w:val="18"/>
-              </w:rPr>
-              <w:t>Work Breakdown Structure: scomposizione gerarchica del lavoro orientata ai risultati</w:t>
-            </w:r>
-          </w:p>
-        </w:tc>
-      </w:tr>
-      <w:tr>
-        <w:trPr>
-          <w:cantSplit/>
-        </w:trPr>
-        <w:tc>
-          <w:tcPr>
-            <w:tcW w:type="dxa" w:w="2828"/>
-          </w:tcPr>
-          <w:p>
-            <w:pPr>
-              <w:spacing w:after="80"/>
-            </w:pPr>
-            <w:r>
-              <w:rPr>
-                <w:sz w:val="18"/>
-              </w:rPr>
-              <w:t>OCR</w:t>
-            </w:r>
-          </w:p>
-        </w:tc>
-        <w:tc>
-          <w:tcPr>
-            <w:tcW w:type="dxa" w:w="6923"/>
-          </w:tcPr>
-          <w:p>
-            <w:pPr>
-              <w:spacing w:after="80"/>
-            </w:pPr>
-            <w:r>
-              <w:rPr>
-                <w:sz w:val="18"/>
-              </w:rPr>
-              <w:t>Riconoscimento del testo contenuto in un'immagine</w:t>
-            </w:r>
-          </w:p>
-        </w:tc>
-      </w:tr>
-      <w:tr>
-        <w:trPr>
-          <w:cantSplit/>
-        </w:trPr>
-        <w:tc>
-          <w:tcPr>
-            <w:tcW w:type="dxa" w:w="2828"/>
-          </w:tcPr>
-          <w:p>
-            <w:pPr>
-              <w:spacing w:after="80"/>
-            </w:pPr>
-            <w:r>
-              <w:rPr>
-                <w:sz w:val="18"/>
-              </w:rPr>
-              <w:t>WASM</w:t>
-            </w:r>
-          </w:p>
-        </w:tc>
-        <w:tc>
-          <w:tcPr>
-            <w:tcW w:type="dxa" w:w="6923"/>
-          </w:tcPr>
-          <w:p>
-            <w:pPr>
-              <w:spacing w:after="80"/>
-            </w:pPr>
-            <w:r>
-              <w:rPr>
-                <w:sz w:val="18"/>
-              </w:rPr>
-              <w:t>WebAssembly, formato usato dal motore OCR nel browser/app</w:t>
-            </w:r>
-          </w:p>
-        </w:tc>
-      </w:tr>
-      <w:tr>
-        <w:trPr>
-          <w:cantSplit/>
-        </w:trPr>
-        <w:tc>
-          <w:tcPr>
-            <w:tcW w:type="dxa" w:w="2828"/>
-          </w:tcPr>
-          <w:p>
-            <w:pPr>
-              <w:spacing w:after="80"/>
-            </w:pPr>
-            <w:r>
-              <w:rPr>
-                <w:sz w:val="18"/>
-              </w:rPr>
-              <w:t>IndexedDB</w:t>
-            </w:r>
-          </w:p>
-        </w:tc>
-        <w:tc>
-          <w:tcPr>
-            <w:tcW w:type="dxa" w:w="6923"/>
-          </w:tcPr>
-          <w:p>
-            <w:pPr>
-              <w:spacing w:after="80"/>
-            </w:pPr>
-            <w:r>
-              <w:rPr>
-                <w:sz w:val="18"/>
-              </w:rPr>
-              <w:t>Archivio strutturato locale del motore browser</w:t>
-            </w:r>
-          </w:p>
-        </w:tc>
-      </w:tr>
-      <w:tr>
-        <w:trPr>
-          <w:cantSplit/>
-        </w:trPr>
-        <w:tc>
-          <w:tcPr>
-            <w:tcW w:type="dxa" w:w="2828"/>
-          </w:tcPr>
-          <w:p>
-            <w:pPr>
-              <w:spacing w:after="80"/>
-            </w:pPr>
-            <w:r>
-              <w:rPr>
-                <w:sz w:val="18"/>
-              </w:rPr>
-              <w:t>CryptoKey</w:t>
-            </w:r>
-          </w:p>
-        </w:tc>
-        <w:tc>
-          <w:tcPr>
-            <w:tcW w:type="dxa" w:w="6923"/>
-          </w:tcPr>
-          <w:p>
-            <w:pPr>
-              <w:spacing w:after="80"/>
-            </w:pPr>
-            <w:r>
-              <w:rPr>
-                <w:sz w:val="18"/>
-              </w:rPr>
-              <w:t>Oggetto chiave crittografica; nel progetto non esportabile via Web Crypto</w:t>
-            </w:r>
-          </w:p>
-        </w:tc>
-      </w:tr>
-      <w:tr>
-        <w:trPr>
-          <w:cantSplit/>
-        </w:trPr>
-        <w:tc>
-          <w:tcPr>
-            <w:tcW w:type="dxa" w:w="2828"/>
-          </w:tcPr>
-          <w:p>
-            <w:pPr>
-              <w:spacing w:after="80"/>
-            </w:pPr>
-            <w:r>
-              <w:rPr>
-                <w:sz w:val="18"/>
-              </w:rPr>
-              <w:t>Ciphertext</w:t>
-            </w:r>
-          </w:p>
-        </w:tc>
-        <w:tc>
-          <w:tcPr>
-            <w:tcW w:type="dxa" w:w="6923"/>
-          </w:tcPr>
-          <w:p>
-            <w:pPr>
-              <w:spacing w:after="80"/>
-            </w:pPr>
-            <w:r>
-              <w:rPr>
-                <w:sz w:val="18"/>
-              </w:rPr>
-              <w:t>Contenuto cifrato del profilo, distinto dai dati leggibili</w:t>
-            </w:r>
-          </w:p>
-        </w:tc>
-      </w:tr>
-      <w:tr>
-        <w:trPr>
-          <w:cantSplit/>
-        </w:trPr>
-        <w:tc>
-          <w:tcPr>
-            <w:tcW w:type="dxa" w:w="2828"/>
-          </w:tcPr>
-          <w:p>
-            <w:pPr>
-              <w:spacing w:after="80"/>
-            </w:pPr>
-            <w:r>
-              <w:rPr>
-                <w:sz w:val="18"/>
-              </w:rPr>
-              <w:t>Salt / IV</w:t>
-            </w:r>
-          </w:p>
-        </w:tc>
-        <w:tc>
-          <w:tcPr>
-            <w:tcW w:type="dxa" w:w="6923"/>
-          </w:tcPr>
-          <w:p>
-            <w:pPr>
-              <w:spacing w:after="80"/>
-            </w:pPr>
-            <w:r>
-              <w:rPr>
-                <w:sz w:val="18"/>
-              </w:rPr>
-              <w:t>Valori casuali per derivazione della chiave / cifratura di ogni salvataggio</w:t>
-            </w:r>
-          </w:p>
-        </w:tc>
-      </w:tr>
-      <w:tr>
-        <w:trPr>
-          <w:cantSplit/>
-        </w:trPr>
-        <w:tc>
-          <w:tcPr>
-            <w:tcW w:type="dxa" w:w="2828"/>
-          </w:tcPr>
-          <w:p>
-            <w:pPr>
-              <w:spacing w:after="80"/>
-            </w:pPr>
-            <w:r>
-              <w:rPr>
-                <w:sz w:val="18"/>
-              </w:rPr>
-              <w:t>Prerelease</w:t>
-            </w:r>
-          </w:p>
-        </w:tc>
-        <w:tc>
-          <w:tcPr>
-            <w:tcW w:type="dxa" w:w="6923"/>
-          </w:tcPr>
-          <w:p>
-            <w:pPr>
-              <w:spacing w:after="80"/>
-            </w:pPr>
-            <w:r>
-              <w:rPr>
-                <w:sz w:val="18"/>
-              </w:rPr>
-              <w:t>Versione di prova pubblicata prima di una distribuzione stabile</w:t>
-            </w:r>
-          </w:p>
-        </w:tc>
-      </w:tr>
-      <w:tr>
-        <w:trPr>
-          <w:cantSplit/>
-        </w:trPr>
-        <w:tc>
-          <w:tcPr>
-            <w:tcW w:type="dxa" w:w="2828"/>
-          </w:tcPr>
-          <w:p>
-            <w:pPr>
-              <w:spacing w:after="80"/>
-            </w:pPr>
-            <w:r>
-              <w:rPr>
-                <w:sz w:val="18"/>
-              </w:rPr>
-              <w:t>CI</w:t>
-            </w:r>
-          </w:p>
-        </w:tc>
-        <w:tc>
-          <w:tcPr>
-            <w:tcW w:type="dxa" w:w="6923"/>
-          </w:tcPr>
-          <w:p>
-            <w:pPr>
-              <w:spacing w:after="80"/>
-            </w:pPr>
-            <w:r>
-              <w:rPr>
-                <w:sz w:val="18"/>
-              </w:rPr>
-              <w:t>Esecuzione automatica di verifiche e build su GitHub Actions</w:t>
-            </w:r>
-          </w:p>
-        </w:tc>
-      </w:tr>
-      <w:tr>
-        <w:trPr>
-          <w:cantSplit/>
-        </w:trPr>
-        <w:tc>
-          <w:tcPr>
-            <w:tcW w:type="dxa" w:w="2828"/>
-          </w:tcPr>
-          <w:p>
-            <w:pPr>
-              <w:spacing w:after="80"/>
-            </w:pPr>
-            <w:r>
-              <w:rPr>
-                <w:sz w:val="18"/>
-              </w:rPr>
-              <w:t>Checksum</w:t>
-            </w:r>
-          </w:p>
-        </w:tc>
-        <w:tc>
-          <w:tcPr>
-            <w:tcW w:type="dxa" w:w="6923"/>
-          </w:tcPr>
-          <w:p>
-            <w:pPr>
-              <w:spacing w:after="80"/>
-            </w:pPr>
-            <w:r>
-              <w:rPr>
-                <w:sz w:val="18"/>
-              </w:rPr>
-              <w:t>Impronta del file per verificare che il download corrisponda a quello pubblicato</w:t>
-            </w:r>
-          </w:p>
-        </w:tc>
-      </w:tr>
-    </w:tbl>
-    <w:p/>
-    <w:p>
-      <w:pPr/>
-      <w:r>
-        <w:t>Fonti di verità per il comportamento: model.mjs e vault.mjs per formule e archivio; import-model.mjs, import-ui.mjs e ocr.mjs per l'importazione; app.mjs e index.html per i percorsi utente; wrapper desktop/Android per le restrizioni native; package.json e package-lock.json per tool e dipendenze; tests e scripts/ui-smoke.cjs per le prove; .github/workflows/release.yml per la pubblicazione. README.md è la guida sintetica. docs/argo-integration.md approfondisce il collegamento Argo.</w:t>
-      </w:r>
-    </w:p>
-    <w:p>
-      <w:pPr/>
-      <w:r>
-        <w:t>Questa relazione e la WBS vanno lette con quei file: se una versione futura cambia il codice, gli esempi e gli stati qui riportati devono essere riesaminati.</w:t>
+        <w:t>Ruoli nella WBS sono responsabilità proposte, non un team o un calendario già assegnato. Costi e tempi non sono inventati. Le verifiche su dispositivi reali, accessibilità assistiva, revisione sicurezza e firme di produzione restano attività distinte dalle funzioni già implementate.</w:t>
       </w:r>
     </w:p>
     <w:p>
@@ -4774,7 +2408,19 @@
         <w:pStyle w:val="Heading1"/>
       </w:pPr>
       <w:r>
-        <w:t>Work Breakdown Structure</w:t>
+        <w:t>Votiva — Work Breakdown Structure</w:t>
+      </w:r>
+    </w:p>
+    <w:p>
+      <w:pPr/>
+      <w:r>
+        <w:t>Documento 2.0 · 30 ottobre 2026 · software 1.0.0. Sostituisce la WBS 0.4; le funzionalità ritirate non sono più deliverable del prodotto.</w:t>
+      </w:r>
+    </w:p>
+    <w:p>
+      <w:pPr/>
+      <w:r>
+        <w:t>24 pacchetti: R = realizzato nel codice e nei controlli indicati; V = verifica o attivazione ancora necessaria; P = attività futura. I ruoli sono proposti; non sono stime di costo, assegnazioni o date inventate. La realizzazione della pipeline non prova che una specifica release sia già pubblicata.</w:t>
       </w:r>
     </w:p>
     <w:p>
@@ -4782,55 +2428,7 @@
         <w:pStyle w:val="Heading2"/>
       </w:pPr>
       <w:r>
-        <w:t>RegistroMedia 0.4.0 — WBS 1.0</w:t>
-      </w:r>
-    </w:p>
-    <w:p>
-      <w:pPr/>
-      <w:r>
-        <w:t>Data: 30 ottobre 2026. Baseline: prerelease offline e documentazione associata. Radice 0: consegna del registro personale e del relativo fascicolo.</w:t>
-      </w:r>
-    </w:p>
-    <w:p>
-      <w:pPr/>
-      <w:r>
-        <w:t>La WBS scompone i risultati del progetto, non rappresenta una cronologia né un preventivo. I ruoli sono proposti per il passaggio di consegne; non dichiarano la presenza di personale già assegnato. Non sono stimate ore, costi o scadenze senza dati di pianificazione.</w:t>
-      </w:r>
-    </w:p>
-    <w:p>
-      <w:pPr>
-        <w:pStyle w:val="Heading2"/>
-      </w:pPr>
-      <w:r>
-        <w:t>Legenda e lettura</w:t>
-      </w:r>
-    </w:p>
-    <w:p>
-      <w:pPr/>
-      <w:r>
-        <w:t>R = realizzato nella baseline, con evidenza indicata. V = da validare con prove aggiuntive; non completato. P = pianificato/proposto per una fase successiva. Lo stato R non equivale a una certificazione di sicurezza o compatibilità universale. Le attività V e P restano visibili e non sono presentate come già concluse.</w:t>
-      </w:r>
-    </w:p>
-    <w:p>
-      <w:pPr/>
-      <w:r>
-        <w:t>Ogni codice X.Y identifica un pacchetto; X è il risultato padre. Le dipendenze del CSV sono prerequisiti logici, non date. Il CSV è il dizionario completo: include deliverable, criterio di accettazione, dipendenze, ruolo proposto, stato e riferimento. Il documento completo spiega i requisiti cui questa struttura risponde.</w:t>
-      </w:r>
-    </w:p>
-    <w:p>
-      <w:pPr>
-        <w:pStyle w:val="Heading2"/>
-      </w:pPr>
-      <w:r>
-        <w:t>1. Definizione del progetto</w:t>
-      </w:r>
-    </w:p>
-    <w:p>
-      <w:pPr>
-        <w:keepNext/>
-      </w:pPr>
-      <w:r>
-        <w:t>Ruoli proposti: Referente utente / sviluppatore.</w:t>
+        <w:t>Prodotto</w:t>
       </w:r>
     </w:p>
     <w:tbl>
@@ -4853,7 +2451,7 @@
         <w:tc>
           <w:tcPr>
             <w:tcW w:type="dxa" w:w="1560"/>
-            <w:shd w:fill="24304A"/>
+            <w:shd w:fill="193B31"/>
           </w:tcPr>
           <w:p>
             <w:pPr>
@@ -4872,7 +2470,7 @@
         <w:tc>
           <w:tcPr>
             <w:tcW w:type="dxa" w:w="6728"/>
-            <w:shd w:fill="24304A"/>
+            <w:shd w:fill="193B31"/>
           </w:tcPr>
           <w:p>
             <w:pPr>
@@ -4884,14 +2482,14 @@
                 <w:color w:val="FFFFFF"/>
                 <w:sz w:val="18"/>
               </w:rPr>
-              <w:t>Pacchetto / risultato</w:t>
+              <w:t>Deliverable e accettazione</w:t>
             </w:r>
           </w:p>
         </w:tc>
         <w:tc>
           <w:tcPr>
             <w:tcW w:type="dxa" w:w="1463"/>
-            <w:shd w:fill="24304A"/>
+            <w:shd w:fill="193B31"/>
           </w:tcPr>
           <w:p>
             <w:pPr>
@@ -4940,7 +2538,7 @@
               <w:rPr>
                 <w:sz w:val="18"/>
               </w:rPr>
-              <w:t>Ambito offline: Baseline del prodotto personale</w:t>
+              <w:t>Perimetro semplificato — Solo registro voti e medie; funzionalità ritirate escluse. Responsabile proposto: Product owner. Evidenza: README.md.</w:t>
             </w:r>
           </w:p>
         </w:tc>
@@ -4993,60 +2591,7 @@
               <w:rPr>
                 <w:sz w:val="18"/>
               </w:rPr>
-              <w:t>Regole dei periodi: Calendario settembre–dicembre / gennaio–giugno</w:t>
-            </w:r>
-          </w:p>
-        </w:tc>
-        <w:tc>
-          <w:tcPr>
-            <w:tcW w:type="dxa" w:w="1463"/>
-          </w:tcPr>
-          <w:p>
-            <w:pPr>
-              <w:spacing w:after="80"/>
-            </w:pPr>
-            <w:r>
-              <w:rPr>
-                <w:sz w:val="18"/>
-              </w:rPr>
-              <w:t>R</w:t>
-            </w:r>
-          </w:p>
-        </w:tc>
-      </w:tr>
-      <w:tr>
-        <w:trPr>
-          <w:cantSplit/>
-        </w:trPr>
-        <w:tc>
-          <w:tcPr>
-            <w:tcW w:type="dxa" w:w="1560"/>
-          </w:tcPr>
-          <w:p>
-            <w:pPr>
-              <w:spacing w:after="80"/>
-            </w:pPr>
-            <w:r>
-              <w:rPr>
-                <w:sz w:val="18"/>
-              </w:rPr>
-              <w:t>1.3</w:t>
-            </w:r>
-          </w:p>
-        </w:tc>
-        <w:tc>
-          <w:tcPr>
-            <w:tcW w:type="dxa" w:w="6728"/>
-          </w:tcPr>
-          <w:p>
-            <w:pPr>
-              <w:spacing w:after="80"/>
-            </w:pPr>
-            <w:r>
-              <w:rPr>
-                <w:sz w:val="18"/>
-              </w:rPr>
-              <w:t>Limiti e accettazione: Requisiti ed esclusioni dichiarati</w:t>
+              <w:t>Documentazione e WBS aggiornate — Stati e limiti distinguono implementazione da verifica fisica. Responsabile proposto: Analista. Evidenza: docs/PROJECT-DOCUMENTATION.md.</w:t>
             </w:r>
           </w:p>
         </w:tc>
@@ -5074,15 +2619,7 @@
         <w:pStyle w:val="Heading2"/>
       </w:pPr>
       <w:r>
-        <w:t>2. Interfaccia e usabilità</w:t>
-      </w:r>
-    </w:p>
-    <w:p>
-      <w:pPr>
-        <w:keepNext/>
-      </w:pPr>
-      <w:r>
-        <w:t>Ruoli proposti: Sviluppatore / collaudatore.</w:t>
+        <w:t>Design</w:t>
       </w:r>
     </w:p>
     <w:tbl>
@@ -5105,7 +2642,7 @@
         <w:tc>
           <w:tcPr>
             <w:tcW w:type="dxa" w:w="1560"/>
-            <w:shd w:fill="24304A"/>
+            <w:shd w:fill="193B31"/>
           </w:tcPr>
           <w:p>
             <w:pPr>
@@ -5124,7 +2661,7 @@
         <w:tc>
           <w:tcPr>
             <w:tcW w:type="dxa" w:w="6728"/>
-            <w:shd w:fill="24304A"/>
+            <w:shd w:fill="193B31"/>
           </w:tcPr>
           <w:p>
             <w:pPr>
@@ -5136,14 +2673,14 @@
                 <w:color w:val="FFFFFF"/>
                 <w:sz w:val="18"/>
               </w:rPr>
-              <w:t>Pacchetto / risultato</w:t>
+              <w:t>Deliverable e accettazione</w:t>
             </w:r>
           </w:p>
         </w:tc>
         <w:tc>
           <w:tcPr>
             <w:tcW w:type="dxa" w:w="1463"/>
-            <w:shd w:fill="24304A"/>
+            <w:shd w:fill="193B31"/>
           </w:tcPr>
           <w:p>
             <w:pPr>
@@ -5192,7 +2729,7 @@
               <w:rPr>
                 <w:sz w:val="18"/>
               </w:rPr>
-              <w:t>Dashboard minima: Vista Materie/Voti e riepilogo</w:t>
+              <w:t>Identità Votiva — Nome e logo coerenti su web e wrapper. Responsabile proposto: Designer. Evidenza: icon.svg.</w:t>
             </w:r>
           </w:p>
         </w:tc>
@@ -5245,7 +2782,7 @@
               <w:rPr>
                 <w:sz w:val="18"/>
               </w:rPr>
-              <w:t>Moduli progressivi: Inserimento rapido con opzioni secondarie</w:t>
+              <w:t>Layout responsive — Nessun overflow a otto larghezze da 320 a 1920. Responsabile proposto: Frontend. Evidenza: scripts/ui-smoke.cjs.</w:t>
             </w:r>
           </w:p>
         </w:tc>
@@ -5298,7 +2835,7 @@
               <w:rPr>
                 <w:sz w:val="18"/>
               </w:rPr>
-              <w:t>Temi: Chiaro, scuro e automatico</w:t>
+              <w:t>Temi e soglie — Chiaro/scuro/automatico e rosso/verde con testo. Responsabile proposto: Frontend. Evidenza: style.css.</w:t>
             </w:r>
           </w:p>
         </w:tc>
@@ -5351,60 +2888,7 @@
               <w:rPr>
                 <w:sz w:val="18"/>
               </w:rPr>
-              <w:t>Stato delle medie: Rosso/verde e testo esplicativo</w:t>
-            </w:r>
-          </w:p>
-        </w:tc>
-        <w:tc>
-          <w:tcPr>
-            <w:tcW w:type="dxa" w:w="1463"/>
-          </w:tcPr>
-          <w:p>
-            <w:pPr>
-              <w:spacing w:after="80"/>
-            </w:pPr>
-            <w:r>
-              <w:rPr>
-                <w:sz w:val="18"/>
-              </w:rPr>
-              <w:t>R</w:t>
-            </w:r>
-          </w:p>
-        </w:tc>
-      </w:tr>
-      <w:tr>
-        <w:trPr>
-          <w:cantSplit/>
-        </w:trPr>
-        <w:tc>
-          <w:tcPr>
-            <w:tcW w:type="dxa" w:w="1560"/>
-          </w:tcPr>
-          <w:p>
-            <w:pPr>
-              <w:spacing w:after="80"/>
-            </w:pPr>
-            <w:r>
-              <w:rPr>
-                <w:sz w:val="18"/>
-              </w:rPr>
-              <w:t>2.5</w:t>
-            </w:r>
-          </w:p>
-        </w:tc>
-        <w:tc>
-          <w:tcPr>
-            <w:tcW w:type="dxa" w:w="6728"/>
-          </w:tcPr>
-          <w:p>
-            <w:pPr>
-              <w:spacing w:after="80"/>
-            </w:pPr>
-            <w:r>
-              <w:rPr>
-                <w:sz w:val="18"/>
-              </w:rPr>
-              <w:t>Accessibilità completa: Rapporto con tastiera e tecnologie assistive</w:t>
+              <w:t>Accessibilità assistiva — Verifica VoiceOver, TalkBack, zoom e orientamento. Responsabile proposto: QA accessibilità. Evidenza: Collaudo manuale da eseguire.</w:t>
             </w:r>
           </w:p>
         </w:tc>
@@ -5432,15 +2916,7 @@
         <w:pStyle w:val="Heading2"/>
       </w:pPr>
       <w:r>
-        <w:t>3. Account e protezione dei dati</w:t>
-      </w:r>
-    </w:p>
-    <w:p>
-      <w:pPr>
-        <w:keepNext/>
-      </w:pPr>
-      <w:r>
-        <w:t>Ruoli proposti: Sviluppatore.</w:t>
+        <w:t>Registro</w:t>
       </w:r>
     </w:p>
     <w:tbl>
@@ -5463,7 +2939,7 @@
         <w:tc>
           <w:tcPr>
             <w:tcW w:type="dxa" w:w="1560"/>
-            <w:shd w:fill="24304A"/>
+            <w:shd w:fill="193B31"/>
           </w:tcPr>
           <w:p>
             <w:pPr>
@@ -5482,7 +2958,7 @@
         <w:tc>
           <w:tcPr>
             <w:tcW w:type="dxa" w:w="6728"/>
-            <w:shd w:fill="24304A"/>
+            <w:shd w:fill="193B31"/>
           </w:tcPr>
           <w:p>
             <w:pPr>
@@ -5494,14 +2970,14 @@
                 <w:color w:val="FFFFFF"/>
                 <w:sz w:val="18"/>
               </w:rPr>
-              <w:t>Pacchetto / risultato</w:t>
+              <w:t>Deliverable e accettazione</w:t>
             </w:r>
           </w:p>
         </w:tc>
         <w:tc>
           <w:tcPr>
             <w:tcW w:type="dxa" w:w="1463"/>
-            <w:shd w:fill="24304A"/>
+            <w:shd w:fill="193B31"/>
           </w:tcPr>
           <w:p>
             <w:pPr>
@@ -5550,7 +3026,7 @@
               <w:rPr>
                 <w:sz w:val="18"/>
               </w:rPr>
-              <w:t>Cifratura del profilo: Archivio AES-GCM e derivazione PBKDF2</w:t>
+              <w:t>Materie predefinite e CRUD — Dieci materie nei nuovi account; modifica ed eliminazione. Responsabile proposto: Frontend. Evidenza: vault.mjs / app.mjs.</w:t>
             </w:r>
           </w:p>
         </w:tc>
@@ -5603,7 +3079,7 @@
               <w:rPr>
                 <w:sz w:val="18"/>
               </w:rPr>
-              <w:t>Accesso persistente: Sessione locale con CryptoKey</w:t>
+              <w:t>Voti a quarti — Scelta da 0,25 a 10; modifica senza perdita dei vecchi decimali. Responsabile proposto: Frontend. Evidenza: app.mjs.</w:t>
             </w:r>
           </w:p>
         </w:tc>
@@ -5656,7 +3132,7 @@
               <w:rPr>
                 <w:sz w:val="18"/>
               </w:rPr>
-              <w:t>Uscita e rimozione profilo: Revoca della sessione e cancellazione locale</w:t>
+              <w:t>Calcolo medie e percentuali — Pesi, materie senza voti e denominatori verificati. Responsabile proposto: Sviluppatore. Evidenza: tests/model.test.mjs.</w:t>
             </w:r>
           </w:p>
         </w:tc>
@@ -5709,7 +3185,7 @@
               <w:rPr>
                 <w:sz w:val="18"/>
               </w:rPr>
-              <w:t>Migrazione e revisioni: Schema aggiornato senza perdita dei record</w:t>
+              <w:t>Periodi configurabili — Date coerenti e inclusività dei confini, trimestre anche a gennaio. Responsabile proposto: Sviluppatore. Evidenza: model.mjs.</w:t>
             </w:r>
           </w:p>
         </w:tc>
@@ -5762,7 +3238,7 @@
               <w:rPr>
                 <w:sz w:val="18"/>
               </w:rPr>
-              <w:t>Backup e ripristino: JSON cifrato compatibile formato 3</w:t>
+              <w:t>Grafico e filtri — Medie per materia e filtro anno/periodo/materia coerenti. Responsabile proposto: Frontend. Evidenza: scripts/ui-smoke.cjs.</w:t>
             </w:r>
           </w:p>
         </w:tc>
@@ -5790,15 +3266,7 @@
         <w:pStyle w:val="Heading2"/>
       </w:pPr>
       <w:r>
-        <w:t>4. Registro e calcoli scolastici</w:t>
-      </w:r>
-    </w:p>
-    <w:p>
-      <w:pPr>
-        <w:keepNext/>
-      </w:pPr>
-      <w:r>
-        <w:t>Ruoli proposti: Sviluppatore / referente utente.</w:t>
+        <w:t>Account</w:t>
       </w:r>
     </w:p>
     <w:tbl>
@@ -5821,7 +3289,7 @@
         <w:tc>
           <w:tcPr>
             <w:tcW w:type="dxa" w:w="1560"/>
-            <w:shd w:fill="24304A"/>
+            <w:shd w:fill="193B31"/>
           </w:tcPr>
           <w:p>
             <w:pPr>
@@ -5840,7 +3308,7 @@
         <w:tc>
           <w:tcPr>
             <w:tcW w:type="dxa" w:w="6728"/>
-            <w:shd w:fill="24304A"/>
+            <w:shd w:fill="193B31"/>
           </w:tcPr>
           <w:p>
             <w:pPr>
@@ -5852,14 +3320,14 @@
                 <w:color w:val="FFFFFF"/>
                 <w:sz w:val="18"/>
               </w:rPr>
-              <w:t>Pacchetto / risultato</w:t>
+              <w:t>Deliverable e accettazione</w:t>
             </w:r>
           </w:p>
         </w:tc>
         <w:tc>
           <w:tcPr>
             <w:tcW w:type="dxa" w:w="1463"/>
-            <w:shd w:fill="24304A"/>
+            <w:shd w:fill="193B31"/>
           </w:tcPr>
           <w:p>
             <w:pPr>
@@ -5908,7 +3376,7 @@
               <w:rPr>
                 <w:sz w:val="18"/>
               </w:rPr>
-              <w:t>Materie: CRUD con obiettivo facoltativo</w:t>
+              <w:t>Cifratura e sessioni — Isolamento, persistenza, Esci, conflitti e manomissioni verificati. Responsabile proposto: Sviluppatore. Evidenza: tests/vault.test.mjs.</w:t>
             </w:r>
           </w:p>
         </w:tc>
@@ -5961,7 +3429,7 @@
               <w:rPr>
                 <w:sz w:val="18"/>
               </w:rPr>
-              <w:t>Voti: CRUD con data, peso, tipo e nota</w:t>
+              <w:t>Mostra e cambia password — Nessuna password conservata; ricifratura e vecchi backup compatibili. Responsabile proposto: Sviluppatore. Evidenza: vault.mjs.</w:t>
             </w:r>
           </w:p>
         </w:tc>
@@ -6014,7 +3482,7 @@
               <w:rPr>
                 <w:sz w:val="18"/>
               </w:rPr>
-              <w:t>Filtri temporali: Periodi e anni scolastici distinti</w:t>
+              <w:t>Backup e migrazione — Ripristino password, formato 3, dati precedenti conservati. Responsabile proposto: Sviluppatore. Evidenza: tests/vault-migration.test.mjs.</w:t>
             </w:r>
           </w:p>
         </w:tc>
@@ -6067,7 +3535,7 @@
               <w:rPr>
                 <w:sz w:val="18"/>
               </w:rPr>
-              <w:t>Media per materia: Calcolo ponderato</w:t>
+              <w:t>Revisione sicurezza — Audit indipendente e analisi del dispositivo compromesso. Responsabile proposto: Security reviewer. Evidenza: Revisione esterna da pianificare.</w:t>
             </w:r>
           </w:p>
         </w:tc>
@@ -6083,60 +3551,7 @@
               <w:rPr>
                 <w:sz w:val="18"/>
               </w:rPr>
-              <w:t>R</w:t>
-            </w:r>
-          </w:p>
-        </w:tc>
-      </w:tr>
-      <w:tr>
-        <w:trPr>
-          <w:cantSplit/>
-        </w:trPr>
-        <w:tc>
-          <w:tcPr>
-            <w:tcW w:type="dxa" w:w="1560"/>
-          </w:tcPr>
-          <w:p>
-            <w:pPr>
-              <w:spacing w:after="80"/>
-            </w:pPr>
-            <w:r>
-              <w:rPr>
-                <w:sz w:val="18"/>
-              </w:rPr>
-              <w:t>4.5</w:t>
-            </w:r>
-          </w:p>
-        </w:tc>
-        <w:tc>
-          <w:tcPr>
-            <w:tcW w:type="dxa" w:w="6728"/>
-          </w:tcPr>
-          <w:p>
-            <w:pPr>
-              <w:spacing w:after="80"/>
-            </w:pPr>
-            <w:r>
-              <w:rPr>
-                <w:sz w:val="18"/>
-              </w:rPr>
-              <w:t>Media generale: Media delle materie con voti</w:t>
-            </w:r>
-          </w:p>
-        </w:tc>
-        <w:tc>
-          <w:tcPr>
-            <w:tcW w:type="dxa" w:w="1463"/>
-          </w:tcPr>
-          <w:p>
-            <w:pPr>
-              <w:spacing w:after="80"/>
-            </w:pPr>
-            <w:r>
-              <w:rPr>
-                <w:sz w:val="18"/>
-              </w:rPr>
-              <w:t>R</w:t>
+              <w:t>P</w:t>
             </w:r>
           </w:p>
         </w:tc>
@@ -6148,15 +3563,7 @@
         <w:pStyle w:val="Heading2"/>
       </w:pPr>
       <w:r>
-        <w:t>5. Importazione e riconoscimento</w:t>
-      </w:r>
-    </w:p>
-    <w:p>
-      <w:pPr>
-        <w:keepNext/>
-      </w:pPr>
-      <w:r>
-        <w:t>Ruoli proposti: Sviluppatore / collaudatore.</w:t>
+        <w:t>Piattaforme</w:t>
       </w:r>
     </w:p>
     <w:tbl>
@@ -6179,7 +3586,7 @@
         <w:tc>
           <w:tcPr>
             <w:tcW w:type="dxa" w:w="1560"/>
-            <w:shd w:fill="24304A"/>
+            <w:shd w:fill="193B31"/>
           </w:tcPr>
           <w:p>
             <w:pPr>
@@ -6198,7 +3605,7 @@
         <w:tc>
           <w:tcPr>
             <w:tcW w:type="dxa" w:w="6728"/>
-            <w:shd w:fill="24304A"/>
+            <w:shd w:fill="193B31"/>
           </w:tcPr>
           <w:p>
             <w:pPr>
@@ -6210,14 +3617,14 @@
                 <w:color w:val="FFFFFF"/>
                 <w:sz w:val="18"/>
               </w:rPr>
-              <w:t>Pacchetto / risultato</w:t>
+              <w:t>Deliverable e accettazione</w:t>
             </w:r>
           </w:p>
         </w:tc>
         <w:tc>
           <w:tcPr>
             <w:tcW w:type="dxa" w:w="1463"/>
-            <w:shd w:fill="24304A"/>
+            <w:shd w:fill="193B31"/>
           </w:tcPr>
           <w:p>
             <w:pPr>
@@ -6266,7 +3673,7 @@
               <w:rPr>
                 <w:sz w:val="18"/>
               </w:rPr>
-              <w:t>Motore OCR locale: Worker, WASM e modello italiano inclusi</w:t>
+              <w:t>Windows — Protocollo locale isolato e pacchetto installabile via CI. Responsabile proposto: Build engineer. Evidenza: desktop/main.cjs / release.yml.</w:t>
             </w:r>
           </w:p>
         </w:tc>
@@ -6319,7 +3726,7 @@
               <w:rPr>
                 <w:sz w:val="18"/>
               </w:rPr>
-              <w:t>Acquisizione e preparazione: Immagini scelte e limiti applicati</w:t>
+              <w:t>Android — WebView offline e backup nativo; niente permesso INTERNET. Responsabile proposto: Android developer. Evidenza: MainActivity.java.</w:t>
             </w:r>
           </w:p>
         </w:tc>
@@ -6372,7 +3779,7 @@
               <w:rPr>
                 <w:sz w:val="18"/>
               </w:rPr>
-              <w:t>Parser del testo: Candidati materia/voto/data</w:t>
+              <w:t>iPhone e sito — Bundle PWA e istruzioni per Safari / Pages. Responsabile proposto: Frontend. Evidenza: manifest.json / web.yml.</w:t>
             </w:r>
           </w:p>
         </w:tc>
@@ -6425,7 +3832,7 @@
               <w:rPr>
                 <w:sz w:val="18"/>
               </w:rPr>
-              <w:t>Anteprima modificabile: Revisione prima del salvataggio</w:t>
+              <w:t>Collaudo fisico — Installare e provare Windows, Android e iPhone reali. Responsabile proposto: QA. Evidenza: Matrice dispositivi da completare.</w:t>
             </w:r>
           </w:p>
         </w:tc>
@@ -6441,7 +3848,7 @@
               <w:rPr>
                 <w:sz w:val="18"/>
               </w:rPr>
-              <w:t>R</w:t>
+              <w:t>V</w:t>
             </w:r>
           </w:p>
         </w:tc>
@@ -6478,113 +3885,7 @@
               <w:rPr>
                 <w:sz w:val="18"/>
               </w:rPr>
-              <w:t>Duplicati e fusione: Importazione senza doppioni equivalenti</w:t>
-            </w:r>
-          </w:p>
-        </w:tc>
-        <w:tc>
-          <w:tcPr>
-            <w:tcW w:type="dxa" w:w="1463"/>
-          </w:tcPr>
-          <w:p>
-            <w:pPr>
-              <w:spacing w:after="80"/>
-            </w:pPr>
-            <w:r>
-              <w:rPr>
-                <w:sz w:val="18"/>
-              </w:rPr>
-              <w:t>R</w:t>
-            </w:r>
-          </w:p>
-        </w:tc>
-      </w:tr>
-      <w:tr>
-        <w:trPr>
-          <w:cantSplit/>
-        </w:trPr>
-        <w:tc>
-          <w:tcPr>
-            <w:tcW w:type="dxa" w:w="1560"/>
-          </w:tcPr>
-          <w:p>
-            <w:pPr>
-              <w:spacing w:after="80"/>
-            </w:pPr>
-            <w:r>
-              <w:rPr>
-                <w:sz w:val="18"/>
-              </w:rPr>
-              <w:t>5.6</w:t>
-            </w:r>
-          </w:p>
-        </w:tc>
-        <w:tc>
-          <w:tcPr>
-            <w:tcW w:type="dxa" w:w="6728"/>
-          </w:tcPr>
-          <w:p>
-            <w:pPr>
-              <w:spacing w:after="80"/>
-            </w:pPr>
-            <w:r>
-              <w:rPr>
-                <w:sz w:val="18"/>
-              </w:rPr>
-              <w:t>Persistenza dell’importazione: Commit validato dell’insieme</w:t>
-            </w:r>
-          </w:p>
-        </w:tc>
-        <w:tc>
-          <w:tcPr>
-            <w:tcW w:type="dxa" w:w="1463"/>
-          </w:tcPr>
-          <w:p>
-            <w:pPr>
-              <w:spacing w:after="80"/>
-            </w:pPr>
-            <w:r>
-              <w:rPr>
-                <w:sz w:val="18"/>
-              </w:rPr>
-              <w:t>R</w:t>
-            </w:r>
-          </w:p>
-        </w:tc>
-      </w:tr>
-      <w:tr>
-        <w:trPr>
-          <w:cantSplit/>
-        </w:trPr>
-        <w:tc>
-          <w:tcPr>
-            <w:tcW w:type="dxa" w:w="1560"/>
-          </w:tcPr>
-          <w:p>
-            <w:pPr>
-              <w:spacing w:after="80"/>
-            </w:pPr>
-            <w:r>
-              <w:rPr>
-                <w:sz w:val="18"/>
-              </w:rPr>
-              <w:t>5.7</w:t>
-            </w:r>
-          </w:p>
-        </w:tc>
-        <w:tc>
-          <w:tcPr>
-            <w:tcW w:type="dxa" w:w="6728"/>
-          </w:tcPr>
-          <w:p>
-            <w:pPr>
-              <w:spacing w:after="80"/>
-            </w:pPr>
-            <w:r>
-              <w:rPr>
-                <w:sz w:val="18"/>
-              </w:rPr>
-              <w:t>Campione OCR reale: Rapporto su schermate eterogenee anonimizzate</w:t>
+              <w:t>Attivazione Pages — Abilitare Pages e completare il deployment HTTPS. Responsabile proposto: Repository owner. Evidenza: Settings Pages / workflow web.</w:t>
             </w:r>
           </w:p>
         </w:tc>
@@ -6612,15 +3913,7 @@
         <w:pStyle w:val="Heading2"/>
       </w:pPr>
       <w:r>
-        <w:t>6. Strumenti secondari</w:t>
-      </w:r>
-    </w:p>
-    <w:p>
-      <w:pPr>
-        <w:keepNext/>
-      </w:pPr>
-      <w:r>
-        <w:t>Ruoli proposti: Sviluppatore.</w:t>
+        <w:t>Consegna</w:t>
       </w:r>
     </w:p>
     <w:tbl>
@@ -6643,7 +3936,7 @@
         <w:tc>
           <w:tcPr>
             <w:tcW w:type="dxa" w:w="1560"/>
-            <w:shd w:fill="24304A"/>
+            <w:shd w:fill="193B31"/>
           </w:tcPr>
           <w:p>
             <w:pPr>
@@ -6662,7 +3955,7 @@
         <w:tc>
           <w:tcPr>
             <w:tcW w:type="dxa" w:w="6728"/>
-            <w:shd w:fill="24304A"/>
+            <w:shd w:fill="193B31"/>
           </w:tcPr>
           <w:p>
             <w:pPr>
@@ -6674,14 +3967,14 @@
                 <w:color w:val="FFFFFF"/>
                 <w:sz w:val="18"/>
               </w:rPr>
-              <w:t>Pacchetto / risultato</w:t>
+              <w:t>Deliverable e accettazione</w:t>
             </w:r>
           </w:p>
         </w:tc>
         <w:tc>
           <w:tcPr>
             <w:tcW w:type="dxa" w:w="1463"/>
-            <w:shd w:fill="24304A"/>
+            <w:shd w:fill="193B31"/>
           </w:tcPr>
           <w:p>
             <w:pPr>
@@ -6730,7 +4023,7 @@
               <w:rPr>
                 <w:sz w:val="18"/>
               </w:rPr>
-              <w:t>Agenda: Compiti, verifiche e stato completato</w:t>
+              <w:t>Rimozione funzioni ritirate — Niente Argo, OCR, agenda o simulatore nelle schermate e build. Responsabile proposto: Sviluppatore. Evidenza: package.json / allowlist.</w:t>
             </w:r>
           </w:p>
         </w:tc>
@@ -6783,7 +4076,7 @@
               <w:rPr>
                 <w:sz w:val="18"/>
               </w:rPr>
-              <w:t>Obiettivi e simulatore: Calcolo del prossimo voto necessario</w:t>
+              <w:t>Test automatici — Unità, integrazione e browser passano. Responsabile proposto: QA. Evidenza: npm test / npm run test:ui.</w:t>
             </w:r>
           </w:p>
         </w:tc>
@@ -6836,153 +4129,7 @@
               <w:rPr>
                 <w:sz w:val="18"/>
               </w:rPr>
-              <w:t>Confronto dei periodi: Riepilogo secondario annuale</w:t>
-            </w:r>
-          </w:p>
-        </w:tc>
-        <w:tc>
-          <w:tcPr>
-            <w:tcW w:type="dxa" w:w="1463"/>
-          </w:tcPr>
-          <w:p>
-            <w:pPr>
-              <w:spacing w:after="80"/>
-            </w:pPr>
-            <w:r>
-              <w:rPr>
-                <w:sz w:val="18"/>
-              </w:rPr>
-              <w:t>R</w:t>
-            </w:r>
-          </w:p>
-        </w:tc>
-      </w:tr>
-    </w:tbl>
-    <w:p/>
-    <w:p>
-      <w:pPr>
-        <w:pStyle w:val="Heading2"/>
-      </w:pPr>
-      <w:r>
-        <w:t>7. Applicazioni e piattaforme</w:t>
-      </w:r>
-    </w:p>
-    <w:p>
-      <w:pPr>
-        <w:keepNext/>
-      </w:pPr>
-      <w:r>
-        <w:t>Ruoli proposti: Sviluppatore / responsabile rilascio.</w:t>
-      </w:r>
-    </w:p>
-    <w:tbl>
-      <w:tblPr>
-        <w:tblStyle w:val="TableGrid"/>
-        <w:tblW w:type="auto" w:w="0"/>
-        <w:tblLayout w:type="fixed"/>
-        <w:tblLook w:firstColumn="1" w:firstRow="1" w:lastColumn="0" w:lastRow="0" w:noHBand="0" w:noVBand="1" w:val="04A0"/>
-      </w:tblPr>
-      <w:tblGrid>
-        <w:gridCol w:w="1560"/>
-        <w:gridCol w:w="6728"/>
-        <w:gridCol w:w="1463"/>
-      </w:tblGrid>
-      <w:tr>
-        <w:trPr>
-          <w:tblHeader/>
-          <w:cantSplit/>
-        </w:trPr>
-        <w:tc>
-          <w:tcPr>
-            <w:tcW w:type="dxa" w:w="1560"/>
-            <w:shd w:fill="24304A"/>
-          </w:tcPr>
-          <w:p>
-            <w:pPr>
-              <w:spacing w:after="80"/>
-            </w:pPr>
-            <w:r>
-              <w:rPr>
-                <w:b/>
-                <w:color w:val="FFFFFF"/>
-                <w:sz w:val="18"/>
-              </w:rPr>
-              <w:t>ID</w:t>
-            </w:r>
-          </w:p>
-        </w:tc>
-        <w:tc>
-          <w:tcPr>
-            <w:tcW w:type="dxa" w:w="6728"/>
-            <w:shd w:fill="24304A"/>
-          </w:tcPr>
-          <w:p>
-            <w:pPr>
-              <w:spacing w:after="80"/>
-            </w:pPr>
-            <w:r>
-              <w:rPr>
-                <w:b/>
-                <w:color w:val="FFFFFF"/>
-                <w:sz w:val="18"/>
-              </w:rPr>
-              <w:t>Pacchetto / risultato</w:t>
-            </w:r>
-          </w:p>
-        </w:tc>
-        <w:tc>
-          <w:tcPr>
-            <w:tcW w:type="dxa" w:w="1463"/>
-            <w:shd w:fill="24304A"/>
-          </w:tcPr>
-          <w:p>
-            <w:pPr>
-              <w:spacing w:after="80"/>
-            </w:pPr>
-            <w:r>
-              <w:rPr>
-                <w:b/>
-                <w:color w:val="FFFFFF"/>
-                <w:sz w:val="18"/>
-              </w:rPr>
-              <w:t>Stato</w:t>
-            </w:r>
-          </w:p>
-        </w:tc>
-      </w:tr>
-      <w:tr>
-        <w:trPr>
-          <w:cantSplit/>
-        </w:trPr>
-        <w:tc>
-          <w:tcPr>
-            <w:tcW w:type="dxa" w:w="1560"/>
-          </w:tcPr>
-          <w:p>
-            <w:pPr>
-              <w:spacing w:after="80"/>
-            </w:pPr>
-            <w:r>
-              <w:rPr>
-                <w:sz w:val="18"/>
-              </w:rPr>
-              <w:t>7.1</w:t>
-            </w:r>
-          </w:p>
-        </w:tc>
-        <w:tc>
-          <w:tcPr>
-            <w:tcW w:type="dxa" w:w="6728"/>
-          </w:tcPr>
-          <w:p>
-            <w:pPr>
-              <w:spacing w:after="80"/>
-            </w:pPr>
-            <w:r>
-              <w:rPr>
-                <w:sz w:val="18"/>
-              </w:rPr>
-              <w:t>Wrapper Windows: Electron con origine locale</w:t>
+              <w:t>Pipeline release — Verifica tag, build e checksum prima della pubblicazione. Responsabile proposto: Build engineer. Evidenza: .github/workflows/release.yml.</w:t>
             </w:r>
           </w:p>
         </w:tc>
@@ -7019,7 +4166,7 @@
               <w:rPr>
                 <w:sz w:val="18"/>
               </w:rPr>
-              <w:t>7.2</w:t>
+              <w:t>6.4</w:t>
             </w:r>
           </w:p>
         </w:tc>
@@ -7035,577 +4182,7 @@
               <w:rPr>
                 <w:sz w:val="18"/>
               </w:rPr>
-              <w:t>Wrapper Android: WebView con asset locali</w:t>
-            </w:r>
-          </w:p>
-        </w:tc>
-        <w:tc>
-          <w:tcPr>
-            <w:tcW w:type="dxa" w:w="1463"/>
-          </w:tcPr>
-          <w:p>
-            <w:pPr>
-              <w:spacing w:after="80"/>
-            </w:pPr>
-            <w:r>
-              <w:rPr>
-                <w:sz w:val="18"/>
-              </w:rPr>
-              <w:t>R</w:t>
-            </w:r>
-          </w:p>
-        </w:tc>
-      </w:tr>
-      <w:tr>
-        <w:trPr>
-          <w:cantSplit/>
-        </w:trPr>
-        <w:tc>
-          <w:tcPr>
-            <w:tcW w:type="dxa" w:w="1560"/>
-          </w:tcPr>
-          <w:p>
-            <w:pPr>
-              <w:spacing w:after="80"/>
-            </w:pPr>
-            <w:r>
-              <w:rPr>
-                <w:sz w:val="18"/>
-              </w:rPr>
-              <w:t>7.3</w:t>
-            </w:r>
-          </w:p>
-        </w:tc>
-        <w:tc>
-          <w:tcPr>
-            <w:tcW w:type="dxa" w:w="6728"/>
-          </w:tcPr>
-          <w:p>
-            <w:pPr>
-              <w:spacing w:after="80"/>
-            </w:pPr>
-            <w:r>
-              <w:rPr>
-                <w:sz w:val="18"/>
-              </w:rPr>
-              <w:t>Frontend web: Manifest e risorse per uso responsive/offline</w:t>
-            </w:r>
-          </w:p>
-        </w:tc>
-        <w:tc>
-          <w:tcPr>
-            <w:tcW w:type="dxa" w:w="1463"/>
-          </w:tcPr>
-          <w:p>
-            <w:pPr>
-              <w:spacing w:after="80"/>
-            </w:pPr>
-            <w:r>
-              <w:rPr>
-                <w:sz w:val="18"/>
-              </w:rPr>
-              <w:t>R</w:t>
-            </w:r>
-          </w:p>
-        </w:tc>
-      </w:tr>
-      <w:tr>
-        <w:trPr>
-          <w:cantSplit/>
-        </w:trPr>
-        <w:tc>
-          <w:tcPr>
-            <w:tcW w:type="dxa" w:w="1560"/>
-          </w:tcPr>
-          <w:p>
-            <w:pPr>
-              <w:spacing w:after="80"/>
-            </w:pPr>
-            <w:r>
-              <w:rPr>
-                <w:sz w:val="18"/>
-              </w:rPr>
-              <w:t>7.4</w:t>
-            </w:r>
-          </w:p>
-        </w:tc>
-        <w:tc>
-          <w:tcPr>
-            <w:tcW w:type="dxa" w:w="6728"/>
-          </w:tcPr>
-          <w:p>
-            <w:pPr>
-              <w:spacing w:after="80"/>
-            </w:pPr>
-            <w:r>
-              <w:rPr>
-                <w:sz w:val="18"/>
-              </w:rPr>
-              <w:t>Pacchetti Windows: Installer e archivio portabile</w:t>
-            </w:r>
-          </w:p>
-        </w:tc>
-        <w:tc>
-          <w:tcPr>
-            <w:tcW w:type="dxa" w:w="1463"/>
-          </w:tcPr>
-          <w:p>
-            <w:pPr>
-              <w:spacing w:after="80"/>
-            </w:pPr>
-            <w:r>
-              <w:rPr>
-                <w:sz w:val="18"/>
-              </w:rPr>
-              <w:t>R</w:t>
-            </w:r>
-          </w:p>
-        </w:tc>
-      </w:tr>
-      <w:tr>
-        <w:trPr>
-          <w:cantSplit/>
-        </w:trPr>
-        <w:tc>
-          <w:tcPr>
-            <w:tcW w:type="dxa" w:w="1560"/>
-          </w:tcPr>
-          <w:p>
-            <w:pPr>
-              <w:spacing w:after="80"/>
-            </w:pPr>
-            <w:r>
-              <w:rPr>
-                <w:sz w:val="18"/>
-              </w:rPr>
-              <w:t>7.5</w:t>
-            </w:r>
-          </w:p>
-        </w:tc>
-        <w:tc>
-          <w:tcPr>
-            <w:tcW w:type="dxa" w:w="6728"/>
-          </w:tcPr>
-          <w:p>
-            <w:pPr>
-              <w:spacing w:after="80"/>
-            </w:pPr>
-            <w:r>
-              <w:rPr>
-                <w:sz w:val="18"/>
-              </w:rPr>
-              <w:t>APK Android: Build di sviluppo firmata</w:t>
-            </w:r>
-          </w:p>
-        </w:tc>
-        <w:tc>
-          <w:tcPr>
-            <w:tcW w:type="dxa" w:w="1463"/>
-          </w:tcPr>
-          <w:p>
-            <w:pPr>
-              <w:spacing w:after="80"/>
-            </w:pPr>
-            <w:r>
-              <w:rPr>
-                <w:sz w:val="18"/>
-              </w:rPr>
-              <w:t>R</w:t>
-            </w:r>
-          </w:p>
-        </w:tc>
-      </w:tr>
-      <w:tr>
-        <w:trPr>
-          <w:cantSplit/>
-        </w:trPr>
-        <w:tc>
-          <w:tcPr>
-            <w:tcW w:type="dxa" w:w="1560"/>
-          </w:tcPr>
-          <w:p>
-            <w:pPr>
-              <w:spacing w:after="80"/>
-            </w:pPr>
-            <w:r>
-              <w:rPr>
-                <w:sz w:val="18"/>
-              </w:rPr>
-              <w:t>7.6</w:t>
-            </w:r>
-          </w:p>
-        </w:tc>
-        <w:tc>
-          <w:tcPr>
-            <w:tcW w:type="dxa" w:w="6728"/>
-          </w:tcPr>
-          <w:p>
-            <w:pPr>
-              <w:spacing w:after="80"/>
-            </w:pPr>
-            <w:r>
-              <w:rPr>
-                <w:sz w:val="18"/>
-              </w:rPr>
-              <w:t>Matrice dispositivi fisici: Rapporto Android/Windows e Safari</w:t>
-            </w:r>
-          </w:p>
-        </w:tc>
-        <w:tc>
-          <w:tcPr>
-            <w:tcW w:type="dxa" w:w="1463"/>
-          </w:tcPr>
-          <w:p>
-            <w:pPr>
-              <w:spacing w:after="80"/>
-            </w:pPr>
-            <w:r>
-              <w:rPr>
-                <w:sz w:val="18"/>
-              </w:rPr>
-              <w:t>V</w:t>
-            </w:r>
-          </w:p>
-        </w:tc>
-      </w:tr>
-    </w:tbl>
-    <w:p/>
-    <w:p>
-      <w:pPr>
-        <w:pStyle w:val="Heading2"/>
-      </w:pPr>
-      <w:r>
-        <w:t>8. Verifica e qualità</w:t>
-      </w:r>
-    </w:p>
-    <w:p>
-      <w:pPr>
-        <w:keepNext/>
-      </w:pPr>
-      <w:r>
-        <w:t>Ruoli proposti: Collaudatore / sviluppatore.</w:t>
-      </w:r>
-    </w:p>
-    <w:tbl>
-      <w:tblPr>
-        <w:tblStyle w:val="TableGrid"/>
-        <w:tblW w:type="auto" w:w="0"/>
-        <w:tblLayout w:type="fixed"/>
-        <w:tblLook w:firstColumn="1" w:firstRow="1" w:lastColumn="0" w:lastRow="0" w:noHBand="0" w:noVBand="1" w:val="04A0"/>
-      </w:tblPr>
-      <w:tblGrid>
-        <w:gridCol w:w="1560"/>
-        <w:gridCol w:w="6728"/>
-        <w:gridCol w:w="1463"/>
-      </w:tblGrid>
-      <w:tr>
-        <w:trPr>
-          <w:tblHeader/>
-          <w:cantSplit/>
-        </w:trPr>
-        <w:tc>
-          <w:tcPr>
-            <w:tcW w:type="dxa" w:w="1560"/>
-            <w:shd w:fill="24304A"/>
-          </w:tcPr>
-          <w:p>
-            <w:pPr>
-              <w:spacing w:after="80"/>
-            </w:pPr>
-            <w:r>
-              <w:rPr>
-                <w:b/>
-                <w:color w:val="FFFFFF"/>
-                <w:sz w:val="18"/>
-              </w:rPr>
-              <w:t>ID</w:t>
-            </w:r>
-          </w:p>
-        </w:tc>
-        <w:tc>
-          <w:tcPr>
-            <w:tcW w:type="dxa" w:w="6728"/>
-            <w:shd w:fill="24304A"/>
-          </w:tcPr>
-          <w:p>
-            <w:pPr>
-              <w:spacing w:after="80"/>
-            </w:pPr>
-            <w:r>
-              <w:rPr>
-                <w:b/>
-                <w:color w:val="FFFFFF"/>
-                <w:sz w:val="18"/>
-              </w:rPr>
-              <w:t>Pacchetto / risultato</w:t>
-            </w:r>
-          </w:p>
-        </w:tc>
-        <w:tc>
-          <w:tcPr>
-            <w:tcW w:type="dxa" w:w="1463"/>
-            <w:shd w:fill="24304A"/>
-          </w:tcPr>
-          <w:p>
-            <w:pPr>
-              <w:spacing w:after="80"/>
-            </w:pPr>
-            <w:r>
-              <w:rPr>
-                <w:b/>
-                <w:color w:val="FFFFFF"/>
-                <w:sz w:val="18"/>
-              </w:rPr>
-              <w:t>Stato</w:t>
-            </w:r>
-          </w:p>
-        </w:tc>
-      </w:tr>
-      <w:tr>
-        <w:trPr>
-          <w:cantSplit/>
-        </w:trPr>
-        <w:tc>
-          <w:tcPr>
-            <w:tcW w:type="dxa" w:w="1560"/>
-          </w:tcPr>
-          <w:p>
-            <w:pPr>
-              <w:spacing w:after="80"/>
-            </w:pPr>
-            <w:r>
-              <w:rPr>
-                <w:sz w:val="18"/>
-              </w:rPr>
-              <w:t>8.1</w:t>
-            </w:r>
-          </w:p>
-        </w:tc>
-        <w:tc>
-          <w:tcPr>
-            <w:tcW w:type="dxa" w:w="6728"/>
-          </w:tcPr>
-          <w:p>
-            <w:pPr>
-              <w:spacing w:after="80"/>
-            </w:pPr>
-            <w:r>
-              <w:rPr>
-                <w:sz w:val="18"/>
-              </w:rPr>
-              <w:t>Test del dominio e archivio: Suite Node</w:t>
-            </w:r>
-          </w:p>
-        </w:tc>
-        <w:tc>
-          <w:tcPr>
-            <w:tcW w:type="dxa" w:w="1463"/>
-          </w:tcPr>
-          <w:p>
-            <w:pPr>
-              <w:spacing w:after="80"/>
-            </w:pPr>
-            <w:r>
-              <w:rPr>
-                <w:sz w:val="18"/>
-              </w:rPr>
-              <w:t>R</w:t>
-            </w:r>
-          </w:p>
-        </w:tc>
-      </w:tr>
-      <w:tr>
-        <w:trPr>
-          <w:cantSplit/>
-        </w:trPr>
-        <w:tc>
-          <w:tcPr>
-            <w:tcW w:type="dxa" w:w="1560"/>
-          </w:tcPr>
-          <w:p>
-            <w:pPr>
-              <w:spacing w:after="80"/>
-            </w:pPr>
-            <w:r>
-              <w:rPr>
-                <w:sz w:val="18"/>
-              </w:rPr>
-              <w:t>8.2</w:t>
-            </w:r>
-          </w:p>
-        </w:tc>
-        <w:tc>
-          <w:tcPr>
-            <w:tcW w:type="dxa" w:w="6728"/>
-          </w:tcPr>
-          <w:p>
-            <w:pPr>
-              <w:spacing w:after="80"/>
-            </w:pPr>
-            <w:r>
-              <w:rPr>
-                <w:sz w:val="18"/>
-              </w:rPr>
-              <w:t>Test end-to-end web: Smoke Chromium e screenshot sintetico</w:t>
-            </w:r>
-          </w:p>
-        </w:tc>
-        <w:tc>
-          <w:tcPr>
-            <w:tcW w:type="dxa" w:w="1463"/>
-          </w:tcPr>
-          <w:p>
-            <w:pPr>
-              <w:spacing w:after="80"/>
-            </w:pPr>
-            <w:r>
-              <w:rPr>
-                <w:sz w:val="18"/>
-              </w:rPr>
-              <w:t>R</w:t>
-            </w:r>
-          </w:p>
-        </w:tc>
-      </w:tr>
-      <w:tr>
-        <w:trPr>
-          <w:cantSplit/>
-        </w:trPr>
-        <w:tc>
-          <w:tcPr>
-            <w:tcW w:type="dxa" w:w="1560"/>
-          </w:tcPr>
-          <w:p>
-            <w:pPr>
-              <w:spacing w:after="80"/>
-            </w:pPr>
-            <w:r>
-              <w:rPr>
-                <w:sz w:val="18"/>
-              </w:rPr>
-              <w:t>8.3</w:t>
-            </w:r>
-          </w:p>
-        </w:tc>
-        <w:tc>
-          <w:tcPr>
-            <w:tcW w:type="dxa" w:w="6728"/>
-          </w:tcPr>
-          <w:p>
-            <w:pPr>
-              <w:spacing w:after="80"/>
-            </w:pPr>
-            <w:r>
-              <w:rPr>
-                <w:sz w:val="18"/>
-              </w:rPr>
-              <w:t>Smoke desktop: Avvio e OCR reale in Electron</w:t>
-            </w:r>
-          </w:p>
-        </w:tc>
-        <w:tc>
-          <w:tcPr>
-            <w:tcW w:type="dxa" w:w="1463"/>
-          </w:tcPr>
-          <w:p>
-            <w:pPr>
-              <w:spacing w:after="80"/>
-            </w:pPr>
-            <w:r>
-              <w:rPr>
-                <w:sz w:val="18"/>
-              </w:rPr>
-              <w:t>R</w:t>
-            </w:r>
-          </w:p>
-        </w:tc>
-      </w:tr>
-      <w:tr>
-        <w:trPr>
-          <w:cantSplit/>
-        </w:trPr>
-        <w:tc>
-          <w:tcPr>
-            <w:tcW w:type="dxa" w:w="1560"/>
-          </w:tcPr>
-          <w:p>
-            <w:pPr>
-              <w:spacing w:after="80"/>
-            </w:pPr>
-            <w:r>
-              <w:rPr>
-                <w:sz w:val="18"/>
-              </w:rPr>
-              <w:t>8.4</w:t>
-            </w:r>
-          </w:p>
-        </w:tc>
-        <w:tc>
-          <w:tcPr>
-            <w:tcW w:type="dxa" w:w="6728"/>
-          </w:tcPr>
-          <w:p>
-            <w:pPr>
-              <w:spacing w:after="80"/>
-            </w:pPr>
-            <w:r>
-              <w:rPr>
-                <w:sz w:val="18"/>
-              </w:rPr>
-              <w:t>Controlli Android: Compilazione e lint</w:t>
-            </w:r>
-          </w:p>
-        </w:tc>
-        <w:tc>
-          <w:tcPr>
-            <w:tcW w:type="dxa" w:w="1463"/>
-          </w:tcPr>
-          <w:p>
-            <w:pPr>
-              <w:spacing w:after="80"/>
-            </w:pPr>
-            <w:r>
-              <w:rPr>
-                <w:sz w:val="18"/>
-              </w:rPr>
-              <w:t>R</w:t>
-            </w:r>
-          </w:p>
-        </w:tc>
-      </w:tr>
-      <w:tr>
-        <w:trPr>
-          <w:cantSplit/>
-        </w:trPr>
-        <w:tc>
-          <w:tcPr>
-            <w:tcW w:type="dxa" w:w="1560"/>
-          </w:tcPr>
-          <w:p>
-            <w:pPr>
-              <w:spacing w:after="80"/>
-            </w:pPr>
-            <w:r>
-              <w:rPr>
-                <w:sz w:val="18"/>
-              </w:rPr>
-              <w:t>8.5</w:t>
-            </w:r>
-          </w:p>
-        </w:tc>
-        <w:tc>
-          <w:tcPr>
-            <w:tcW w:type="dxa" w:w="6728"/>
-          </w:tcPr>
-          <w:p>
-            <w:pPr>
-              <w:spacing w:after="80"/>
-            </w:pPr>
-            <w:r>
-              <w:rPr>
-                <w:sz w:val="18"/>
-              </w:rPr>
-              <w:t>Revisione indipendente: Rapporto di sicurezza e minacce</w:t>
+              <w:t>Firme di produzione — Chiavi Android stabili e firma Windows commerciale gestite. Responsabile proposto: Release manager. Evidenza: Configurazione futura.</w:t>
             </w:r>
           </w:p>
         </w:tc>
@@ -7633,469 +4210,19 @@
         <w:pStyle w:val="Heading2"/>
       </w:pPr>
       <w:r>
-        <w:t>9. Consegna e manutenzione</w:t>
-      </w:r>
-    </w:p>
-    <w:p>
-      <w:pPr>
-        <w:keepNext/>
-      </w:pPr>
-      <w:r>
-        <w:t>Ruoli proposti: Responsabile rilascio / referente utente.</w:t>
-      </w:r>
-    </w:p>
-    <w:tbl>
-      <w:tblPr>
-        <w:tblStyle w:val="TableGrid"/>
-        <w:tblW w:type="auto" w:w="0"/>
-        <w:tblLayout w:type="fixed"/>
-        <w:tblLook w:firstColumn="1" w:firstRow="1" w:lastColumn="0" w:lastRow="0" w:noHBand="0" w:noVBand="1" w:val="04A0"/>
-      </w:tblPr>
-      <w:tblGrid>
-        <w:gridCol w:w="1560"/>
-        <w:gridCol w:w="6728"/>
-        <w:gridCol w:w="1463"/>
-      </w:tblGrid>
-      <w:tr>
-        <w:trPr>
-          <w:tblHeader/>
-          <w:cantSplit/>
-        </w:trPr>
-        <w:tc>
-          <w:tcPr>
-            <w:tcW w:type="dxa" w:w="1560"/>
-            <w:shd w:fill="24304A"/>
-          </w:tcPr>
-          <w:p>
-            <w:pPr>
-              <w:spacing w:after="80"/>
-            </w:pPr>
-            <w:r>
-              <w:rPr>
-                <w:b/>
-                <w:color w:val="FFFFFF"/>
-                <w:sz w:val="18"/>
-              </w:rPr>
-              <w:t>ID</w:t>
-            </w:r>
-          </w:p>
-        </w:tc>
-        <w:tc>
-          <w:tcPr>
-            <w:tcW w:type="dxa" w:w="6728"/>
-            <w:shd w:fill="24304A"/>
-          </w:tcPr>
-          <w:p>
-            <w:pPr>
-              <w:spacing w:after="80"/>
-            </w:pPr>
-            <w:r>
-              <w:rPr>
-                <w:b/>
-                <w:color w:val="FFFFFF"/>
-                <w:sz w:val="18"/>
-              </w:rPr>
-              <w:t>Pacchetto / risultato</w:t>
-            </w:r>
-          </w:p>
-        </w:tc>
-        <w:tc>
-          <w:tcPr>
-            <w:tcW w:type="dxa" w:w="1463"/>
-            <w:shd w:fill="24304A"/>
-          </w:tcPr>
-          <w:p>
-            <w:pPr>
-              <w:spacing w:after="80"/>
-            </w:pPr>
-            <w:r>
-              <w:rPr>
-                <w:b/>
-                <w:color w:val="FFFFFF"/>
-                <w:sz w:val="18"/>
-              </w:rPr>
-              <w:t>Stato</w:t>
-            </w:r>
-          </w:p>
-        </w:tc>
-      </w:tr>
-      <w:tr>
-        <w:trPr>
-          <w:cantSplit/>
-        </w:trPr>
-        <w:tc>
-          <w:tcPr>
-            <w:tcW w:type="dxa" w:w="1560"/>
-          </w:tcPr>
-          <w:p>
-            <w:pPr>
-              <w:spacing w:after="80"/>
-            </w:pPr>
-            <w:r>
-              <w:rPr>
-                <w:sz w:val="18"/>
-              </w:rPr>
-              <w:t>9.1</w:t>
-            </w:r>
-          </w:p>
-        </w:tc>
-        <w:tc>
-          <w:tcPr>
-            <w:tcW w:type="dxa" w:w="6728"/>
-          </w:tcPr>
-          <w:p>
-            <w:pPr>
-              <w:spacing w:after="80"/>
-            </w:pPr>
-            <w:r>
-              <w:rPr>
-                <w:sz w:val="18"/>
-              </w:rPr>
-              <w:t>Pipeline riproducibile: Workflow con versioni e checksum</w:t>
-            </w:r>
-          </w:p>
-        </w:tc>
-        <w:tc>
-          <w:tcPr>
-            <w:tcW w:type="dxa" w:w="1463"/>
-          </w:tcPr>
-          <w:p>
-            <w:pPr>
-              <w:spacing w:after="80"/>
-            </w:pPr>
-            <w:r>
-              <w:rPr>
-                <w:sz w:val="18"/>
-              </w:rPr>
-              <w:t>R</w:t>
-            </w:r>
-          </w:p>
-        </w:tc>
-      </w:tr>
-      <w:tr>
-        <w:trPr>
-          <w:cantSplit/>
-        </w:trPr>
-        <w:tc>
-          <w:tcPr>
-            <w:tcW w:type="dxa" w:w="1560"/>
-          </w:tcPr>
-          <w:p>
-            <w:pPr>
-              <w:spacing w:after="80"/>
-            </w:pPr>
-            <w:r>
-              <w:rPr>
-                <w:sz w:val="18"/>
-              </w:rPr>
-              <w:t>9.2</w:t>
-            </w:r>
-          </w:p>
-        </w:tc>
-        <w:tc>
-          <w:tcPr>
-            <w:tcW w:type="dxa" w:w="6728"/>
-          </w:tcPr>
-          <w:p>
-            <w:pPr>
-              <w:spacing w:after="80"/>
-            </w:pPr>
-            <w:r>
-              <w:rPr>
-                <w:sz w:val="18"/>
-              </w:rPr>
-              <w:t>Pubblicazione prerelease: File scaricabili e SHA256SUMS</w:t>
-            </w:r>
-          </w:p>
-        </w:tc>
-        <w:tc>
-          <w:tcPr>
-            <w:tcW w:type="dxa" w:w="1463"/>
-          </w:tcPr>
-          <w:p>
-            <w:pPr>
-              <w:spacing w:after="80"/>
-            </w:pPr>
-            <w:r>
-              <w:rPr>
-                <w:sz w:val="18"/>
-              </w:rPr>
-              <w:t>R</w:t>
-            </w:r>
-          </w:p>
-        </w:tc>
-      </w:tr>
-      <w:tr>
-        <w:trPr>
-          <w:cantSplit/>
-        </w:trPr>
-        <w:tc>
-          <w:tcPr>
-            <w:tcW w:type="dxa" w:w="1560"/>
-          </w:tcPr>
-          <w:p>
-            <w:pPr>
-              <w:spacing w:after="80"/>
-            </w:pPr>
-            <w:r>
-              <w:rPr>
-                <w:sz w:val="18"/>
-              </w:rPr>
-              <w:t>9.3</w:t>
-            </w:r>
-          </w:p>
-        </w:tc>
-        <w:tc>
-          <w:tcPr>
-            <w:tcW w:type="dxa" w:w="6728"/>
-          </w:tcPr>
-          <w:p>
-            <w:pPr>
-              <w:spacing w:after="80"/>
-            </w:pPr>
-            <w:r>
-              <w:rPr>
-                <w:sz w:val="18"/>
-              </w:rPr>
-              <w:t>Documentazione e consegna: Relazione, WBS e guida utente</w:t>
-            </w:r>
-          </w:p>
-        </w:tc>
-        <w:tc>
-          <w:tcPr>
-            <w:tcW w:type="dxa" w:w="1463"/>
-          </w:tcPr>
-          <w:p>
-            <w:pPr>
-              <w:spacing w:after="80"/>
-            </w:pPr>
-            <w:r>
-              <w:rPr>
-                <w:sz w:val="18"/>
-              </w:rPr>
-              <w:t>R</w:t>
-            </w:r>
-          </w:p>
-        </w:tc>
-      </w:tr>
-      <w:tr>
-        <w:trPr>
-          <w:cantSplit/>
-        </w:trPr>
-        <w:tc>
-          <w:tcPr>
-            <w:tcW w:type="dxa" w:w="1560"/>
-          </w:tcPr>
-          <w:p>
-            <w:pPr>
-              <w:spacing w:after="80"/>
-            </w:pPr>
-            <w:r>
-              <w:rPr>
-                <w:sz w:val="18"/>
-              </w:rPr>
-              <w:t>9.4</w:t>
-            </w:r>
-          </w:p>
-        </w:tc>
-        <w:tc>
-          <w:tcPr>
-            <w:tcW w:type="dxa" w:w="6728"/>
-          </w:tcPr>
-          <w:p>
-            <w:pPr>
-              <w:spacing w:after="80"/>
-            </w:pPr>
-            <w:r>
-              <w:rPr>
-                <w:sz w:val="18"/>
-              </w:rPr>
-              <w:t>Firma stabile e aggiornamenti: Procedura di firma release privata</w:t>
-            </w:r>
-          </w:p>
-        </w:tc>
-        <w:tc>
-          <w:tcPr>
-            <w:tcW w:type="dxa" w:w="1463"/>
-          </w:tcPr>
-          <w:p>
-            <w:pPr>
-              <w:spacing w:after="80"/>
-            </w:pPr>
-            <w:r>
-              <w:rPr>
-                <w:sz w:val="18"/>
-              </w:rPr>
-              <w:t>P</w:t>
-            </w:r>
-          </w:p>
-        </w:tc>
-      </w:tr>
-      <w:tr>
-        <w:trPr>
-          <w:cantSplit/>
-        </w:trPr>
-        <w:tc>
-          <w:tcPr>
-            <w:tcW w:type="dxa" w:w="1560"/>
-          </w:tcPr>
-          <w:p>
-            <w:pPr>
-              <w:spacing w:after="80"/>
-            </w:pPr>
-            <w:r>
-              <w:rPr>
-                <w:sz w:val="18"/>
-              </w:rPr>
-              <w:t>9.5</w:t>
-            </w:r>
-          </w:p>
-        </w:tc>
-        <w:tc>
-          <w:tcPr>
-            <w:tcW w:type="dxa" w:w="6728"/>
-          </w:tcPr>
-          <w:p>
-            <w:pPr>
-              <w:spacing w:after="80"/>
-            </w:pPr>
-            <w:r>
-              <w:rPr>
-                <w:sz w:val="18"/>
-              </w:rPr>
-              <w:t>Manutenzione controllata: Registro modifiche e revisioni documentali</w:t>
-            </w:r>
-          </w:p>
-        </w:tc>
-        <w:tc>
-          <w:tcPr>
-            <w:tcW w:type="dxa" w:w="1463"/>
-          </w:tcPr>
-          <w:p>
-            <w:pPr>
-              <w:spacing w:after="80"/>
-            </w:pPr>
-            <w:r>
-              <w:rPr>
-                <w:sz w:val="18"/>
-              </w:rPr>
-              <w:t>P</w:t>
-            </w:r>
-          </w:p>
-        </w:tc>
-      </w:tr>
-    </w:tbl>
-    <w:p/>
-    <w:p>
-      <w:pPr>
-        <w:pStyle w:val="Heading2"/>
-      </w:pPr>
-      <w:r>
-        <w:t>Dizionario dei pacchetti più critici</w:t>
-      </w:r>
-    </w:p>
-    <w:p>
-      <w:pPr>
-        <w:pStyle w:val="Heading3"/>
-      </w:pPr>
-      <w:r>
-        <w:t>3.2 — Accesso persistente</w:t>
+        <w:t>Dipendenze e criteri di completamento</w:t>
       </w:r>
     </w:p>
     <w:p>
       <w:pPr/>
       <w:r>
-        <w:t>Risultato: riapertura del profilo senza digitare di nuovo la password. Criterio: la CryptoKey resta non esportabile e il riavvio riapre l’archivio; Esci deve rimuovere la sessione salvata. Dipendenza: cifratura 3.1. Accettazione basata sui test, con rischio del dispositivo condiviso dichiarato.</w:t>
-      </w:r>
-    </w:p>
-    <w:p>
-      <w:pPr>
-        <w:pStyle w:val="Heading3"/>
-      </w:pPr>
-      <w:r>
-        <w:t>5.4 — Anteprima e controllo dei dati</w:t>
+        <w:t>Identità e perimetro precedono interfaccia e documentazione; medie e validazione precedono grafico e filtri; cifratura precede backup e cambio password; test precedono build e release. Il deploy Pages dipende dall’attivazione del repository da parte del proprietario. Il collaudo fisico richiede una build installabile e un sito HTTPS già pubblicato. Le firme di produzione sono una fase successiva distinta dagli APK di sviluppo.</w:t>
       </w:r>
     </w:p>
     <w:p>
       <w:pPr/>
       <w:r>
-        <w:t>Risultato: revisione modificabile prima dell’importazione. Criterio: nessuna modifica al registro prima della conferma; voto o data non validi bloccano la riga selezionata. Dipendenza: parser 5.3 e moduli 2.2. Evidenza: import-ui.mjs e smoke UI.</w:t>
-      </w:r>
-    </w:p>
-    <w:p>
-      <w:pPr>
-        <w:pStyle w:val="Heading3"/>
-      </w:pPr>
-      <w:r>
-        <w:t>5.5 — Duplicati</w:t>
-      </w:r>
-    </w:p>
-    <w:p>
-      <w:pPr/>
-      <w:r>
-        <w:t>Risultato: seconda importazione equivalente senza doppione. Criterio: confronto per materia normalizzata, data, voto, tipo e peso; il caso di due valutazioni davvero identiche è un limite dichiarato e richiede inserimento manuale. Dipendenze: 5.4 e 3.4.</w:t>
-      </w:r>
-    </w:p>
-    <w:p>
-      <w:pPr>
-        <w:pStyle w:val="Heading3"/>
-      </w:pPr>
-      <w:r>
-        <w:t>7.6 — Collaudo fisico</w:t>
-      </w:r>
-    </w:p>
-    <w:p>
-      <w:pPr/>
-      <w:r>
-        <w:t>Risultato ancora atteso: rapporto su una matrice concordata di dispositivi. Criterio: installazione, apertura, memoria durante OCR, persistenza e ripristino verificati sul dispositivo. Le build CI e il viewport mobile Chromium non chiudono da soli questo pacchetto.</w:t>
-      </w:r>
-    </w:p>
-    <w:p>
-      <w:pPr>
-        <w:pStyle w:val="Heading3"/>
-      </w:pPr>
-      <w:r>
-        <w:t>9.4 — Firma stabile</w:t>
-      </w:r>
-    </w:p>
-    <w:p>
-      <w:pPr/>
-      <w:r>
-        <w:t>Risultato futuro: procedura controllata di custodia e uso di una chiave release privata. Criterio: un aggiornamento legittimo conserva identità e dati senza cambiare arbitrariamente la firma. Non caricare chiavi nel repository e non confondere la firma debug del runner con una soluzione già pronta.</w:t>
-      </w:r>
-    </w:p>
-    <w:p>
-      <w:pPr>
-        <w:pStyle w:val="Heading2"/>
-      </w:pPr>
-      <w:r>
-        <w:t>Copertura e passaggio alla fase successiva</w:t>
-      </w:r>
-    </w:p>
-    <w:p>
-      <w:pPr/>
-      <w:r>
-        <w:t>La struttura contiene 44 pacchetti foglia. La ripartizione degli stati è descrittiva, non una percentuale di avanzamento economico o temporale. Prima di dichiarare una release stabile occorre definire e completare i criteri di collaudo fisico, accessibilità e firma. La revisione indipendente di sicurezza va valutata separatamente.</w:t>
-      </w:r>
-    </w:p>
-    <w:p>
-      <w:pPr/>
-      <w:r>
-        <w:t>API Argo, sincronizzazione cloud e app iOS nativa sono fuori dalla baseline: richiedono nuove decisioni e requisiti e non sono inclusi nei risultati consegnati. Non vanno aggiunti implicitamente come attività già autorizzate o finanziate.</w:t>
-      </w:r>
-    </w:p>
-    <w:p>
-      <w:pPr>
-        <w:pStyle w:val="Heading2"/>
-      </w:pPr>
-      <w:r>
-        <w:t>Uso del CSV</w:t>
-      </w:r>
-    </w:p>
-    <w:p>
-      <w:pPr/>
-      <w:r>
-        <w:t>wbs.csv è in UTF-8 con BOM e separatore punto e virgola, per facilitarne l’apertura in Excel. Se il programma non separa automaticamente le colonne, usare Importa da testo/CSV, scegliere UTF-8 e separatore punto e virgola. Gli ID devono rimanere testo. Non alterare gli stati R/V/P senza aggiornare evidenze e criteri.</w:t>
+        <w:t>Una consegna è verificabile quando il tag coincide con la versione, i job release passano e i download hanno checksum. La qualifica completa richiede anche i pacchetti V; i pacchetti P non sono falsamente indicati come completati. Il CSV UTF-8 con separatore punto e virgola è apribile in Excel; importa la colonna ID come testo.</w:t>
       </w:r>
     </w:p>
     <w:sectPr>
@@ -8120,7 +4247,7 @@
       <w:rPr>
         <w:sz w:val="16"/>
       </w:rPr>
-      <w:t xml:space="preserve">Documento 1.0 | 30 ottobre 2026    ·    Pagina </w:t>
+      <w:t xml:space="preserve">Documento 2.0 | 30 ottobre 2026    ·    Pagina </w:t>
     </w:r>
     <w:fldSimple w:instr="PAGE"/>
   </w:p>
@@ -8138,7 +4265,7 @@
         <w:color w:val="626E80"/>
         <w:sz w:val="16"/>
       </w:rPr>
-      <w:t>REGISTROMEDIA  /  RELAZIONE E WBS  /  SOFTWARE 0.4.0</w:t>
+      <w:t>VOTIVA  /  RELAZIONE E WBS  /  SOFTWARE 1.0.0</w:t>
     </w:r>
   </w:p>
 </w:hdr>
@@ -8577,7 +4704,7 @@
       <w:rFonts w:asciiTheme="majorHAnsi" w:eastAsiaTheme="majorEastAsia" w:hAnsiTheme="majorHAnsi" w:cstheme="majorBidi" w:ascii="Calibri" w:hAnsi="Calibri"/>
       <w:b/>
       <w:bCs/>
-      <w:color w:val="24304A"/>
+      <w:color w:val="193B31"/>
       <w:sz w:val="46"/>
       <w:szCs w:val="28"/>
     </w:rPr>
@@ -8601,7 +4728,7 @@
       <w:rFonts w:asciiTheme="majorHAnsi" w:eastAsiaTheme="majorEastAsia" w:hAnsiTheme="majorHAnsi" w:cstheme="majorBidi" w:ascii="Calibri" w:hAnsi="Calibri"/>
       <w:b/>
       <w:bCs/>
-      <w:color w:val="24304A"/>
+      <w:color w:val="193B31"/>
       <w:sz w:val="32"/>
       <w:szCs w:val="26"/>
     </w:rPr>
@@ -8625,7 +4752,7 @@
       <w:rFonts w:asciiTheme="majorHAnsi" w:eastAsiaTheme="majorEastAsia" w:hAnsiTheme="majorHAnsi" w:cstheme="majorBidi" w:ascii="Calibri" w:hAnsi="Calibri"/>
       <w:b/>
       <w:bCs/>
-      <w:color w:val="24304A"/>
+      <w:color w:val="193B31"/>
       <w:sz w:val="24"/>
     </w:rPr>
   </w:style>
@@ -8866,7 +4993,7 @@
     </w:pPr>
     <w:rPr>
       <w:rFonts w:asciiTheme="majorHAnsi" w:eastAsiaTheme="majorEastAsia" w:hAnsiTheme="majorHAnsi" w:cstheme="majorBidi" w:ascii="Calibri" w:hAnsi="Calibri"/>
-      <w:color w:val="24304A"/>
+      <w:color w:val="193B31"/>
       <w:spacing w:val="5"/>
       <w:kern w:val="28"/>
       <w:sz w:val="68"/>

--- a/docs/documents/RegistroMedia-Documentazione-Completa.docx
+++ b/docs/documents/RegistroMedia-Documentazione-Completa.docx
@@ -28,7 +28,7 @@
     </w:p>
     <w:p>
       <w:r>
-        <w:t>Software 1.0.0 · Registro personale offline</w:t>
+        <w:t>Software 1.0.1 · Registro personale offline</w:t>
         <w:br/>
         <w:t>Windows · Android · Frontend web</w:t>
       </w:r>
@@ -40,7 +40,7 @@
     </w:p>
     <w:p>
       <w:r>
-        <w:t>Perimetro: Votiva 1.0.0. Stati realizzati, verifiche e attività future esplicitamente distinti.</w:t>
+        <w:t>Perimetro: Votiva 1.0.1. Stati realizzati, verifiche e attività future esplicitamente distinti.</w:t>
       </w:r>
     </w:p>
     <w:p>
@@ -64,7 +64,7 @@
     <w:p>
       <w:pPr/>
       <w:r>
-        <w:t>Documento 2.0 · 30 ottobre 2026 · software 1.0.0. Sostituisce la relazione della versione 0.4.0. Il documento descrive lo stato implementato e distingue i controlli automatici dalle verifiche ancora necessarie.</w:t>
+        <w:t>Documento 2.0 · 30 ottobre 2026 · software 1.0.1. Sostituisce la relazione della versione 0.4.0. Il documento descrive lo stato implementato e distingue i controlli automatici dalle verifiche ancora necessarie.</w:t>
       </w:r>
     </w:p>
     <w:p>
@@ -2414,7 +2414,7 @@
     <w:p>
       <w:pPr/>
       <w:r>
-        <w:t>Documento 2.0 · 30 ottobre 2026 · software 1.0.0. Sostituisce la WBS 0.4; le funzionalità ritirate non sono più deliverable del prodotto.</w:t>
+        <w:t>Documento 2.0 · 30 ottobre 2026 · software 1.0.1. Sostituisce la WBS 0.4; le funzionalità ritirate non sono più deliverable del prodotto.</w:t>
       </w:r>
     </w:p>
     <w:p>
@@ -4265,7 +4265,7 @@
         <w:color w:val="626E80"/>
         <w:sz w:val="16"/>
       </w:rPr>
-      <w:t>VOTIVA  /  RELAZIONE E WBS  /  SOFTWARE 1.0.0</w:t>
+      <w:t>VOTIVA  /  RELAZIONE E WBS  /  SOFTWARE 1.0.1</w:t>
     </w:r>
   </w:p>
 </w:hdr>
